--- a/Roadmap.docx
+++ b/Roadmap.docx
@@ -1107,51 +1107,1891 @@
     <w:p>
       <w:pPr>
         <w:rPr>
-          <w:b/>
-          <w:bCs/>
+          <w:rFonts w:cs="Segoe UI Emoji"/>
         </w:rPr>
       </w:pPr>
       <w:r>
         <w:rPr>
           <w:rFonts w:ascii="Segoe UI Emoji" w:hAnsi="Segoe UI Emoji" w:cs="Segoe UI Emoji"/>
-          <w:b/>
-          <w:bCs/>
+        </w:rPr>
+        <w:t>🟤</w:t>
+      </w:r>
+      <w:r>
+        <w:rPr>
+          <w:rFonts w:cs="Segoe UI Emoji"/>
+        </w:rPr>
+        <w:t xml:space="preserve"> Phase 7: Binary Search + Divide &amp; Conquer — 1 week</w:t>
+      </w:r>
+    </w:p>
+    <w:p>
+      <w:pPr>
+        <w:rPr>
+          <w:rFonts w:cs="Segoe UI Emoji"/>
+        </w:rPr>
+      </w:pPr>
+      <w:r>
+        <w:rPr>
+          <w:rFonts w:cs="Segoe UI Emoji"/>
+        </w:rPr>
+        <w:t>Goal: Learn to reduce search space instead of checking everything.</w:t>
+      </w:r>
+    </w:p>
+    <w:p>
+      <w:pPr>
+        <w:rPr>
+          <w:rFonts w:cs="Segoe UI Emoji"/>
+        </w:rPr>
+      </w:pPr>
+      <w:r>
+        <w:rPr>
+          <w:rFonts w:cs="Segoe UI Emoji"/>
+        </w:rPr>
+        <w:t>Problems:</w:t>
+      </w:r>
+    </w:p>
+    <w:p>
+      <w:pPr>
+        <w:numPr>
+          <w:ilvl w:val="0"/>
+          <w:numId w:val="13"/>
+        </w:numPr>
+        <w:rPr>
+          <w:rFonts w:cs="Segoe UI Emoji"/>
+          <w:highlight w:val="yellow"/>
+        </w:rPr>
+      </w:pPr>
+      <w:r>
+        <w:rPr>
+          <w:rFonts w:cs="Segoe UI Emoji"/>
+          <w:highlight w:val="yellow"/>
+        </w:rPr>
+        <w:t xml:space="preserve">Binary Search (review) </w:t>
+      </w:r>
+    </w:p>
+    <w:p>
+      <w:pPr>
+        <w:numPr>
+          <w:ilvl w:val="0"/>
+          <w:numId w:val="13"/>
+        </w:numPr>
+        <w:rPr>
+          <w:rFonts w:cs="Segoe UI Emoji"/>
+        </w:rPr>
+      </w:pPr>
+      <w:r>
+        <w:rPr>
+          <w:rFonts w:cs="Segoe UI Emoji"/>
+        </w:rPr>
+        <w:t xml:space="preserve">First Bad Version </w:t>
+      </w:r>
+    </w:p>
+    <w:p>
+      <w:pPr>
+        <w:numPr>
+          <w:ilvl w:val="0"/>
+          <w:numId w:val="13"/>
+        </w:numPr>
+        <w:rPr>
+          <w:rFonts w:cs="Segoe UI Emoji"/>
+        </w:rPr>
+      </w:pPr>
+      <w:r>
+        <w:rPr>
+          <w:rFonts w:cs="Segoe UI Emoji"/>
+        </w:rPr>
+        <w:t xml:space="preserve">Guess Number Higher or Lower </w:t>
+      </w:r>
+    </w:p>
+    <w:p>
+      <w:pPr>
+        <w:numPr>
+          <w:ilvl w:val="0"/>
+          <w:numId w:val="13"/>
+        </w:numPr>
+        <w:rPr>
+          <w:rFonts w:cs="Segoe UI Emoji"/>
+        </w:rPr>
+      </w:pPr>
+      <w:r>
+        <w:rPr>
+          <w:rFonts w:cs="Segoe UI Emoji"/>
+        </w:rPr>
+        <w:t xml:space="preserve">Search in Rotated Sorted Array (medium) </w:t>
+      </w:r>
+    </w:p>
+    <w:p>
+      <w:pPr>
+        <w:numPr>
+          <w:ilvl w:val="0"/>
+          <w:numId w:val="13"/>
+        </w:numPr>
+        <w:rPr>
+          <w:rFonts w:cs="Segoe UI Emoji"/>
+        </w:rPr>
+      </w:pPr>
+      <w:r>
+        <w:rPr>
+          <w:rFonts w:cs="Segoe UI Emoji"/>
+        </w:rPr>
+        <w:t xml:space="preserve">Find Peak Element </w:t>
+      </w:r>
+    </w:p>
+    <w:p>
+      <w:pPr>
+        <w:numPr>
+          <w:ilvl w:val="0"/>
+          <w:numId w:val="13"/>
+        </w:numPr>
+        <w:rPr>
+          <w:rFonts w:cs="Segoe UI Emoji"/>
+        </w:rPr>
+      </w:pPr>
+      <w:r>
+        <w:rPr>
+          <w:rFonts w:cs="Segoe UI Emoji"/>
+        </w:rPr>
+        <w:t xml:space="preserve">Koko Eating Bananas (medium) </w:t>
+      </w:r>
+    </w:p>
+    <w:p>
+      <w:pPr>
+        <w:rPr>
+          <w:rFonts w:cs="Segoe UI Emoji"/>
+        </w:rPr>
+      </w:pPr>
+      <w:r>
+        <w:rPr>
+          <w:rFonts w:cs="Segoe UI Emoji"/>
+        </w:rPr>
+        <w:t>Concepts:</w:t>
+      </w:r>
+    </w:p>
+    <w:p>
+      <w:pPr>
+        <w:numPr>
+          <w:ilvl w:val="0"/>
+          <w:numId w:val="14"/>
+        </w:numPr>
+        <w:rPr>
+          <w:rFonts w:cs="Segoe UI Emoji"/>
+        </w:rPr>
+      </w:pPr>
+      <w:r>
+        <w:rPr>
+          <w:rFonts w:cs="Segoe UI Emoji"/>
+        </w:rPr>
+        <w:t xml:space="preserve">Search space reduction </w:t>
+      </w:r>
+    </w:p>
+    <w:p>
+      <w:pPr>
+        <w:numPr>
+          <w:ilvl w:val="0"/>
+          <w:numId w:val="14"/>
+        </w:numPr>
+        <w:rPr>
+          <w:rFonts w:cs="Segoe UI Emoji"/>
+        </w:rPr>
+      </w:pPr>
+      <w:r>
+        <w:rPr>
+          <w:rFonts w:cs="Segoe UI Emoji"/>
+        </w:rPr>
+        <w:t xml:space="preserve">left &lt;= right </w:t>
+      </w:r>
+    </w:p>
+    <w:p>
+      <w:pPr>
+        <w:numPr>
+          <w:ilvl w:val="0"/>
+          <w:numId w:val="14"/>
+        </w:numPr>
+        <w:rPr>
+          <w:rFonts w:cs="Segoe UI Emoji"/>
+        </w:rPr>
+      </w:pPr>
+      <w:r>
+        <w:rPr>
+          <w:rFonts w:cs="Segoe UI Emoji"/>
+        </w:rPr>
+        <w:lastRenderedPageBreak/>
+        <w:t xml:space="preserve">Midpoint logic </w:t>
+      </w:r>
+    </w:p>
+    <w:p>
+      <w:pPr>
+        <w:numPr>
+          <w:ilvl w:val="0"/>
+          <w:numId w:val="14"/>
+        </w:numPr>
+        <w:rPr>
+          <w:rFonts w:cs="Segoe UI Emoji"/>
+        </w:rPr>
+      </w:pPr>
+      <w:r>
+        <w:rPr>
+          <w:rFonts w:cs="Segoe UI Emoji"/>
+        </w:rPr>
+        <w:t xml:space="preserve">Monotonic thinking </w:t>
+      </w:r>
+    </w:p>
+    <w:p>
+      <w:pPr>
+        <w:rPr>
+          <w:rFonts w:cs="Segoe UI Emoji"/>
+        </w:rPr>
+      </w:pPr>
+      <w:r>
+        <w:rPr>
+          <w:rFonts w:cs="Segoe UI Emoji"/>
+        </w:rPr>
+        <w:t>Why:</w:t>
+      </w:r>
+    </w:p>
+    <w:p>
+      <w:pPr>
+        <w:numPr>
+          <w:ilvl w:val="0"/>
+          <w:numId w:val="15"/>
+        </w:numPr>
+        <w:rPr>
+          <w:rFonts w:cs="Segoe UI Emoji"/>
+        </w:rPr>
+      </w:pPr>
+      <w:r>
+        <w:rPr>
+          <w:rFonts w:cs="Segoe UI Emoji"/>
+        </w:rPr>
+        <w:t xml:space="preserve">Important in interviews </w:t>
+      </w:r>
+    </w:p>
+    <w:p>
+      <w:pPr>
+        <w:numPr>
+          <w:ilvl w:val="0"/>
+          <w:numId w:val="15"/>
+        </w:numPr>
+        <w:rPr>
+          <w:rFonts w:cs="Segoe UI Emoji"/>
+        </w:rPr>
+      </w:pPr>
+      <w:r>
+        <w:rPr>
+          <w:rFonts w:cs="Segoe UI Emoji"/>
+        </w:rPr>
+        <w:t xml:space="preserve">Appears inside optimization and ML tuning ideas later </w:t>
+      </w:r>
+    </w:p>
+    <w:p>
+      <w:pPr>
+        <w:rPr>
+          <w:rFonts w:cs="Segoe UI Emoji"/>
+        </w:rPr>
+      </w:pPr>
+      <w:r>
+        <w:rPr>
+          <w:rFonts w:cs="Segoe UI Emoji"/>
+        </w:rPr>
+        <w:pict w14:anchorId="0201DD96">
+          <v:rect id="_x0000_i1067" style="width:0;height:1.5pt" o:hralign="center" o:hrstd="t" o:hr="t" fillcolor="#a0a0a0" stroked="f"/>
+        </w:pict>
+      </w:r>
+    </w:p>
+    <w:p>
+      <w:pPr>
+        <w:rPr>
+          <w:rFonts w:cs="Segoe UI Emoji"/>
+        </w:rPr>
+      </w:pPr>
+      <w:r>
+        <w:rPr>
+          <w:rFonts w:ascii="Segoe UI Emoji" w:hAnsi="Segoe UI Emoji" w:cs="Segoe UI Emoji"/>
         </w:rPr>
         <w:t>⚫</w:t>
       </w:r>
       <w:r>
         <w:rPr>
-          <w:b/>
-          <w:bCs/>
-        </w:rPr>
-        <w:t xml:space="preserve"> Phase 7: Hard (only after strong medium comfort)</w:t>
-      </w:r>
-    </w:p>
-    <w:p>
-      <w:r>
-        <w:t>Don’t rush here. Focus on:</w:t>
-      </w:r>
-    </w:p>
-    <w:p>
-      <w:pPr>
-        <w:numPr>
-          <w:ilvl w:val="0"/>
-          <w:numId w:val="12"/>
-        </w:numPr>
-      </w:pPr>
-      <w:r>
-        <w:t xml:space="preserve">1–2 problems per topic </w:t>
-      </w:r>
-    </w:p>
-    <w:p>
-      <w:pPr>
-        <w:numPr>
-          <w:ilvl w:val="0"/>
-          <w:numId w:val="12"/>
-        </w:numPr>
-      </w:pPr>
-      <w:r>
-        <w:t>Understanding patterns, not speed</w:t>
+          <w:rFonts w:cs="Segoe UI Emoji"/>
+        </w:rPr>
+        <w:t xml:space="preserve"> Phase 8: Linked Lists — 1 week</w:t>
+      </w:r>
+    </w:p>
+    <w:p>
+      <w:pPr>
+        <w:rPr>
+          <w:rFonts w:cs="Segoe UI Emoji"/>
+        </w:rPr>
+      </w:pPr>
+      <w:r>
+        <w:rPr>
+          <w:rFonts w:cs="Segoe UI Emoji"/>
+        </w:rPr>
+        <w:t>Goal: Learn pointer movement without array indexing.</w:t>
+      </w:r>
+    </w:p>
+    <w:p>
+      <w:pPr>
+        <w:rPr>
+          <w:rFonts w:cs="Segoe UI Emoji"/>
+        </w:rPr>
+      </w:pPr>
+      <w:r>
+        <w:rPr>
+          <w:rFonts w:cs="Segoe UI Emoji"/>
+        </w:rPr>
+        <w:t>Problems:</w:t>
+      </w:r>
+    </w:p>
+    <w:p>
+      <w:pPr>
+        <w:numPr>
+          <w:ilvl w:val="0"/>
+          <w:numId w:val="16"/>
+        </w:numPr>
+        <w:rPr>
+          <w:rFonts w:cs="Segoe UI Emoji"/>
+        </w:rPr>
+      </w:pPr>
+      <w:r>
+        <w:rPr>
+          <w:rFonts w:cs="Segoe UI Emoji"/>
+        </w:rPr>
+        <w:t xml:space="preserve">Linked List Cycle </w:t>
+      </w:r>
+    </w:p>
+    <w:p>
+      <w:pPr>
+        <w:numPr>
+          <w:ilvl w:val="0"/>
+          <w:numId w:val="16"/>
+        </w:numPr>
+        <w:rPr>
+          <w:rFonts w:cs="Segoe UI Emoji"/>
+        </w:rPr>
+      </w:pPr>
+      <w:r>
+        <w:rPr>
+          <w:rFonts w:cs="Segoe UI Emoji"/>
+        </w:rPr>
+        <w:t xml:space="preserve">Reverse Linked List </w:t>
+      </w:r>
+    </w:p>
+    <w:p>
+      <w:pPr>
+        <w:numPr>
+          <w:ilvl w:val="0"/>
+          <w:numId w:val="16"/>
+        </w:numPr>
+        <w:rPr>
+          <w:rFonts w:cs="Segoe UI Emoji"/>
+        </w:rPr>
+      </w:pPr>
+      <w:r>
+        <w:rPr>
+          <w:rFonts w:cs="Segoe UI Emoji"/>
+        </w:rPr>
+        <w:t xml:space="preserve">Middle of the Linked List </w:t>
+      </w:r>
+    </w:p>
+    <w:p>
+      <w:pPr>
+        <w:numPr>
+          <w:ilvl w:val="0"/>
+          <w:numId w:val="16"/>
+        </w:numPr>
+        <w:rPr>
+          <w:rFonts w:cs="Segoe UI Emoji"/>
+        </w:rPr>
+      </w:pPr>
+      <w:r>
+        <w:rPr>
+          <w:rFonts w:cs="Segoe UI Emoji"/>
+        </w:rPr>
+        <w:t xml:space="preserve">Merge Two Sorted Lists </w:t>
+      </w:r>
+    </w:p>
+    <w:p>
+      <w:pPr>
+        <w:numPr>
+          <w:ilvl w:val="0"/>
+          <w:numId w:val="16"/>
+        </w:numPr>
+        <w:rPr>
+          <w:rFonts w:cs="Segoe UI Emoji"/>
+        </w:rPr>
+      </w:pPr>
+      <w:r>
+        <w:rPr>
+          <w:rFonts w:cs="Segoe UI Emoji"/>
+        </w:rPr>
+        <w:t xml:space="preserve">Remove Nth Node </w:t>
+      </w:r>
+      <w:proofErr w:type="gramStart"/>
+      <w:r>
+        <w:rPr>
+          <w:rFonts w:cs="Segoe UI Emoji"/>
+        </w:rPr>
+        <w:t>From</w:t>
+      </w:r>
+      <w:proofErr w:type="gramEnd"/>
+      <w:r>
+        <w:rPr>
+          <w:rFonts w:cs="Segoe UI Emoji"/>
+        </w:rPr>
+        <w:t xml:space="preserve"> End (medium) </w:t>
+      </w:r>
+    </w:p>
+    <w:p>
+      <w:pPr>
+        <w:rPr>
+          <w:rFonts w:cs="Segoe UI Emoji"/>
+        </w:rPr>
+      </w:pPr>
+      <w:r>
+        <w:rPr>
+          <w:rFonts w:cs="Segoe UI Emoji"/>
+        </w:rPr>
+        <w:t>Concepts:</w:t>
+      </w:r>
+    </w:p>
+    <w:p>
+      <w:pPr>
+        <w:numPr>
+          <w:ilvl w:val="0"/>
+          <w:numId w:val="17"/>
+        </w:numPr>
+        <w:rPr>
+          <w:rFonts w:cs="Segoe UI Emoji"/>
+        </w:rPr>
+      </w:pPr>
+      <w:r>
+        <w:rPr>
+          <w:rFonts w:cs="Segoe UI Emoji"/>
+        </w:rPr>
+        <w:t xml:space="preserve">Slow/fast pointers </w:t>
+      </w:r>
+    </w:p>
+    <w:p>
+      <w:pPr>
+        <w:numPr>
+          <w:ilvl w:val="0"/>
+          <w:numId w:val="17"/>
+        </w:numPr>
+        <w:rPr>
+          <w:rFonts w:cs="Segoe UI Emoji"/>
+        </w:rPr>
+      </w:pPr>
+      <w:r>
+        <w:rPr>
+          <w:rFonts w:cs="Segoe UI Emoji"/>
+        </w:rPr>
+        <w:t xml:space="preserve">Dummy nodes </w:t>
+      </w:r>
+    </w:p>
+    <w:p>
+      <w:pPr>
+        <w:numPr>
+          <w:ilvl w:val="0"/>
+          <w:numId w:val="17"/>
+        </w:numPr>
+        <w:rPr>
+          <w:rFonts w:cs="Segoe UI Emoji"/>
+        </w:rPr>
+      </w:pPr>
+      <w:r>
+        <w:rPr>
+          <w:rFonts w:cs="Segoe UI Emoji"/>
+        </w:rPr>
+        <w:t xml:space="preserve">Pointer rewiring </w:t>
+      </w:r>
+    </w:p>
+    <w:p>
+      <w:pPr>
+        <w:rPr>
+          <w:rFonts w:cs="Segoe UI Emoji"/>
+        </w:rPr>
+      </w:pPr>
+      <w:r>
+        <w:rPr>
+          <w:rFonts w:cs="Segoe UI Emoji"/>
+        </w:rPr>
+        <w:t>Why:</w:t>
+      </w:r>
+    </w:p>
+    <w:p>
+      <w:pPr>
+        <w:numPr>
+          <w:ilvl w:val="0"/>
+          <w:numId w:val="18"/>
+        </w:numPr>
+        <w:rPr>
+          <w:rFonts w:cs="Segoe UI Emoji"/>
+        </w:rPr>
+      </w:pPr>
+      <w:r>
+        <w:rPr>
+          <w:rFonts w:cs="Segoe UI Emoji"/>
+        </w:rPr>
+        <w:t xml:space="preserve">Builds mental flexibility </w:t>
+      </w:r>
+    </w:p>
+    <w:p>
+      <w:pPr>
+        <w:numPr>
+          <w:ilvl w:val="0"/>
+          <w:numId w:val="18"/>
+        </w:numPr>
+        <w:rPr>
+          <w:rFonts w:cs="Segoe UI Emoji"/>
+        </w:rPr>
+      </w:pPr>
+      <w:r>
+        <w:rPr>
+          <w:rFonts w:cs="Segoe UI Emoji"/>
+        </w:rPr>
+        <w:t xml:space="preserve">Makes trees easier later </w:t>
+      </w:r>
+    </w:p>
+    <w:p>
+      <w:pPr>
+        <w:rPr>
+          <w:rFonts w:cs="Segoe UI Emoji"/>
+        </w:rPr>
+      </w:pPr>
+      <w:r>
+        <w:rPr>
+          <w:rFonts w:cs="Segoe UI Emoji"/>
+        </w:rPr>
+        <w:pict w14:anchorId="1C9E715A">
+          <v:rect id="_x0000_i1068" style="width:0;height:1.5pt" o:hralign="center" o:hrstd="t" o:hr="t" fillcolor="#a0a0a0" stroked="f"/>
+        </w:pict>
+      </w:r>
+    </w:p>
+    <w:p>
+      <w:pPr>
+        <w:rPr>
+          <w:rFonts w:cs="Segoe UI Emoji"/>
+        </w:rPr>
+      </w:pPr>
+      <w:r>
+        <w:rPr>
+          <w:rFonts w:ascii="Segoe UI Emoji" w:hAnsi="Segoe UI Emoji" w:cs="Segoe UI Emoji"/>
+        </w:rPr>
+        <w:t>🟤</w:t>
+      </w:r>
+      <w:r>
+        <w:rPr>
+          <w:rFonts w:cs="Segoe UI Emoji"/>
+        </w:rPr>
+        <w:t xml:space="preserve"> Phase 9: Trees (VERY IMPORTANT) — 2 weeks</w:t>
+      </w:r>
+    </w:p>
+    <w:p>
+      <w:pPr>
+        <w:rPr>
+          <w:rFonts w:cs="Segoe UI Emoji"/>
+        </w:rPr>
+      </w:pPr>
+      <w:r>
+        <w:rPr>
+          <w:rFonts w:cs="Segoe UI Emoji"/>
+        </w:rPr>
+        <w:t>Goal: Recursive thinking.</w:t>
+      </w:r>
+    </w:p>
+    <w:p>
+      <w:pPr>
+        <w:rPr>
+          <w:rFonts w:cs="Segoe UI Emoji"/>
+        </w:rPr>
+      </w:pPr>
+      <w:r>
+        <w:rPr>
+          <w:rFonts w:cs="Segoe UI Emoji"/>
+        </w:rPr>
+        <w:t>Problems:</w:t>
+      </w:r>
+    </w:p>
+    <w:p>
+      <w:pPr>
+        <w:numPr>
+          <w:ilvl w:val="0"/>
+          <w:numId w:val="19"/>
+        </w:numPr>
+        <w:rPr>
+          <w:rFonts w:cs="Segoe UI Emoji"/>
+        </w:rPr>
+      </w:pPr>
+      <w:r>
+        <w:rPr>
+          <w:rFonts w:cs="Segoe UI Emoji"/>
+        </w:rPr>
+        <w:t xml:space="preserve">Maximum Depth of Binary Tree </w:t>
+      </w:r>
+    </w:p>
+    <w:p>
+      <w:pPr>
+        <w:numPr>
+          <w:ilvl w:val="0"/>
+          <w:numId w:val="19"/>
+        </w:numPr>
+        <w:rPr>
+          <w:rFonts w:cs="Segoe UI Emoji"/>
+        </w:rPr>
+      </w:pPr>
+      <w:r>
+        <w:rPr>
+          <w:rFonts w:cs="Segoe UI Emoji"/>
+        </w:rPr>
+        <w:t xml:space="preserve">Invert Binary Tree </w:t>
+      </w:r>
+    </w:p>
+    <w:p>
+      <w:pPr>
+        <w:numPr>
+          <w:ilvl w:val="0"/>
+          <w:numId w:val="19"/>
+        </w:numPr>
+        <w:rPr>
+          <w:rFonts w:cs="Segoe UI Emoji"/>
+        </w:rPr>
+      </w:pPr>
+      <w:r>
+        <w:rPr>
+          <w:rFonts w:cs="Segoe UI Emoji"/>
+        </w:rPr>
+        <w:t xml:space="preserve">Same Tree </w:t>
+      </w:r>
+    </w:p>
+    <w:p>
+      <w:pPr>
+        <w:numPr>
+          <w:ilvl w:val="0"/>
+          <w:numId w:val="19"/>
+        </w:numPr>
+        <w:rPr>
+          <w:rFonts w:cs="Segoe UI Emoji"/>
+        </w:rPr>
+      </w:pPr>
+      <w:r>
+        <w:rPr>
+          <w:rFonts w:cs="Segoe UI Emoji"/>
+        </w:rPr>
+        <w:t xml:space="preserve">Symmetric Tree </w:t>
+      </w:r>
+    </w:p>
+    <w:p>
+      <w:pPr>
+        <w:numPr>
+          <w:ilvl w:val="0"/>
+          <w:numId w:val="19"/>
+        </w:numPr>
+        <w:rPr>
+          <w:rFonts w:cs="Segoe UI Emoji"/>
+        </w:rPr>
+      </w:pPr>
+      <w:r>
+        <w:rPr>
+          <w:rFonts w:cs="Segoe UI Emoji"/>
+        </w:rPr>
+        <w:lastRenderedPageBreak/>
+        <w:t xml:space="preserve">Path Sum </w:t>
+      </w:r>
+    </w:p>
+    <w:p>
+      <w:pPr>
+        <w:numPr>
+          <w:ilvl w:val="0"/>
+          <w:numId w:val="19"/>
+        </w:numPr>
+        <w:rPr>
+          <w:rFonts w:cs="Segoe UI Emoji"/>
+        </w:rPr>
+      </w:pPr>
+      <w:r>
+        <w:rPr>
+          <w:rFonts w:cs="Segoe UI Emoji"/>
+        </w:rPr>
+        <w:t xml:space="preserve">Binary Tree Level Order Traversal (medium) </w:t>
+      </w:r>
+    </w:p>
+    <w:p>
+      <w:pPr>
+        <w:rPr>
+          <w:rFonts w:cs="Segoe UI Emoji"/>
+        </w:rPr>
+      </w:pPr>
+      <w:r>
+        <w:rPr>
+          <w:rFonts w:cs="Segoe UI Emoji"/>
+        </w:rPr>
+        <w:t>Concepts:</w:t>
+      </w:r>
+    </w:p>
+    <w:p>
+      <w:pPr>
+        <w:numPr>
+          <w:ilvl w:val="0"/>
+          <w:numId w:val="20"/>
+        </w:numPr>
+        <w:rPr>
+          <w:rFonts w:cs="Segoe UI Emoji"/>
+        </w:rPr>
+      </w:pPr>
+      <w:r>
+        <w:rPr>
+          <w:rFonts w:cs="Segoe UI Emoji"/>
+        </w:rPr>
+        <w:t xml:space="preserve">DFS </w:t>
+      </w:r>
+    </w:p>
+    <w:p>
+      <w:pPr>
+        <w:numPr>
+          <w:ilvl w:val="0"/>
+          <w:numId w:val="20"/>
+        </w:numPr>
+        <w:rPr>
+          <w:rFonts w:cs="Segoe UI Emoji"/>
+        </w:rPr>
+      </w:pPr>
+      <w:r>
+        <w:rPr>
+          <w:rFonts w:cs="Segoe UI Emoji"/>
+        </w:rPr>
+        <w:t xml:space="preserve">BFS </w:t>
+      </w:r>
+    </w:p>
+    <w:p>
+      <w:pPr>
+        <w:numPr>
+          <w:ilvl w:val="0"/>
+          <w:numId w:val="20"/>
+        </w:numPr>
+        <w:rPr>
+          <w:rFonts w:cs="Segoe UI Emoji"/>
+        </w:rPr>
+      </w:pPr>
+      <w:r>
+        <w:rPr>
+          <w:rFonts w:cs="Segoe UI Emoji"/>
+        </w:rPr>
+        <w:t xml:space="preserve">Recursion </w:t>
+      </w:r>
+    </w:p>
+    <w:p>
+      <w:pPr>
+        <w:numPr>
+          <w:ilvl w:val="0"/>
+          <w:numId w:val="20"/>
+        </w:numPr>
+        <w:rPr>
+          <w:rFonts w:cs="Segoe UI Emoji"/>
+        </w:rPr>
+      </w:pPr>
+      <w:r>
+        <w:rPr>
+          <w:rFonts w:cs="Segoe UI Emoji"/>
+        </w:rPr>
+        <w:t xml:space="preserve">Tree traversal </w:t>
+      </w:r>
+    </w:p>
+    <w:p>
+      <w:pPr>
+        <w:rPr>
+          <w:rFonts w:cs="Segoe UI Emoji"/>
+        </w:rPr>
+      </w:pPr>
+      <w:r>
+        <w:rPr>
+          <w:rFonts w:cs="Segoe UI Emoji"/>
+        </w:rPr>
+        <w:t>Why:</w:t>
+      </w:r>
+    </w:p>
+    <w:p>
+      <w:pPr>
+        <w:numPr>
+          <w:ilvl w:val="0"/>
+          <w:numId w:val="21"/>
+        </w:numPr>
+        <w:rPr>
+          <w:rFonts w:cs="Segoe UI Emoji"/>
+        </w:rPr>
+      </w:pPr>
+      <w:r>
+        <w:rPr>
+          <w:rFonts w:cs="Segoe UI Emoji"/>
+        </w:rPr>
+        <w:t xml:space="preserve">Huge interview topic </w:t>
+      </w:r>
+    </w:p>
+    <w:p>
+      <w:pPr>
+        <w:numPr>
+          <w:ilvl w:val="0"/>
+          <w:numId w:val="21"/>
+        </w:numPr>
+        <w:rPr>
+          <w:rFonts w:cs="Segoe UI Emoji"/>
+        </w:rPr>
+      </w:pPr>
+      <w:r>
+        <w:rPr>
+          <w:rFonts w:cs="Segoe UI Emoji"/>
+        </w:rPr>
+        <w:t xml:space="preserve">Recursion helps ML implementations too </w:t>
+      </w:r>
+    </w:p>
+    <w:p>
+      <w:pPr>
+        <w:rPr>
+          <w:rFonts w:cs="Segoe UI Emoji"/>
+        </w:rPr>
+      </w:pPr>
+      <w:r>
+        <w:rPr>
+          <w:rFonts w:cs="Segoe UI Emoji"/>
+        </w:rPr>
+        <w:pict w14:anchorId="056F4379">
+          <v:rect id="_x0000_i1069" style="width:0;height:1.5pt" o:hralign="center" o:hrstd="t" o:hr="t" fillcolor="#a0a0a0" stroked="f"/>
+        </w:pict>
+      </w:r>
+    </w:p>
+    <w:p>
+      <w:pPr>
+        <w:rPr>
+          <w:rFonts w:cs="Segoe UI Emoji"/>
+        </w:rPr>
+      </w:pPr>
+      <w:r>
+        <w:rPr>
+          <w:rFonts w:ascii="Segoe UI Emoji" w:hAnsi="Segoe UI Emoji" w:cs="Segoe UI Emoji"/>
+        </w:rPr>
+        <w:t>🔵</w:t>
+      </w:r>
+      <w:r>
+        <w:rPr>
+          <w:rFonts w:cs="Segoe UI Emoji"/>
+        </w:rPr>
+        <w:t xml:space="preserve"> Phase 10: Heaps + Priority Queue — 1 week</w:t>
+      </w:r>
+    </w:p>
+    <w:p>
+      <w:pPr>
+        <w:rPr>
+          <w:rFonts w:cs="Segoe UI Emoji"/>
+        </w:rPr>
+      </w:pPr>
+      <w:r>
+        <w:rPr>
+          <w:rFonts w:cs="Segoe UI Emoji"/>
+        </w:rPr>
+        <w:t>Goal: Efficient top-k selection.</w:t>
+      </w:r>
+    </w:p>
+    <w:p>
+      <w:pPr>
+        <w:rPr>
+          <w:rFonts w:cs="Segoe UI Emoji"/>
+        </w:rPr>
+      </w:pPr>
+      <w:r>
+        <w:rPr>
+          <w:rFonts w:cs="Segoe UI Emoji"/>
+        </w:rPr>
+        <w:t>Problems:</w:t>
+      </w:r>
+    </w:p>
+    <w:p>
+      <w:pPr>
+        <w:numPr>
+          <w:ilvl w:val="0"/>
+          <w:numId w:val="22"/>
+        </w:numPr>
+        <w:rPr>
+          <w:rFonts w:cs="Segoe UI Emoji"/>
+        </w:rPr>
+      </w:pPr>
+      <w:r>
+        <w:rPr>
+          <w:rFonts w:cs="Segoe UI Emoji"/>
+        </w:rPr>
+        <w:t xml:space="preserve">Kth Largest Element </w:t>
+      </w:r>
+    </w:p>
+    <w:p>
+      <w:pPr>
+        <w:numPr>
+          <w:ilvl w:val="0"/>
+          <w:numId w:val="22"/>
+        </w:numPr>
+        <w:rPr>
+          <w:rFonts w:cs="Segoe UI Emoji"/>
+        </w:rPr>
+      </w:pPr>
+      <w:r>
+        <w:rPr>
+          <w:rFonts w:cs="Segoe UI Emoji"/>
+        </w:rPr>
+        <w:t xml:space="preserve">Last Stone Weight </w:t>
+      </w:r>
+    </w:p>
+    <w:p>
+      <w:pPr>
+        <w:numPr>
+          <w:ilvl w:val="0"/>
+          <w:numId w:val="22"/>
+        </w:numPr>
+        <w:rPr>
+          <w:rFonts w:cs="Segoe UI Emoji"/>
+        </w:rPr>
+      </w:pPr>
+      <w:r>
+        <w:rPr>
+          <w:rFonts w:cs="Segoe UI Emoji"/>
+        </w:rPr>
+        <w:t xml:space="preserve">Top K Frequent Elements </w:t>
+      </w:r>
+    </w:p>
+    <w:p>
+      <w:pPr>
+        <w:numPr>
+          <w:ilvl w:val="0"/>
+          <w:numId w:val="22"/>
+        </w:numPr>
+        <w:rPr>
+          <w:rFonts w:cs="Segoe UI Emoji"/>
+        </w:rPr>
+      </w:pPr>
+      <w:r>
+        <w:rPr>
+          <w:rFonts w:cs="Segoe UI Emoji"/>
+        </w:rPr>
+        <w:t xml:space="preserve">Merge K Sorted Lists (medium) </w:t>
+      </w:r>
+    </w:p>
+    <w:p>
+      <w:pPr>
+        <w:rPr>
+          <w:rFonts w:cs="Segoe UI Emoji"/>
+        </w:rPr>
+      </w:pPr>
+      <w:r>
+        <w:rPr>
+          <w:rFonts w:cs="Segoe UI Emoji"/>
+        </w:rPr>
+        <w:t>Concepts:</w:t>
+      </w:r>
+    </w:p>
+    <w:p>
+      <w:pPr>
+        <w:numPr>
+          <w:ilvl w:val="0"/>
+          <w:numId w:val="23"/>
+        </w:numPr>
+        <w:rPr>
+          <w:rFonts w:cs="Segoe UI Emoji"/>
+        </w:rPr>
+      </w:pPr>
+      <w:r>
+        <w:rPr>
+          <w:rFonts w:cs="Segoe UI Emoji"/>
+        </w:rPr>
+        <w:t xml:space="preserve">Min heap </w:t>
+      </w:r>
+    </w:p>
+    <w:p>
+      <w:pPr>
+        <w:numPr>
+          <w:ilvl w:val="0"/>
+          <w:numId w:val="23"/>
+        </w:numPr>
+        <w:rPr>
+          <w:rFonts w:cs="Segoe UI Emoji"/>
+        </w:rPr>
+      </w:pPr>
+      <w:r>
+        <w:rPr>
+          <w:rFonts w:cs="Segoe UI Emoji"/>
+        </w:rPr>
+        <w:t xml:space="preserve">Max heap </w:t>
+      </w:r>
+    </w:p>
+    <w:p>
+      <w:pPr>
+        <w:numPr>
+          <w:ilvl w:val="0"/>
+          <w:numId w:val="23"/>
+        </w:numPr>
+        <w:rPr>
+          <w:rFonts w:cs="Segoe UI Emoji"/>
+        </w:rPr>
+      </w:pPr>
+      <w:r>
+        <w:rPr>
+          <w:rFonts w:cs="Segoe UI Emoji"/>
+        </w:rPr>
+        <w:t xml:space="preserve">Partial sorting </w:t>
+      </w:r>
+    </w:p>
+    <w:p>
+      <w:pPr>
+        <w:rPr>
+          <w:rFonts w:cs="Segoe UI Emoji"/>
+        </w:rPr>
+      </w:pPr>
+      <w:r>
+        <w:rPr>
+          <w:rFonts w:cs="Segoe UI Emoji"/>
+        </w:rPr>
+        <w:t>Why:</w:t>
+      </w:r>
+    </w:p>
+    <w:p>
+      <w:pPr>
+        <w:numPr>
+          <w:ilvl w:val="0"/>
+          <w:numId w:val="24"/>
+        </w:numPr>
+        <w:rPr>
+          <w:rFonts w:cs="Segoe UI Emoji"/>
+        </w:rPr>
+      </w:pPr>
+      <w:r>
+        <w:rPr>
+          <w:rFonts w:cs="Segoe UI Emoji"/>
+        </w:rPr>
+        <w:t xml:space="preserve">Recommendation systems </w:t>
+      </w:r>
+    </w:p>
+    <w:p>
+      <w:pPr>
+        <w:numPr>
+          <w:ilvl w:val="0"/>
+          <w:numId w:val="24"/>
+        </w:numPr>
+        <w:rPr>
+          <w:rFonts w:cs="Segoe UI Emoji"/>
+        </w:rPr>
+      </w:pPr>
+      <w:r>
+        <w:rPr>
+          <w:rFonts w:cs="Segoe UI Emoji"/>
+        </w:rPr>
+        <w:t xml:space="preserve">Ranking </w:t>
+      </w:r>
+    </w:p>
+    <w:p>
+      <w:pPr>
+        <w:numPr>
+          <w:ilvl w:val="0"/>
+          <w:numId w:val="24"/>
+        </w:numPr>
+        <w:rPr>
+          <w:rFonts w:cs="Segoe UI Emoji"/>
+        </w:rPr>
+      </w:pPr>
+      <w:r>
+        <w:rPr>
+          <w:rFonts w:cs="Segoe UI Emoji"/>
+        </w:rPr>
+        <w:t xml:space="preserve">Search engines </w:t>
+      </w:r>
+    </w:p>
+    <w:p>
+      <w:pPr>
+        <w:rPr>
+          <w:rFonts w:cs="Segoe UI Emoji"/>
+        </w:rPr>
+      </w:pPr>
+      <w:r>
+        <w:rPr>
+          <w:rFonts w:cs="Segoe UI Emoji"/>
+        </w:rPr>
+        <w:pict w14:anchorId="187C1ECC">
+          <v:rect id="_x0000_i1070" style="width:0;height:1.5pt" o:hralign="center" o:hrstd="t" o:hr="t" fillcolor="#a0a0a0" stroked="f"/>
+        </w:pict>
+      </w:r>
+    </w:p>
+    <w:p>
+      <w:pPr>
+        <w:rPr>
+          <w:rFonts w:cs="Segoe UI Emoji"/>
+        </w:rPr>
+      </w:pPr>
+      <w:r>
+        <w:rPr>
+          <w:rFonts w:ascii="Segoe UI Emoji" w:hAnsi="Segoe UI Emoji" w:cs="Segoe UI Emoji"/>
+        </w:rPr>
+        <w:t>🟢</w:t>
+      </w:r>
+      <w:r>
+        <w:rPr>
+          <w:rFonts w:cs="Segoe UI Emoji"/>
+        </w:rPr>
+        <w:t xml:space="preserve"> Phase 11: Recursion + Backtracking — 2 weeks</w:t>
+      </w:r>
+    </w:p>
+    <w:p>
+      <w:pPr>
+        <w:rPr>
+          <w:rFonts w:cs="Segoe UI Emoji"/>
+        </w:rPr>
+      </w:pPr>
+      <w:r>
+        <w:rPr>
+          <w:rFonts w:cs="Segoe UI Emoji"/>
+        </w:rPr>
+        <w:t>Goal: Explore possibilities systematically.</w:t>
+      </w:r>
+    </w:p>
+    <w:p>
+      <w:pPr>
+        <w:rPr>
+          <w:rFonts w:cs="Segoe UI Emoji"/>
+        </w:rPr>
+      </w:pPr>
+      <w:r>
+        <w:rPr>
+          <w:rFonts w:cs="Segoe UI Emoji"/>
+        </w:rPr>
+        <w:lastRenderedPageBreak/>
+        <w:t>Problems:</w:t>
+      </w:r>
+    </w:p>
+    <w:p>
+      <w:pPr>
+        <w:numPr>
+          <w:ilvl w:val="0"/>
+          <w:numId w:val="25"/>
+        </w:numPr>
+        <w:rPr>
+          <w:rFonts w:cs="Segoe UI Emoji"/>
+        </w:rPr>
+      </w:pPr>
+      <w:r>
+        <w:rPr>
+          <w:rFonts w:cs="Segoe UI Emoji"/>
+        </w:rPr>
+        <w:t xml:space="preserve">Fibonacci (recursive) </w:t>
+      </w:r>
+    </w:p>
+    <w:p>
+      <w:pPr>
+        <w:numPr>
+          <w:ilvl w:val="0"/>
+          <w:numId w:val="25"/>
+        </w:numPr>
+        <w:rPr>
+          <w:rFonts w:cs="Segoe UI Emoji"/>
+        </w:rPr>
+      </w:pPr>
+      <w:r>
+        <w:rPr>
+          <w:rFonts w:cs="Segoe UI Emoji"/>
+        </w:rPr>
+        <w:t xml:space="preserve">Subsets </w:t>
+      </w:r>
+    </w:p>
+    <w:p>
+      <w:pPr>
+        <w:numPr>
+          <w:ilvl w:val="0"/>
+          <w:numId w:val="25"/>
+        </w:numPr>
+        <w:rPr>
+          <w:rFonts w:cs="Segoe UI Emoji"/>
+        </w:rPr>
+      </w:pPr>
+      <w:r>
+        <w:rPr>
+          <w:rFonts w:cs="Segoe UI Emoji"/>
+        </w:rPr>
+        <w:t xml:space="preserve">Permutations </w:t>
+      </w:r>
+    </w:p>
+    <w:p>
+      <w:pPr>
+        <w:numPr>
+          <w:ilvl w:val="0"/>
+          <w:numId w:val="25"/>
+        </w:numPr>
+        <w:rPr>
+          <w:rFonts w:cs="Segoe UI Emoji"/>
+        </w:rPr>
+      </w:pPr>
+      <w:r>
+        <w:rPr>
+          <w:rFonts w:cs="Segoe UI Emoji"/>
+        </w:rPr>
+        <w:t xml:space="preserve">Combination Sum </w:t>
+      </w:r>
+    </w:p>
+    <w:p>
+      <w:pPr>
+        <w:numPr>
+          <w:ilvl w:val="0"/>
+          <w:numId w:val="25"/>
+        </w:numPr>
+        <w:rPr>
+          <w:rFonts w:cs="Segoe UI Emoji"/>
+        </w:rPr>
+      </w:pPr>
+      <w:r>
+        <w:rPr>
+          <w:rFonts w:cs="Segoe UI Emoji"/>
+        </w:rPr>
+        <w:t xml:space="preserve">Generate Parentheses </w:t>
+      </w:r>
+    </w:p>
+    <w:p>
+      <w:pPr>
+        <w:rPr>
+          <w:rFonts w:cs="Segoe UI Emoji"/>
+        </w:rPr>
+      </w:pPr>
+      <w:r>
+        <w:rPr>
+          <w:rFonts w:cs="Segoe UI Emoji"/>
+        </w:rPr>
+        <w:t>Concepts:</w:t>
+      </w:r>
+    </w:p>
+    <w:p>
+      <w:pPr>
+        <w:numPr>
+          <w:ilvl w:val="0"/>
+          <w:numId w:val="26"/>
+        </w:numPr>
+        <w:rPr>
+          <w:rFonts w:cs="Segoe UI Emoji"/>
+        </w:rPr>
+      </w:pPr>
+      <w:r>
+        <w:rPr>
+          <w:rFonts w:cs="Segoe UI Emoji"/>
+        </w:rPr>
+        <w:t xml:space="preserve">Decision tree </w:t>
+      </w:r>
+    </w:p>
+    <w:p>
+      <w:pPr>
+        <w:numPr>
+          <w:ilvl w:val="0"/>
+          <w:numId w:val="26"/>
+        </w:numPr>
+        <w:rPr>
+          <w:rFonts w:cs="Segoe UI Emoji"/>
+        </w:rPr>
+      </w:pPr>
+      <w:r>
+        <w:rPr>
+          <w:rFonts w:cs="Segoe UI Emoji"/>
+        </w:rPr>
+        <w:t xml:space="preserve">State space </w:t>
+      </w:r>
+    </w:p>
+    <w:p>
+      <w:pPr>
+        <w:numPr>
+          <w:ilvl w:val="0"/>
+          <w:numId w:val="26"/>
+        </w:numPr>
+        <w:rPr>
+          <w:rFonts w:cs="Segoe UI Emoji"/>
+        </w:rPr>
+      </w:pPr>
+      <w:r>
+        <w:rPr>
+          <w:rFonts w:cs="Segoe UI Emoji"/>
+        </w:rPr>
+        <w:t xml:space="preserve">Backtracking </w:t>
+      </w:r>
+    </w:p>
+    <w:p>
+      <w:pPr>
+        <w:rPr>
+          <w:rFonts w:cs="Segoe UI Emoji"/>
+        </w:rPr>
+      </w:pPr>
+      <w:r>
+        <w:rPr>
+          <w:rFonts w:cs="Segoe UI Emoji"/>
+        </w:rPr>
+        <w:t>Why:</w:t>
+      </w:r>
+    </w:p>
+    <w:p>
+      <w:pPr>
+        <w:numPr>
+          <w:ilvl w:val="0"/>
+          <w:numId w:val="27"/>
+        </w:numPr>
+        <w:rPr>
+          <w:rFonts w:cs="Segoe UI Emoji"/>
+        </w:rPr>
+      </w:pPr>
+      <w:r>
+        <w:rPr>
+          <w:rFonts w:cs="Segoe UI Emoji"/>
+        </w:rPr>
+        <w:t xml:space="preserve">Foundation for optimization </w:t>
+      </w:r>
+    </w:p>
+    <w:p>
+      <w:pPr>
+        <w:rPr>
+          <w:rFonts w:cs="Segoe UI Emoji"/>
+        </w:rPr>
+      </w:pPr>
+      <w:r>
+        <w:rPr>
+          <w:rFonts w:cs="Segoe UI Emoji"/>
+        </w:rPr>
+        <w:pict w14:anchorId="6CB64788">
+          <v:rect id="_x0000_i1071" style="width:0;height:1.5pt" o:hralign="center" o:hrstd="t" o:hr="t" fillcolor="#a0a0a0" stroked="f"/>
+        </w:pict>
+      </w:r>
+    </w:p>
+    <w:p>
+      <w:pPr>
+        <w:rPr>
+          <w:rFonts w:cs="Segoe UI Emoji"/>
+        </w:rPr>
+      </w:pPr>
+      <w:r>
+        <w:rPr>
+          <w:rFonts w:ascii="Segoe UI Emoji" w:hAnsi="Segoe UI Emoji" w:cs="Segoe UI Emoji"/>
+        </w:rPr>
+        <w:t>🟠</w:t>
+      </w:r>
+      <w:r>
+        <w:rPr>
+          <w:rFonts w:cs="Segoe UI Emoji"/>
+        </w:rPr>
+        <w:t xml:space="preserve"> Phase 12: Graph Fundamentals — 2 weeks</w:t>
+      </w:r>
+    </w:p>
+    <w:p>
+      <w:pPr>
+        <w:rPr>
+          <w:rFonts w:cs="Segoe UI Emoji"/>
+        </w:rPr>
+      </w:pPr>
+      <w:r>
+        <w:rPr>
+          <w:rFonts w:cs="Segoe UI Emoji"/>
+        </w:rPr>
+        <w:t>Goal: Model relationships.</w:t>
+      </w:r>
+    </w:p>
+    <w:p>
+      <w:pPr>
+        <w:rPr>
+          <w:rFonts w:cs="Segoe UI Emoji"/>
+        </w:rPr>
+      </w:pPr>
+      <w:r>
+        <w:rPr>
+          <w:rFonts w:cs="Segoe UI Emoji"/>
+        </w:rPr>
+        <w:t>Problems:</w:t>
+      </w:r>
+    </w:p>
+    <w:p>
+      <w:pPr>
+        <w:numPr>
+          <w:ilvl w:val="0"/>
+          <w:numId w:val="28"/>
+        </w:numPr>
+        <w:rPr>
+          <w:rFonts w:cs="Segoe UI Emoji"/>
+        </w:rPr>
+      </w:pPr>
+      <w:r>
+        <w:rPr>
+          <w:rFonts w:cs="Segoe UI Emoji"/>
+        </w:rPr>
+        <w:t xml:space="preserve">Number of Islands </w:t>
+      </w:r>
+    </w:p>
+    <w:p>
+      <w:pPr>
+        <w:numPr>
+          <w:ilvl w:val="0"/>
+          <w:numId w:val="28"/>
+        </w:numPr>
+        <w:rPr>
+          <w:rFonts w:cs="Segoe UI Emoji"/>
+        </w:rPr>
+      </w:pPr>
+      <w:r>
+        <w:rPr>
+          <w:rFonts w:cs="Segoe UI Emoji"/>
+        </w:rPr>
+        <w:t xml:space="preserve">Flood Fill </w:t>
+      </w:r>
+    </w:p>
+    <w:p>
+      <w:pPr>
+        <w:numPr>
+          <w:ilvl w:val="0"/>
+          <w:numId w:val="28"/>
+        </w:numPr>
+        <w:rPr>
+          <w:rFonts w:cs="Segoe UI Emoji"/>
+        </w:rPr>
+      </w:pPr>
+      <w:r>
+        <w:rPr>
+          <w:rFonts w:cs="Segoe UI Emoji"/>
+        </w:rPr>
+        <w:t xml:space="preserve">Clone Graph </w:t>
+      </w:r>
+    </w:p>
+    <w:p>
+      <w:pPr>
+        <w:numPr>
+          <w:ilvl w:val="0"/>
+          <w:numId w:val="28"/>
+        </w:numPr>
+        <w:rPr>
+          <w:rFonts w:cs="Segoe UI Emoji"/>
+        </w:rPr>
+      </w:pPr>
+      <w:r>
+        <w:rPr>
+          <w:rFonts w:cs="Segoe UI Emoji"/>
+        </w:rPr>
+        <w:t xml:space="preserve">Course Schedule </w:t>
+      </w:r>
+    </w:p>
+    <w:p>
+      <w:pPr>
+        <w:numPr>
+          <w:ilvl w:val="0"/>
+          <w:numId w:val="28"/>
+        </w:numPr>
+        <w:rPr>
+          <w:rFonts w:cs="Segoe UI Emoji"/>
+        </w:rPr>
+      </w:pPr>
+      <w:r>
+        <w:rPr>
+          <w:rFonts w:cs="Segoe UI Emoji"/>
+        </w:rPr>
+        <w:t xml:space="preserve">Find if Path Exists </w:t>
+      </w:r>
+    </w:p>
+    <w:p>
+      <w:pPr>
+        <w:rPr>
+          <w:rFonts w:cs="Segoe UI Emoji"/>
+        </w:rPr>
+      </w:pPr>
+      <w:r>
+        <w:rPr>
+          <w:rFonts w:cs="Segoe UI Emoji"/>
+        </w:rPr>
+        <w:t>Concepts:</w:t>
+      </w:r>
+    </w:p>
+    <w:p>
+      <w:pPr>
+        <w:numPr>
+          <w:ilvl w:val="0"/>
+          <w:numId w:val="29"/>
+        </w:numPr>
+        <w:rPr>
+          <w:rFonts w:cs="Segoe UI Emoji"/>
+        </w:rPr>
+      </w:pPr>
+      <w:r>
+        <w:rPr>
+          <w:rFonts w:cs="Segoe UI Emoji"/>
+        </w:rPr>
+        <w:t xml:space="preserve">DFS </w:t>
+      </w:r>
+    </w:p>
+    <w:p>
+      <w:pPr>
+        <w:numPr>
+          <w:ilvl w:val="0"/>
+          <w:numId w:val="29"/>
+        </w:numPr>
+        <w:rPr>
+          <w:rFonts w:cs="Segoe UI Emoji"/>
+        </w:rPr>
+      </w:pPr>
+      <w:r>
+        <w:rPr>
+          <w:rFonts w:cs="Segoe UI Emoji"/>
+        </w:rPr>
+        <w:t xml:space="preserve">BFS </w:t>
+      </w:r>
+    </w:p>
+    <w:p>
+      <w:pPr>
+        <w:numPr>
+          <w:ilvl w:val="0"/>
+          <w:numId w:val="29"/>
+        </w:numPr>
+        <w:rPr>
+          <w:rFonts w:cs="Segoe UI Emoji"/>
+        </w:rPr>
+      </w:pPr>
+      <w:r>
+        <w:rPr>
+          <w:rFonts w:cs="Segoe UI Emoji"/>
+        </w:rPr>
+        <w:t xml:space="preserve">Visited sets </w:t>
+      </w:r>
+    </w:p>
+    <w:p>
+      <w:pPr>
+        <w:numPr>
+          <w:ilvl w:val="0"/>
+          <w:numId w:val="29"/>
+        </w:numPr>
+        <w:rPr>
+          <w:rFonts w:cs="Segoe UI Emoji"/>
+        </w:rPr>
+      </w:pPr>
+      <w:r>
+        <w:rPr>
+          <w:rFonts w:cs="Segoe UI Emoji"/>
+        </w:rPr>
+        <w:t xml:space="preserve">Adjacency list </w:t>
+      </w:r>
+    </w:p>
+    <w:p>
+      <w:pPr>
+        <w:rPr>
+          <w:rFonts w:cs="Segoe UI Emoji"/>
+        </w:rPr>
+      </w:pPr>
+      <w:r>
+        <w:rPr>
+          <w:rFonts w:cs="Segoe UI Emoji"/>
+        </w:rPr>
+        <w:t>Why:</w:t>
+      </w:r>
+    </w:p>
+    <w:p>
+      <w:pPr>
+        <w:numPr>
+          <w:ilvl w:val="0"/>
+          <w:numId w:val="30"/>
+        </w:numPr>
+        <w:rPr>
+          <w:rFonts w:cs="Segoe UI Emoji"/>
+        </w:rPr>
+      </w:pPr>
+      <w:r>
+        <w:rPr>
+          <w:rFonts w:cs="Segoe UI Emoji"/>
+        </w:rPr>
+        <w:t xml:space="preserve">Recommendation systems </w:t>
+      </w:r>
+    </w:p>
+    <w:p>
+      <w:pPr>
+        <w:numPr>
+          <w:ilvl w:val="0"/>
+          <w:numId w:val="30"/>
+        </w:numPr>
+        <w:rPr>
+          <w:rFonts w:cs="Segoe UI Emoji"/>
+        </w:rPr>
+      </w:pPr>
+      <w:r>
+        <w:rPr>
+          <w:rFonts w:cs="Segoe UI Emoji"/>
+        </w:rPr>
+        <w:t xml:space="preserve">Social networks </w:t>
+      </w:r>
+    </w:p>
+    <w:p>
+      <w:pPr>
+        <w:numPr>
+          <w:ilvl w:val="0"/>
+          <w:numId w:val="30"/>
+        </w:numPr>
+        <w:rPr>
+          <w:rFonts w:cs="Segoe UI Emoji"/>
+        </w:rPr>
+      </w:pPr>
+      <w:r>
+        <w:rPr>
+          <w:rFonts w:cs="Segoe UI Emoji"/>
+        </w:rPr>
+        <w:lastRenderedPageBreak/>
+        <w:t xml:space="preserve">ML graph models later </w:t>
+      </w:r>
+    </w:p>
+    <w:p>
+      <w:pPr>
+        <w:rPr>
+          <w:rFonts w:cs="Segoe UI Emoji"/>
+        </w:rPr>
+      </w:pPr>
+      <w:r>
+        <w:rPr>
+          <w:rFonts w:cs="Segoe UI Emoji"/>
+        </w:rPr>
+        <w:pict w14:anchorId="27E31AED">
+          <v:rect id="_x0000_i1072" style="width:0;height:1.5pt" o:hralign="center" o:hrstd="t" o:hr="t" fillcolor="#a0a0a0" stroked="f"/>
+        </w:pict>
+      </w:r>
+    </w:p>
+    <w:p>
+      <w:pPr>
+        <w:rPr>
+          <w:rFonts w:cs="Segoe UI Emoji"/>
+        </w:rPr>
+      </w:pPr>
+      <w:r>
+        <w:rPr>
+          <w:rFonts w:ascii="Segoe UI Emoji" w:hAnsi="Segoe UI Emoji" w:cs="Segoe UI Emoji"/>
+        </w:rPr>
+        <w:t>🧠</w:t>
+      </w:r>
+      <w:r>
+        <w:rPr>
+          <w:rFonts w:cs="Segoe UI Emoji"/>
+        </w:rPr>
+        <w:t xml:space="preserve"> Phase 13: Dynamic Programming (Advanced) — 2–3 weeks</w:t>
+      </w:r>
+    </w:p>
+    <w:p>
+      <w:pPr>
+        <w:rPr>
+          <w:rFonts w:cs="Segoe UI Emoji"/>
+        </w:rPr>
+      </w:pPr>
+      <w:r>
+        <w:rPr>
+          <w:rFonts w:cs="Segoe UI Emoji"/>
+        </w:rPr>
+        <w:t>Goal: Stop recomputing.</w:t>
+      </w:r>
+    </w:p>
+    <w:p>
+      <w:pPr>
+        <w:rPr>
+          <w:rFonts w:cs="Segoe UI Emoji"/>
+        </w:rPr>
+      </w:pPr>
+      <w:r>
+        <w:rPr>
+          <w:rFonts w:cs="Segoe UI Emoji"/>
+        </w:rPr>
+        <w:t>Problems:</w:t>
+      </w:r>
+    </w:p>
+    <w:p>
+      <w:pPr>
+        <w:numPr>
+          <w:ilvl w:val="0"/>
+          <w:numId w:val="31"/>
+        </w:numPr>
+        <w:rPr>
+          <w:rFonts w:cs="Segoe UI Emoji"/>
+        </w:rPr>
+      </w:pPr>
+      <w:r>
+        <w:rPr>
+          <w:rFonts w:cs="Segoe UI Emoji"/>
+        </w:rPr>
+        <w:t xml:space="preserve">Climbing Stairs </w:t>
+      </w:r>
+    </w:p>
+    <w:p>
+      <w:pPr>
+        <w:numPr>
+          <w:ilvl w:val="0"/>
+          <w:numId w:val="31"/>
+        </w:numPr>
+        <w:rPr>
+          <w:rFonts w:cs="Segoe UI Emoji"/>
+        </w:rPr>
+      </w:pPr>
+      <w:r>
+        <w:rPr>
+          <w:rFonts w:cs="Segoe UI Emoji"/>
+        </w:rPr>
+        <w:t xml:space="preserve">House Robber </w:t>
+      </w:r>
+    </w:p>
+    <w:p>
+      <w:pPr>
+        <w:numPr>
+          <w:ilvl w:val="0"/>
+          <w:numId w:val="31"/>
+        </w:numPr>
+        <w:rPr>
+          <w:rFonts w:cs="Segoe UI Emoji"/>
+        </w:rPr>
+      </w:pPr>
+      <w:r>
+        <w:rPr>
+          <w:rFonts w:cs="Segoe UI Emoji"/>
+        </w:rPr>
+        <w:t xml:space="preserve">Coin Change </w:t>
+      </w:r>
+    </w:p>
+    <w:p>
+      <w:pPr>
+        <w:numPr>
+          <w:ilvl w:val="0"/>
+          <w:numId w:val="31"/>
+        </w:numPr>
+        <w:rPr>
+          <w:rFonts w:cs="Segoe UI Emoji"/>
+        </w:rPr>
+      </w:pPr>
+      <w:r>
+        <w:rPr>
+          <w:rFonts w:cs="Segoe UI Emoji"/>
+        </w:rPr>
+        <w:t xml:space="preserve">Longest Increasing Subsequence </w:t>
+      </w:r>
+    </w:p>
+    <w:p>
+      <w:pPr>
+        <w:numPr>
+          <w:ilvl w:val="0"/>
+          <w:numId w:val="31"/>
+        </w:numPr>
+        <w:rPr>
+          <w:rFonts w:cs="Segoe UI Emoji"/>
+        </w:rPr>
+      </w:pPr>
+      <w:r>
+        <w:rPr>
+          <w:rFonts w:cs="Segoe UI Emoji"/>
+        </w:rPr>
+        <w:t xml:space="preserve">Longest Common Subsequence </w:t>
+      </w:r>
+    </w:p>
+    <w:p>
+      <w:pPr>
+        <w:rPr>
+          <w:rFonts w:cs="Segoe UI Emoji"/>
+        </w:rPr>
+      </w:pPr>
+      <w:r>
+        <w:rPr>
+          <w:rFonts w:cs="Segoe UI Emoji"/>
+        </w:rPr>
+        <w:t>Concepts:</w:t>
+      </w:r>
+    </w:p>
+    <w:p>
+      <w:pPr>
+        <w:numPr>
+          <w:ilvl w:val="0"/>
+          <w:numId w:val="32"/>
+        </w:numPr>
+        <w:rPr>
+          <w:rFonts w:cs="Segoe UI Emoji"/>
+        </w:rPr>
+      </w:pPr>
+      <w:proofErr w:type="spellStart"/>
+      <w:r>
+        <w:rPr>
+          <w:rFonts w:cs="Segoe UI Emoji"/>
+        </w:rPr>
+        <w:t>Memoization</w:t>
+      </w:r>
+      <w:proofErr w:type="spellEnd"/>
+      <w:r>
+        <w:rPr>
+          <w:rFonts w:cs="Segoe UI Emoji"/>
+        </w:rPr>
+        <w:t xml:space="preserve"> </w:t>
+      </w:r>
+    </w:p>
+    <w:p>
+      <w:pPr>
+        <w:numPr>
+          <w:ilvl w:val="0"/>
+          <w:numId w:val="32"/>
+        </w:numPr>
+        <w:rPr>
+          <w:rFonts w:cs="Segoe UI Emoji"/>
+        </w:rPr>
+      </w:pPr>
+      <w:r>
+        <w:rPr>
+          <w:rFonts w:cs="Segoe UI Emoji"/>
+        </w:rPr>
+        <w:t xml:space="preserve">Tabulation </w:t>
+      </w:r>
+    </w:p>
+    <w:p>
+      <w:pPr>
+        <w:numPr>
+          <w:ilvl w:val="0"/>
+          <w:numId w:val="32"/>
+        </w:numPr>
+        <w:rPr>
+          <w:rFonts w:cs="Segoe UI Emoji"/>
+        </w:rPr>
+      </w:pPr>
+      <w:r>
+        <w:rPr>
+          <w:rFonts w:cs="Segoe UI Emoji"/>
+        </w:rPr>
+        <w:t xml:space="preserve">State transitions </w:t>
+      </w:r>
+    </w:p>
+    <w:p>
+      <w:pPr>
+        <w:rPr>
+          <w:rFonts w:cs="Segoe UI Emoji"/>
+        </w:rPr>
+      </w:pPr>
+      <w:r>
+        <w:rPr>
+          <w:rFonts w:cs="Segoe UI Emoji"/>
+        </w:rPr>
+        <w:t>Why:</w:t>
+      </w:r>
+    </w:p>
+    <w:p>
+      <w:pPr>
+        <w:numPr>
+          <w:ilvl w:val="0"/>
+          <w:numId w:val="33"/>
+        </w:numPr>
+        <w:rPr>
+          <w:rFonts w:cs="Segoe UI Emoji"/>
+        </w:rPr>
+      </w:pPr>
+      <w:r>
+        <w:rPr>
+          <w:rFonts w:cs="Segoe UI Emoji"/>
+        </w:rPr>
+        <w:t xml:space="preserve">One of the hardest interview topics </w:t>
+      </w:r>
+    </w:p>
+    <w:p>
+      <w:pPr>
+        <w:numPr>
+          <w:ilvl w:val="0"/>
+          <w:numId w:val="33"/>
+        </w:numPr>
+        <w:rPr>
+          <w:rFonts w:cs="Segoe UI Emoji"/>
+        </w:rPr>
+      </w:pPr>
+      <w:r>
+        <w:rPr>
+          <w:rFonts w:cs="Segoe UI Emoji"/>
+        </w:rPr>
+        <w:t>Excellent for algorithmic thinking</w:t>
       </w:r>
     </w:p>
     <w:p/>
@@ -1168,6 +3008,155 @@
 <file path=word/numbering.xml><?xml version="1.0" encoding="utf-8"?>
 <w:numbering xmlns:wpc="http://schemas.microsoft.com/office/word/2010/wordprocessingCanvas" xmlns:cx="http://schemas.microsoft.com/office/drawing/2014/chartex" xmlns:cx1="http://schemas.microsoft.com/office/drawing/2015/9/8/chartex" xmlns:cx2="http://schemas.microsoft.com/office/drawing/2015/10/21/chartex" xmlns:cx3="http://schemas.microsoft.com/office/drawing/2016/5/9/chartex" xmlns:cx4="http://schemas.microsoft.com/office/drawing/2016/5/10/chartex" xmlns:cx5="http://schemas.microsoft.com/office/drawing/2016/5/11/chartex" xmlns:cx6="http://schemas.microsoft.com/office/drawing/2016/5/12/chartex" xmlns:cx7="http://schemas.microsoft.com/office/drawing/2016/5/13/chartex" xmlns:cx8="http://schemas.microsoft.com/office/drawing/2016/5/14/chartex" xmlns:mc="http://schemas.openxmlformats.org/markup-compatibility/2006" xmlns:aink="http://schemas.microsoft.com/office/drawing/2016/ink" xmlns:am3d="http://schemas.microsoft.com/office/drawing/2017/model3d" xmlns:o="urn:schemas-microsoft-com:office:office" xmlns:oel="http://schemas.microsoft.com/office/2019/extlst" xmlns:r="http://schemas.openxmlformats.org/officeDocument/2006/relationships" xmlns:m="http://schemas.openxmlformats.org/officeDocument/2006/math" xmlns:v="urn:schemas-microsoft-com:vml" xmlns:wp14="http://schemas.microsoft.com/office/word/2010/wordprocessingDrawing" xmlns:wp="http://schemas.openxmlformats.org/drawingml/2006/wordprocessingDrawing" xmlns:w10="urn:schemas-microsoft-com:office:word" xmlns:w="http://schemas.openxmlformats.org/wordprocessingml/2006/main" xmlns:w14="http://schemas.microsoft.com/office/word/2010/wordml" xmlns:w15="http://schemas.microsoft.com/office/word/2012/wordml" xmlns:w16cex="http://schemas.microsoft.com/office/word/2018/wordml/cex" xmlns:w16cid="http://schemas.microsoft.com/office/word/2016/wordml/cid" xmlns:w16="http://schemas.microsoft.com/office/word/2018/wordml" xmlns:w16du="http://schemas.microsoft.com/office/word/2023/wordml/word16du" xmlns:w16sdtdh="http://schemas.microsoft.com/office/word/2020/wordml/sdtdatahash" xmlns:w16sdtfl="http://schemas.microsoft.com/office/word/2024/wordml/sdtformatlock" xmlns:w16se="http://schemas.microsoft.com/office/word/2015/wordml/symex" xmlns:wpg="http://schemas.microsoft.com/office/word/2010/wordprocessingGroup" xmlns:wpi="http://schemas.microsoft.com/office/word/2010/wordprocessingInk" xmlns:wne="http://schemas.microsoft.com/office/word/2006/wordml" xmlns:wps="http://schemas.microsoft.com/office/word/2010/wordprocessingShape" mc:Ignorable="w14 w15 w16se w16cid w16 w16cex w16sdtdh w16sdtfl w16du wp14">
   <w:abstractNum w:abstractNumId="0" w15:restartNumberingAfterBreak="0">
+    <w:nsid w:val="03AC12D2"/>
+    <w:multiLevelType w:val="multilevel"/>
+    <w:tmpl w:val="65284A1C"/>
+    <w:lvl w:ilvl="0">
+      <w:start w:val="1"/>
+      <w:numFmt w:val="bullet"/>
+      <w:lvlText w:val=""/>
+      <w:lvlJc w:val="left"/>
+      <w:pPr>
+        <w:tabs>
+          <w:tab w:val="num" w:pos="720"/>
+        </w:tabs>
+        <w:ind w:left="720" w:hanging="360"/>
+      </w:pPr>
+      <w:rPr>
+        <w:rFonts w:ascii="Symbol" w:hAnsi="Symbol" w:hint="default"/>
+        <w:sz w:val="20"/>
+      </w:rPr>
+    </w:lvl>
+    <w:lvl w:ilvl="1" w:tentative="1">
+      <w:start w:val="1"/>
+      <w:numFmt w:val="bullet"/>
+      <w:lvlText w:val="o"/>
+      <w:lvlJc w:val="left"/>
+      <w:pPr>
+        <w:tabs>
+          <w:tab w:val="num" w:pos="1440"/>
+        </w:tabs>
+        <w:ind w:left="1440" w:hanging="360"/>
+      </w:pPr>
+      <w:rPr>
+        <w:rFonts w:ascii="Courier New" w:hAnsi="Courier New" w:hint="default"/>
+        <w:sz w:val="20"/>
+      </w:rPr>
+    </w:lvl>
+    <w:lvl w:ilvl="2" w:tentative="1">
+      <w:start w:val="1"/>
+      <w:numFmt w:val="bullet"/>
+      <w:lvlText w:val=""/>
+      <w:lvlJc w:val="left"/>
+      <w:pPr>
+        <w:tabs>
+          <w:tab w:val="num" w:pos="2160"/>
+        </w:tabs>
+        <w:ind w:left="2160" w:hanging="360"/>
+      </w:pPr>
+      <w:rPr>
+        <w:rFonts w:ascii="Wingdings" w:hAnsi="Wingdings" w:hint="default"/>
+        <w:sz w:val="20"/>
+      </w:rPr>
+    </w:lvl>
+    <w:lvl w:ilvl="3" w:tentative="1">
+      <w:start w:val="1"/>
+      <w:numFmt w:val="bullet"/>
+      <w:lvlText w:val=""/>
+      <w:lvlJc w:val="left"/>
+      <w:pPr>
+        <w:tabs>
+          <w:tab w:val="num" w:pos="2880"/>
+        </w:tabs>
+        <w:ind w:left="2880" w:hanging="360"/>
+      </w:pPr>
+      <w:rPr>
+        <w:rFonts w:ascii="Wingdings" w:hAnsi="Wingdings" w:hint="default"/>
+        <w:sz w:val="20"/>
+      </w:rPr>
+    </w:lvl>
+    <w:lvl w:ilvl="4" w:tentative="1">
+      <w:start w:val="1"/>
+      <w:numFmt w:val="bullet"/>
+      <w:lvlText w:val=""/>
+      <w:lvlJc w:val="left"/>
+      <w:pPr>
+        <w:tabs>
+          <w:tab w:val="num" w:pos="3600"/>
+        </w:tabs>
+        <w:ind w:left="3600" w:hanging="360"/>
+      </w:pPr>
+      <w:rPr>
+        <w:rFonts w:ascii="Wingdings" w:hAnsi="Wingdings" w:hint="default"/>
+        <w:sz w:val="20"/>
+      </w:rPr>
+    </w:lvl>
+    <w:lvl w:ilvl="5" w:tentative="1">
+      <w:start w:val="1"/>
+      <w:numFmt w:val="bullet"/>
+      <w:lvlText w:val=""/>
+      <w:lvlJc w:val="left"/>
+      <w:pPr>
+        <w:tabs>
+          <w:tab w:val="num" w:pos="4320"/>
+        </w:tabs>
+        <w:ind w:left="4320" w:hanging="360"/>
+      </w:pPr>
+      <w:rPr>
+        <w:rFonts w:ascii="Wingdings" w:hAnsi="Wingdings" w:hint="default"/>
+        <w:sz w:val="20"/>
+      </w:rPr>
+    </w:lvl>
+    <w:lvl w:ilvl="6" w:tentative="1">
+      <w:start w:val="1"/>
+      <w:numFmt w:val="bullet"/>
+      <w:lvlText w:val=""/>
+      <w:lvlJc w:val="left"/>
+      <w:pPr>
+        <w:tabs>
+          <w:tab w:val="num" w:pos="5040"/>
+        </w:tabs>
+        <w:ind w:left="5040" w:hanging="360"/>
+      </w:pPr>
+      <w:rPr>
+        <w:rFonts w:ascii="Wingdings" w:hAnsi="Wingdings" w:hint="default"/>
+        <w:sz w:val="20"/>
+      </w:rPr>
+    </w:lvl>
+    <w:lvl w:ilvl="7" w:tentative="1">
+      <w:start w:val="1"/>
+      <w:numFmt w:val="bullet"/>
+      <w:lvlText w:val=""/>
+      <w:lvlJc w:val="left"/>
+      <w:pPr>
+        <w:tabs>
+          <w:tab w:val="num" w:pos="5760"/>
+        </w:tabs>
+        <w:ind w:left="5760" w:hanging="360"/>
+      </w:pPr>
+      <w:rPr>
+        <w:rFonts w:ascii="Wingdings" w:hAnsi="Wingdings" w:hint="default"/>
+        <w:sz w:val="20"/>
+      </w:rPr>
+    </w:lvl>
+    <w:lvl w:ilvl="8" w:tentative="1">
+      <w:start w:val="1"/>
+      <w:numFmt w:val="bullet"/>
+      <w:lvlText w:val=""/>
+      <w:lvlJc w:val="left"/>
+      <w:pPr>
+        <w:tabs>
+          <w:tab w:val="num" w:pos="6480"/>
+        </w:tabs>
+        <w:ind w:left="6480" w:hanging="360"/>
+      </w:pPr>
+      <w:rPr>
+        <w:rFonts w:ascii="Wingdings" w:hAnsi="Wingdings" w:hint="default"/>
+        <w:sz w:val="20"/>
+      </w:rPr>
+    </w:lvl>
+  </w:abstractNum>
+  <w:abstractNum w:abstractNumId="1" w15:restartNumberingAfterBreak="0">
     <w:nsid w:val="0C8741CB"/>
     <w:multiLevelType w:val="multilevel"/>
     <w:tmpl w:val="9AC4BE48"/>
@@ -1316,7 +3305,7 @@
       </w:rPr>
     </w:lvl>
   </w:abstractNum>
-  <w:abstractNum w:abstractNumId="1" w15:restartNumberingAfterBreak="0">
+  <w:abstractNum w:abstractNumId="2" w15:restartNumberingAfterBreak="0">
     <w:nsid w:val="169A509D"/>
     <w:multiLevelType w:val="multilevel"/>
     <w:tmpl w:val="BA7A909C"/>
@@ -1465,7 +3454,454 @@
       </w:rPr>
     </w:lvl>
   </w:abstractNum>
-  <w:abstractNum w:abstractNumId="2" w15:restartNumberingAfterBreak="0">
+  <w:abstractNum w:abstractNumId="3" w15:restartNumberingAfterBreak="0">
+    <w:nsid w:val="17AE35E0"/>
+    <w:multiLevelType w:val="multilevel"/>
+    <w:tmpl w:val="3E2CAD26"/>
+    <w:lvl w:ilvl="0">
+      <w:start w:val="1"/>
+      <w:numFmt w:val="bullet"/>
+      <w:lvlText w:val=""/>
+      <w:lvlJc w:val="left"/>
+      <w:pPr>
+        <w:tabs>
+          <w:tab w:val="num" w:pos="720"/>
+        </w:tabs>
+        <w:ind w:left="720" w:hanging="360"/>
+      </w:pPr>
+      <w:rPr>
+        <w:rFonts w:ascii="Symbol" w:hAnsi="Symbol" w:hint="default"/>
+        <w:sz w:val="20"/>
+      </w:rPr>
+    </w:lvl>
+    <w:lvl w:ilvl="1" w:tentative="1">
+      <w:start w:val="1"/>
+      <w:numFmt w:val="bullet"/>
+      <w:lvlText w:val="o"/>
+      <w:lvlJc w:val="left"/>
+      <w:pPr>
+        <w:tabs>
+          <w:tab w:val="num" w:pos="1440"/>
+        </w:tabs>
+        <w:ind w:left="1440" w:hanging="360"/>
+      </w:pPr>
+      <w:rPr>
+        <w:rFonts w:ascii="Courier New" w:hAnsi="Courier New" w:hint="default"/>
+        <w:sz w:val="20"/>
+      </w:rPr>
+    </w:lvl>
+    <w:lvl w:ilvl="2" w:tentative="1">
+      <w:start w:val="1"/>
+      <w:numFmt w:val="bullet"/>
+      <w:lvlText w:val=""/>
+      <w:lvlJc w:val="left"/>
+      <w:pPr>
+        <w:tabs>
+          <w:tab w:val="num" w:pos="2160"/>
+        </w:tabs>
+        <w:ind w:left="2160" w:hanging="360"/>
+      </w:pPr>
+      <w:rPr>
+        <w:rFonts w:ascii="Wingdings" w:hAnsi="Wingdings" w:hint="default"/>
+        <w:sz w:val="20"/>
+      </w:rPr>
+    </w:lvl>
+    <w:lvl w:ilvl="3" w:tentative="1">
+      <w:start w:val="1"/>
+      <w:numFmt w:val="bullet"/>
+      <w:lvlText w:val=""/>
+      <w:lvlJc w:val="left"/>
+      <w:pPr>
+        <w:tabs>
+          <w:tab w:val="num" w:pos="2880"/>
+        </w:tabs>
+        <w:ind w:left="2880" w:hanging="360"/>
+      </w:pPr>
+      <w:rPr>
+        <w:rFonts w:ascii="Wingdings" w:hAnsi="Wingdings" w:hint="default"/>
+        <w:sz w:val="20"/>
+      </w:rPr>
+    </w:lvl>
+    <w:lvl w:ilvl="4" w:tentative="1">
+      <w:start w:val="1"/>
+      <w:numFmt w:val="bullet"/>
+      <w:lvlText w:val=""/>
+      <w:lvlJc w:val="left"/>
+      <w:pPr>
+        <w:tabs>
+          <w:tab w:val="num" w:pos="3600"/>
+        </w:tabs>
+        <w:ind w:left="3600" w:hanging="360"/>
+      </w:pPr>
+      <w:rPr>
+        <w:rFonts w:ascii="Wingdings" w:hAnsi="Wingdings" w:hint="default"/>
+        <w:sz w:val="20"/>
+      </w:rPr>
+    </w:lvl>
+    <w:lvl w:ilvl="5" w:tentative="1">
+      <w:start w:val="1"/>
+      <w:numFmt w:val="bullet"/>
+      <w:lvlText w:val=""/>
+      <w:lvlJc w:val="left"/>
+      <w:pPr>
+        <w:tabs>
+          <w:tab w:val="num" w:pos="4320"/>
+        </w:tabs>
+        <w:ind w:left="4320" w:hanging="360"/>
+      </w:pPr>
+      <w:rPr>
+        <w:rFonts w:ascii="Wingdings" w:hAnsi="Wingdings" w:hint="default"/>
+        <w:sz w:val="20"/>
+      </w:rPr>
+    </w:lvl>
+    <w:lvl w:ilvl="6" w:tentative="1">
+      <w:start w:val="1"/>
+      <w:numFmt w:val="bullet"/>
+      <w:lvlText w:val=""/>
+      <w:lvlJc w:val="left"/>
+      <w:pPr>
+        <w:tabs>
+          <w:tab w:val="num" w:pos="5040"/>
+        </w:tabs>
+        <w:ind w:left="5040" w:hanging="360"/>
+      </w:pPr>
+      <w:rPr>
+        <w:rFonts w:ascii="Wingdings" w:hAnsi="Wingdings" w:hint="default"/>
+        <w:sz w:val="20"/>
+      </w:rPr>
+    </w:lvl>
+    <w:lvl w:ilvl="7" w:tentative="1">
+      <w:start w:val="1"/>
+      <w:numFmt w:val="bullet"/>
+      <w:lvlText w:val=""/>
+      <w:lvlJc w:val="left"/>
+      <w:pPr>
+        <w:tabs>
+          <w:tab w:val="num" w:pos="5760"/>
+        </w:tabs>
+        <w:ind w:left="5760" w:hanging="360"/>
+      </w:pPr>
+      <w:rPr>
+        <w:rFonts w:ascii="Wingdings" w:hAnsi="Wingdings" w:hint="default"/>
+        <w:sz w:val="20"/>
+      </w:rPr>
+    </w:lvl>
+    <w:lvl w:ilvl="8" w:tentative="1">
+      <w:start w:val="1"/>
+      <w:numFmt w:val="bullet"/>
+      <w:lvlText w:val=""/>
+      <w:lvlJc w:val="left"/>
+      <w:pPr>
+        <w:tabs>
+          <w:tab w:val="num" w:pos="6480"/>
+        </w:tabs>
+        <w:ind w:left="6480" w:hanging="360"/>
+      </w:pPr>
+      <w:rPr>
+        <w:rFonts w:ascii="Wingdings" w:hAnsi="Wingdings" w:hint="default"/>
+        <w:sz w:val="20"/>
+      </w:rPr>
+    </w:lvl>
+  </w:abstractNum>
+  <w:abstractNum w:abstractNumId="4" w15:restartNumberingAfterBreak="0">
+    <w:nsid w:val="194813BC"/>
+    <w:multiLevelType w:val="multilevel"/>
+    <w:tmpl w:val="A7F877C0"/>
+    <w:lvl w:ilvl="0">
+      <w:start w:val="1"/>
+      <w:numFmt w:val="bullet"/>
+      <w:lvlText w:val=""/>
+      <w:lvlJc w:val="left"/>
+      <w:pPr>
+        <w:tabs>
+          <w:tab w:val="num" w:pos="720"/>
+        </w:tabs>
+        <w:ind w:left="720" w:hanging="360"/>
+      </w:pPr>
+      <w:rPr>
+        <w:rFonts w:ascii="Symbol" w:hAnsi="Symbol" w:hint="default"/>
+        <w:sz w:val="20"/>
+      </w:rPr>
+    </w:lvl>
+    <w:lvl w:ilvl="1" w:tentative="1">
+      <w:start w:val="1"/>
+      <w:numFmt w:val="bullet"/>
+      <w:lvlText w:val="o"/>
+      <w:lvlJc w:val="left"/>
+      <w:pPr>
+        <w:tabs>
+          <w:tab w:val="num" w:pos="1440"/>
+        </w:tabs>
+        <w:ind w:left="1440" w:hanging="360"/>
+      </w:pPr>
+      <w:rPr>
+        <w:rFonts w:ascii="Courier New" w:hAnsi="Courier New" w:hint="default"/>
+        <w:sz w:val="20"/>
+      </w:rPr>
+    </w:lvl>
+    <w:lvl w:ilvl="2" w:tentative="1">
+      <w:start w:val="1"/>
+      <w:numFmt w:val="bullet"/>
+      <w:lvlText w:val=""/>
+      <w:lvlJc w:val="left"/>
+      <w:pPr>
+        <w:tabs>
+          <w:tab w:val="num" w:pos="2160"/>
+        </w:tabs>
+        <w:ind w:left="2160" w:hanging="360"/>
+      </w:pPr>
+      <w:rPr>
+        <w:rFonts w:ascii="Wingdings" w:hAnsi="Wingdings" w:hint="default"/>
+        <w:sz w:val="20"/>
+      </w:rPr>
+    </w:lvl>
+    <w:lvl w:ilvl="3" w:tentative="1">
+      <w:start w:val="1"/>
+      <w:numFmt w:val="bullet"/>
+      <w:lvlText w:val=""/>
+      <w:lvlJc w:val="left"/>
+      <w:pPr>
+        <w:tabs>
+          <w:tab w:val="num" w:pos="2880"/>
+        </w:tabs>
+        <w:ind w:left="2880" w:hanging="360"/>
+      </w:pPr>
+      <w:rPr>
+        <w:rFonts w:ascii="Wingdings" w:hAnsi="Wingdings" w:hint="default"/>
+        <w:sz w:val="20"/>
+      </w:rPr>
+    </w:lvl>
+    <w:lvl w:ilvl="4" w:tentative="1">
+      <w:start w:val="1"/>
+      <w:numFmt w:val="bullet"/>
+      <w:lvlText w:val=""/>
+      <w:lvlJc w:val="left"/>
+      <w:pPr>
+        <w:tabs>
+          <w:tab w:val="num" w:pos="3600"/>
+        </w:tabs>
+        <w:ind w:left="3600" w:hanging="360"/>
+      </w:pPr>
+      <w:rPr>
+        <w:rFonts w:ascii="Wingdings" w:hAnsi="Wingdings" w:hint="default"/>
+        <w:sz w:val="20"/>
+      </w:rPr>
+    </w:lvl>
+    <w:lvl w:ilvl="5" w:tentative="1">
+      <w:start w:val="1"/>
+      <w:numFmt w:val="bullet"/>
+      <w:lvlText w:val=""/>
+      <w:lvlJc w:val="left"/>
+      <w:pPr>
+        <w:tabs>
+          <w:tab w:val="num" w:pos="4320"/>
+        </w:tabs>
+        <w:ind w:left="4320" w:hanging="360"/>
+      </w:pPr>
+      <w:rPr>
+        <w:rFonts w:ascii="Wingdings" w:hAnsi="Wingdings" w:hint="default"/>
+        <w:sz w:val="20"/>
+      </w:rPr>
+    </w:lvl>
+    <w:lvl w:ilvl="6" w:tentative="1">
+      <w:start w:val="1"/>
+      <w:numFmt w:val="bullet"/>
+      <w:lvlText w:val=""/>
+      <w:lvlJc w:val="left"/>
+      <w:pPr>
+        <w:tabs>
+          <w:tab w:val="num" w:pos="5040"/>
+        </w:tabs>
+        <w:ind w:left="5040" w:hanging="360"/>
+      </w:pPr>
+      <w:rPr>
+        <w:rFonts w:ascii="Wingdings" w:hAnsi="Wingdings" w:hint="default"/>
+        <w:sz w:val="20"/>
+      </w:rPr>
+    </w:lvl>
+    <w:lvl w:ilvl="7" w:tentative="1">
+      <w:start w:val="1"/>
+      <w:numFmt w:val="bullet"/>
+      <w:lvlText w:val=""/>
+      <w:lvlJc w:val="left"/>
+      <w:pPr>
+        <w:tabs>
+          <w:tab w:val="num" w:pos="5760"/>
+        </w:tabs>
+        <w:ind w:left="5760" w:hanging="360"/>
+      </w:pPr>
+      <w:rPr>
+        <w:rFonts w:ascii="Wingdings" w:hAnsi="Wingdings" w:hint="default"/>
+        <w:sz w:val="20"/>
+      </w:rPr>
+    </w:lvl>
+    <w:lvl w:ilvl="8" w:tentative="1">
+      <w:start w:val="1"/>
+      <w:numFmt w:val="bullet"/>
+      <w:lvlText w:val=""/>
+      <w:lvlJc w:val="left"/>
+      <w:pPr>
+        <w:tabs>
+          <w:tab w:val="num" w:pos="6480"/>
+        </w:tabs>
+        <w:ind w:left="6480" w:hanging="360"/>
+      </w:pPr>
+      <w:rPr>
+        <w:rFonts w:ascii="Wingdings" w:hAnsi="Wingdings" w:hint="default"/>
+        <w:sz w:val="20"/>
+      </w:rPr>
+    </w:lvl>
+  </w:abstractNum>
+  <w:abstractNum w:abstractNumId="5" w15:restartNumberingAfterBreak="0">
+    <w:nsid w:val="197D0413"/>
+    <w:multiLevelType w:val="multilevel"/>
+    <w:tmpl w:val="F7BC67D6"/>
+    <w:lvl w:ilvl="0">
+      <w:start w:val="1"/>
+      <w:numFmt w:val="bullet"/>
+      <w:lvlText w:val=""/>
+      <w:lvlJc w:val="left"/>
+      <w:pPr>
+        <w:tabs>
+          <w:tab w:val="num" w:pos="720"/>
+        </w:tabs>
+        <w:ind w:left="720" w:hanging="360"/>
+      </w:pPr>
+      <w:rPr>
+        <w:rFonts w:ascii="Symbol" w:hAnsi="Symbol" w:hint="default"/>
+        <w:sz w:val="20"/>
+      </w:rPr>
+    </w:lvl>
+    <w:lvl w:ilvl="1" w:tentative="1">
+      <w:start w:val="1"/>
+      <w:numFmt w:val="bullet"/>
+      <w:lvlText w:val="o"/>
+      <w:lvlJc w:val="left"/>
+      <w:pPr>
+        <w:tabs>
+          <w:tab w:val="num" w:pos="1440"/>
+        </w:tabs>
+        <w:ind w:left="1440" w:hanging="360"/>
+      </w:pPr>
+      <w:rPr>
+        <w:rFonts w:ascii="Courier New" w:hAnsi="Courier New" w:hint="default"/>
+        <w:sz w:val="20"/>
+      </w:rPr>
+    </w:lvl>
+    <w:lvl w:ilvl="2" w:tentative="1">
+      <w:start w:val="1"/>
+      <w:numFmt w:val="bullet"/>
+      <w:lvlText w:val=""/>
+      <w:lvlJc w:val="left"/>
+      <w:pPr>
+        <w:tabs>
+          <w:tab w:val="num" w:pos="2160"/>
+        </w:tabs>
+        <w:ind w:left="2160" w:hanging="360"/>
+      </w:pPr>
+      <w:rPr>
+        <w:rFonts w:ascii="Wingdings" w:hAnsi="Wingdings" w:hint="default"/>
+        <w:sz w:val="20"/>
+      </w:rPr>
+    </w:lvl>
+    <w:lvl w:ilvl="3" w:tentative="1">
+      <w:start w:val="1"/>
+      <w:numFmt w:val="bullet"/>
+      <w:lvlText w:val=""/>
+      <w:lvlJc w:val="left"/>
+      <w:pPr>
+        <w:tabs>
+          <w:tab w:val="num" w:pos="2880"/>
+        </w:tabs>
+        <w:ind w:left="2880" w:hanging="360"/>
+      </w:pPr>
+      <w:rPr>
+        <w:rFonts w:ascii="Wingdings" w:hAnsi="Wingdings" w:hint="default"/>
+        <w:sz w:val="20"/>
+      </w:rPr>
+    </w:lvl>
+    <w:lvl w:ilvl="4" w:tentative="1">
+      <w:start w:val="1"/>
+      <w:numFmt w:val="bullet"/>
+      <w:lvlText w:val=""/>
+      <w:lvlJc w:val="left"/>
+      <w:pPr>
+        <w:tabs>
+          <w:tab w:val="num" w:pos="3600"/>
+        </w:tabs>
+        <w:ind w:left="3600" w:hanging="360"/>
+      </w:pPr>
+      <w:rPr>
+        <w:rFonts w:ascii="Wingdings" w:hAnsi="Wingdings" w:hint="default"/>
+        <w:sz w:val="20"/>
+      </w:rPr>
+    </w:lvl>
+    <w:lvl w:ilvl="5" w:tentative="1">
+      <w:start w:val="1"/>
+      <w:numFmt w:val="bullet"/>
+      <w:lvlText w:val=""/>
+      <w:lvlJc w:val="left"/>
+      <w:pPr>
+        <w:tabs>
+          <w:tab w:val="num" w:pos="4320"/>
+        </w:tabs>
+        <w:ind w:left="4320" w:hanging="360"/>
+      </w:pPr>
+      <w:rPr>
+        <w:rFonts w:ascii="Wingdings" w:hAnsi="Wingdings" w:hint="default"/>
+        <w:sz w:val="20"/>
+      </w:rPr>
+    </w:lvl>
+    <w:lvl w:ilvl="6" w:tentative="1">
+      <w:start w:val="1"/>
+      <w:numFmt w:val="bullet"/>
+      <w:lvlText w:val=""/>
+      <w:lvlJc w:val="left"/>
+      <w:pPr>
+        <w:tabs>
+          <w:tab w:val="num" w:pos="5040"/>
+        </w:tabs>
+        <w:ind w:left="5040" w:hanging="360"/>
+      </w:pPr>
+      <w:rPr>
+        <w:rFonts w:ascii="Wingdings" w:hAnsi="Wingdings" w:hint="default"/>
+        <w:sz w:val="20"/>
+      </w:rPr>
+    </w:lvl>
+    <w:lvl w:ilvl="7" w:tentative="1">
+      <w:start w:val="1"/>
+      <w:numFmt w:val="bullet"/>
+      <w:lvlText w:val=""/>
+      <w:lvlJc w:val="left"/>
+      <w:pPr>
+        <w:tabs>
+          <w:tab w:val="num" w:pos="5760"/>
+        </w:tabs>
+        <w:ind w:left="5760" w:hanging="360"/>
+      </w:pPr>
+      <w:rPr>
+        <w:rFonts w:ascii="Wingdings" w:hAnsi="Wingdings" w:hint="default"/>
+        <w:sz w:val="20"/>
+      </w:rPr>
+    </w:lvl>
+    <w:lvl w:ilvl="8" w:tentative="1">
+      <w:start w:val="1"/>
+      <w:numFmt w:val="bullet"/>
+      <w:lvlText w:val=""/>
+      <w:lvlJc w:val="left"/>
+      <w:pPr>
+        <w:tabs>
+          <w:tab w:val="num" w:pos="6480"/>
+        </w:tabs>
+        <w:ind w:left="6480" w:hanging="360"/>
+      </w:pPr>
+      <w:rPr>
+        <w:rFonts w:ascii="Wingdings" w:hAnsi="Wingdings" w:hint="default"/>
+        <w:sz w:val="20"/>
+      </w:rPr>
+    </w:lvl>
+  </w:abstractNum>
+  <w:abstractNum w:abstractNumId="6" w15:restartNumberingAfterBreak="0">
     <w:nsid w:val="1B430C08"/>
     <w:multiLevelType w:val="multilevel"/>
     <w:tmpl w:val="7ACA0826"/>
@@ -1614,7 +4050,156 @@
       </w:rPr>
     </w:lvl>
   </w:abstractNum>
-  <w:abstractNum w:abstractNumId="3" w15:restartNumberingAfterBreak="0">
+  <w:abstractNum w:abstractNumId="7" w15:restartNumberingAfterBreak="0">
+    <w:nsid w:val="1BEC5385"/>
+    <w:multiLevelType w:val="multilevel"/>
+    <w:tmpl w:val="BEBCC702"/>
+    <w:lvl w:ilvl="0">
+      <w:start w:val="1"/>
+      <w:numFmt w:val="bullet"/>
+      <w:lvlText w:val=""/>
+      <w:lvlJc w:val="left"/>
+      <w:pPr>
+        <w:tabs>
+          <w:tab w:val="num" w:pos="720"/>
+        </w:tabs>
+        <w:ind w:left="720" w:hanging="360"/>
+      </w:pPr>
+      <w:rPr>
+        <w:rFonts w:ascii="Symbol" w:hAnsi="Symbol" w:hint="default"/>
+        <w:sz w:val="20"/>
+      </w:rPr>
+    </w:lvl>
+    <w:lvl w:ilvl="1" w:tentative="1">
+      <w:start w:val="1"/>
+      <w:numFmt w:val="bullet"/>
+      <w:lvlText w:val="o"/>
+      <w:lvlJc w:val="left"/>
+      <w:pPr>
+        <w:tabs>
+          <w:tab w:val="num" w:pos="1440"/>
+        </w:tabs>
+        <w:ind w:left="1440" w:hanging="360"/>
+      </w:pPr>
+      <w:rPr>
+        <w:rFonts w:ascii="Courier New" w:hAnsi="Courier New" w:hint="default"/>
+        <w:sz w:val="20"/>
+      </w:rPr>
+    </w:lvl>
+    <w:lvl w:ilvl="2" w:tentative="1">
+      <w:start w:val="1"/>
+      <w:numFmt w:val="bullet"/>
+      <w:lvlText w:val=""/>
+      <w:lvlJc w:val="left"/>
+      <w:pPr>
+        <w:tabs>
+          <w:tab w:val="num" w:pos="2160"/>
+        </w:tabs>
+        <w:ind w:left="2160" w:hanging="360"/>
+      </w:pPr>
+      <w:rPr>
+        <w:rFonts w:ascii="Wingdings" w:hAnsi="Wingdings" w:hint="default"/>
+        <w:sz w:val="20"/>
+      </w:rPr>
+    </w:lvl>
+    <w:lvl w:ilvl="3" w:tentative="1">
+      <w:start w:val="1"/>
+      <w:numFmt w:val="bullet"/>
+      <w:lvlText w:val=""/>
+      <w:lvlJc w:val="left"/>
+      <w:pPr>
+        <w:tabs>
+          <w:tab w:val="num" w:pos="2880"/>
+        </w:tabs>
+        <w:ind w:left="2880" w:hanging="360"/>
+      </w:pPr>
+      <w:rPr>
+        <w:rFonts w:ascii="Wingdings" w:hAnsi="Wingdings" w:hint="default"/>
+        <w:sz w:val="20"/>
+      </w:rPr>
+    </w:lvl>
+    <w:lvl w:ilvl="4" w:tentative="1">
+      <w:start w:val="1"/>
+      <w:numFmt w:val="bullet"/>
+      <w:lvlText w:val=""/>
+      <w:lvlJc w:val="left"/>
+      <w:pPr>
+        <w:tabs>
+          <w:tab w:val="num" w:pos="3600"/>
+        </w:tabs>
+        <w:ind w:left="3600" w:hanging="360"/>
+      </w:pPr>
+      <w:rPr>
+        <w:rFonts w:ascii="Wingdings" w:hAnsi="Wingdings" w:hint="default"/>
+        <w:sz w:val="20"/>
+      </w:rPr>
+    </w:lvl>
+    <w:lvl w:ilvl="5" w:tentative="1">
+      <w:start w:val="1"/>
+      <w:numFmt w:val="bullet"/>
+      <w:lvlText w:val=""/>
+      <w:lvlJc w:val="left"/>
+      <w:pPr>
+        <w:tabs>
+          <w:tab w:val="num" w:pos="4320"/>
+        </w:tabs>
+        <w:ind w:left="4320" w:hanging="360"/>
+      </w:pPr>
+      <w:rPr>
+        <w:rFonts w:ascii="Wingdings" w:hAnsi="Wingdings" w:hint="default"/>
+        <w:sz w:val="20"/>
+      </w:rPr>
+    </w:lvl>
+    <w:lvl w:ilvl="6" w:tentative="1">
+      <w:start w:val="1"/>
+      <w:numFmt w:val="bullet"/>
+      <w:lvlText w:val=""/>
+      <w:lvlJc w:val="left"/>
+      <w:pPr>
+        <w:tabs>
+          <w:tab w:val="num" w:pos="5040"/>
+        </w:tabs>
+        <w:ind w:left="5040" w:hanging="360"/>
+      </w:pPr>
+      <w:rPr>
+        <w:rFonts w:ascii="Wingdings" w:hAnsi="Wingdings" w:hint="default"/>
+        <w:sz w:val="20"/>
+      </w:rPr>
+    </w:lvl>
+    <w:lvl w:ilvl="7" w:tentative="1">
+      <w:start w:val="1"/>
+      <w:numFmt w:val="bullet"/>
+      <w:lvlText w:val=""/>
+      <w:lvlJc w:val="left"/>
+      <w:pPr>
+        <w:tabs>
+          <w:tab w:val="num" w:pos="5760"/>
+        </w:tabs>
+        <w:ind w:left="5760" w:hanging="360"/>
+      </w:pPr>
+      <w:rPr>
+        <w:rFonts w:ascii="Wingdings" w:hAnsi="Wingdings" w:hint="default"/>
+        <w:sz w:val="20"/>
+      </w:rPr>
+    </w:lvl>
+    <w:lvl w:ilvl="8" w:tentative="1">
+      <w:start w:val="1"/>
+      <w:numFmt w:val="bullet"/>
+      <w:lvlText w:val=""/>
+      <w:lvlJc w:val="left"/>
+      <w:pPr>
+        <w:tabs>
+          <w:tab w:val="num" w:pos="6480"/>
+        </w:tabs>
+        <w:ind w:left="6480" w:hanging="360"/>
+      </w:pPr>
+      <w:rPr>
+        <w:rFonts w:ascii="Wingdings" w:hAnsi="Wingdings" w:hint="default"/>
+        <w:sz w:val="20"/>
+      </w:rPr>
+    </w:lvl>
+  </w:abstractNum>
+  <w:abstractNum w:abstractNumId="8" w15:restartNumberingAfterBreak="0">
     <w:nsid w:val="23854CE9"/>
     <w:multiLevelType w:val="multilevel"/>
     <w:tmpl w:val="A7A0530E"/>
@@ -1763,7 +4348,156 @@
       </w:rPr>
     </w:lvl>
   </w:abstractNum>
-  <w:abstractNum w:abstractNumId="4" w15:restartNumberingAfterBreak="0">
+  <w:abstractNum w:abstractNumId="9" w15:restartNumberingAfterBreak="0">
+    <w:nsid w:val="262D4489"/>
+    <w:multiLevelType w:val="multilevel"/>
+    <w:tmpl w:val="EAC06A54"/>
+    <w:lvl w:ilvl="0">
+      <w:start w:val="1"/>
+      <w:numFmt w:val="bullet"/>
+      <w:lvlText w:val=""/>
+      <w:lvlJc w:val="left"/>
+      <w:pPr>
+        <w:tabs>
+          <w:tab w:val="num" w:pos="720"/>
+        </w:tabs>
+        <w:ind w:left="720" w:hanging="360"/>
+      </w:pPr>
+      <w:rPr>
+        <w:rFonts w:ascii="Symbol" w:hAnsi="Symbol" w:hint="default"/>
+        <w:sz w:val="20"/>
+      </w:rPr>
+    </w:lvl>
+    <w:lvl w:ilvl="1" w:tentative="1">
+      <w:start w:val="1"/>
+      <w:numFmt w:val="bullet"/>
+      <w:lvlText w:val="o"/>
+      <w:lvlJc w:val="left"/>
+      <w:pPr>
+        <w:tabs>
+          <w:tab w:val="num" w:pos="1440"/>
+        </w:tabs>
+        <w:ind w:left="1440" w:hanging="360"/>
+      </w:pPr>
+      <w:rPr>
+        <w:rFonts w:ascii="Courier New" w:hAnsi="Courier New" w:hint="default"/>
+        <w:sz w:val="20"/>
+      </w:rPr>
+    </w:lvl>
+    <w:lvl w:ilvl="2" w:tentative="1">
+      <w:start w:val="1"/>
+      <w:numFmt w:val="bullet"/>
+      <w:lvlText w:val=""/>
+      <w:lvlJc w:val="left"/>
+      <w:pPr>
+        <w:tabs>
+          <w:tab w:val="num" w:pos="2160"/>
+        </w:tabs>
+        <w:ind w:left="2160" w:hanging="360"/>
+      </w:pPr>
+      <w:rPr>
+        <w:rFonts w:ascii="Wingdings" w:hAnsi="Wingdings" w:hint="default"/>
+        <w:sz w:val="20"/>
+      </w:rPr>
+    </w:lvl>
+    <w:lvl w:ilvl="3" w:tentative="1">
+      <w:start w:val="1"/>
+      <w:numFmt w:val="bullet"/>
+      <w:lvlText w:val=""/>
+      <w:lvlJc w:val="left"/>
+      <w:pPr>
+        <w:tabs>
+          <w:tab w:val="num" w:pos="2880"/>
+        </w:tabs>
+        <w:ind w:left="2880" w:hanging="360"/>
+      </w:pPr>
+      <w:rPr>
+        <w:rFonts w:ascii="Wingdings" w:hAnsi="Wingdings" w:hint="default"/>
+        <w:sz w:val="20"/>
+      </w:rPr>
+    </w:lvl>
+    <w:lvl w:ilvl="4" w:tentative="1">
+      <w:start w:val="1"/>
+      <w:numFmt w:val="bullet"/>
+      <w:lvlText w:val=""/>
+      <w:lvlJc w:val="left"/>
+      <w:pPr>
+        <w:tabs>
+          <w:tab w:val="num" w:pos="3600"/>
+        </w:tabs>
+        <w:ind w:left="3600" w:hanging="360"/>
+      </w:pPr>
+      <w:rPr>
+        <w:rFonts w:ascii="Wingdings" w:hAnsi="Wingdings" w:hint="default"/>
+        <w:sz w:val="20"/>
+      </w:rPr>
+    </w:lvl>
+    <w:lvl w:ilvl="5" w:tentative="1">
+      <w:start w:val="1"/>
+      <w:numFmt w:val="bullet"/>
+      <w:lvlText w:val=""/>
+      <w:lvlJc w:val="left"/>
+      <w:pPr>
+        <w:tabs>
+          <w:tab w:val="num" w:pos="4320"/>
+        </w:tabs>
+        <w:ind w:left="4320" w:hanging="360"/>
+      </w:pPr>
+      <w:rPr>
+        <w:rFonts w:ascii="Wingdings" w:hAnsi="Wingdings" w:hint="default"/>
+        <w:sz w:val="20"/>
+      </w:rPr>
+    </w:lvl>
+    <w:lvl w:ilvl="6" w:tentative="1">
+      <w:start w:val="1"/>
+      <w:numFmt w:val="bullet"/>
+      <w:lvlText w:val=""/>
+      <w:lvlJc w:val="left"/>
+      <w:pPr>
+        <w:tabs>
+          <w:tab w:val="num" w:pos="5040"/>
+        </w:tabs>
+        <w:ind w:left="5040" w:hanging="360"/>
+      </w:pPr>
+      <w:rPr>
+        <w:rFonts w:ascii="Wingdings" w:hAnsi="Wingdings" w:hint="default"/>
+        <w:sz w:val="20"/>
+      </w:rPr>
+    </w:lvl>
+    <w:lvl w:ilvl="7" w:tentative="1">
+      <w:start w:val="1"/>
+      <w:numFmt w:val="bullet"/>
+      <w:lvlText w:val=""/>
+      <w:lvlJc w:val="left"/>
+      <w:pPr>
+        <w:tabs>
+          <w:tab w:val="num" w:pos="5760"/>
+        </w:tabs>
+        <w:ind w:left="5760" w:hanging="360"/>
+      </w:pPr>
+      <w:rPr>
+        <w:rFonts w:ascii="Wingdings" w:hAnsi="Wingdings" w:hint="default"/>
+        <w:sz w:val="20"/>
+      </w:rPr>
+    </w:lvl>
+    <w:lvl w:ilvl="8" w:tentative="1">
+      <w:start w:val="1"/>
+      <w:numFmt w:val="bullet"/>
+      <w:lvlText w:val=""/>
+      <w:lvlJc w:val="left"/>
+      <w:pPr>
+        <w:tabs>
+          <w:tab w:val="num" w:pos="6480"/>
+        </w:tabs>
+        <w:ind w:left="6480" w:hanging="360"/>
+      </w:pPr>
+      <w:rPr>
+        <w:rFonts w:ascii="Wingdings" w:hAnsi="Wingdings" w:hint="default"/>
+        <w:sz w:val="20"/>
+      </w:rPr>
+    </w:lvl>
+  </w:abstractNum>
+  <w:abstractNum w:abstractNumId="10" w15:restartNumberingAfterBreak="0">
     <w:nsid w:val="2A9725F7"/>
     <w:multiLevelType w:val="multilevel"/>
     <w:tmpl w:val="4B6AB150"/>
@@ -1912,7 +4646,156 @@
       </w:rPr>
     </w:lvl>
   </w:abstractNum>
-  <w:abstractNum w:abstractNumId="5" w15:restartNumberingAfterBreak="0">
+  <w:abstractNum w:abstractNumId="11" w15:restartNumberingAfterBreak="0">
+    <w:nsid w:val="318035EC"/>
+    <w:multiLevelType w:val="multilevel"/>
+    <w:tmpl w:val="9558D486"/>
+    <w:lvl w:ilvl="0">
+      <w:start w:val="1"/>
+      <w:numFmt w:val="bullet"/>
+      <w:lvlText w:val=""/>
+      <w:lvlJc w:val="left"/>
+      <w:pPr>
+        <w:tabs>
+          <w:tab w:val="num" w:pos="720"/>
+        </w:tabs>
+        <w:ind w:left="720" w:hanging="360"/>
+      </w:pPr>
+      <w:rPr>
+        <w:rFonts w:ascii="Symbol" w:hAnsi="Symbol" w:hint="default"/>
+        <w:sz w:val="20"/>
+      </w:rPr>
+    </w:lvl>
+    <w:lvl w:ilvl="1" w:tentative="1">
+      <w:start w:val="1"/>
+      <w:numFmt w:val="bullet"/>
+      <w:lvlText w:val="o"/>
+      <w:lvlJc w:val="left"/>
+      <w:pPr>
+        <w:tabs>
+          <w:tab w:val="num" w:pos="1440"/>
+        </w:tabs>
+        <w:ind w:left="1440" w:hanging="360"/>
+      </w:pPr>
+      <w:rPr>
+        <w:rFonts w:ascii="Courier New" w:hAnsi="Courier New" w:hint="default"/>
+        <w:sz w:val="20"/>
+      </w:rPr>
+    </w:lvl>
+    <w:lvl w:ilvl="2" w:tentative="1">
+      <w:start w:val="1"/>
+      <w:numFmt w:val="bullet"/>
+      <w:lvlText w:val=""/>
+      <w:lvlJc w:val="left"/>
+      <w:pPr>
+        <w:tabs>
+          <w:tab w:val="num" w:pos="2160"/>
+        </w:tabs>
+        <w:ind w:left="2160" w:hanging="360"/>
+      </w:pPr>
+      <w:rPr>
+        <w:rFonts w:ascii="Wingdings" w:hAnsi="Wingdings" w:hint="default"/>
+        <w:sz w:val="20"/>
+      </w:rPr>
+    </w:lvl>
+    <w:lvl w:ilvl="3" w:tentative="1">
+      <w:start w:val="1"/>
+      <w:numFmt w:val="bullet"/>
+      <w:lvlText w:val=""/>
+      <w:lvlJc w:val="left"/>
+      <w:pPr>
+        <w:tabs>
+          <w:tab w:val="num" w:pos="2880"/>
+        </w:tabs>
+        <w:ind w:left="2880" w:hanging="360"/>
+      </w:pPr>
+      <w:rPr>
+        <w:rFonts w:ascii="Wingdings" w:hAnsi="Wingdings" w:hint="default"/>
+        <w:sz w:val="20"/>
+      </w:rPr>
+    </w:lvl>
+    <w:lvl w:ilvl="4" w:tentative="1">
+      <w:start w:val="1"/>
+      <w:numFmt w:val="bullet"/>
+      <w:lvlText w:val=""/>
+      <w:lvlJc w:val="left"/>
+      <w:pPr>
+        <w:tabs>
+          <w:tab w:val="num" w:pos="3600"/>
+        </w:tabs>
+        <w:ind w:left="3600" w:hanging="360"/>
+      </w:pPr>
+      <w:rPr>
+        <w:rFonts w:ascii="Wingdings" w:hAnsi="Wingdings" w:hint="default"/>
+        <w:sz w:val="20"/>
+      </w:rPr>
+    </w:lvl>
+    <w:lvl w:ilvl="5" w:tentative="1">
+      <w:start w:val="1"/>
+      <w:numFmt w:val="bullet"/>
+      <w:lvlText w:val=""/>
+      <w:lvlJc w:val="left"/>
+      <w:pPr>
+        <w:tabs>
+          <w:tab w:val="num" w:pos="4320"/>
+        </w:tabs>
+        <w:ind w:left="4320" w:hanging="360"/>
+      </w:pPr>
+      <w:rPr>
+        <w:rFonts w:ascii="Wingdings" w:hAnsi="Wingdings" w:hint="default"/>
+        <w:sz w:val="20"/>
+      </w:rPr>
+    </w:lvl>
+    <w:lvl w:ilvl="6" w:tentative="1">
+      <w:start w:val="1"/>
+      <w:numFmt w:val="bullet"/>
+      <w:lvlText w:val=""/>
+      <w:lvlJc w:val="left"/>
+      <w:pPr>
+        <w:tabs>
+          <w:tab w:val="num" w:pos="5040"/>
+        </w:tabs>
+        <w:ind w:left="5040" w:hanging="360"/>
+      </w:pPr>
+      <w:rPr>
+        <w:rFonts w:ascii="Wingdings" w:hAnsi="Wingdings" w:hint="default"/>
+        <w:sz w:val="20"/>
+      </w:rPr>
+    </w:lvl>
+    <w:lvl w:ilvl="7" w:tentative="1">
+      <w:start w:val="1"/>
+      <w:numFmt w:val="bullet"/>
+      <w:lvlText w:val=""/>
+      <w:lvlJc w:val="left"/>
+      <w:pPr>
+        <w:tabs>
+          <w:tab w:val="num" w:pos="5760"/>
+        </w:tabs>
+        <w:ind w:left="5760" w:hanging="360"/>
+      </w:pPr>
+      <w:rPr>
+        <w:rFonts w:ascii="Wingdings" w:hAnsi="Wingdings" w:hint="default"/>
+        <w:sz w:val="20"/>
+      </w:rPr>
+    </w:lvl>
+    <w:lvl w:ilvl="8" w:tentative="1">
+      <w:start w:val="1"/>
+      <w:numFmt w:val="bullet"/>
+      <w:lvlText w:val=""/>
+      <w:lvlJc w:val="left"/>
+      <w:pPr>
+        <w:tabs>
+          <w:tab w:val="num" w:pos="6480"/>
+        </w:tabs>
+        <w:ind w:left="6480" w:hanging="360"/>
+      </w:pPr>
+      <w:rPr>
+        <w:rFonts w:ascii="Wingdings" w:hAnsi="Wingdings" w:hint="default"/>
+        <w:sz w:val="20"/>
+      </w:rPr>
+    </w:lvl>
+  </w:abstractNum>
+  <w:abstractNum w:abstractNumId="12" w15:restartNumberingAfterBreak="0">
     <w:nsid w:val="32650AC5"/>
     <w:multiLevelType w:val="multilevel"/>
     <w:tmpl w:val="8CCE2610"/>
@@ -2061,7 +4944,7 @@
       </w:rPr>
     </w:lvl>
   </w:abstractNum>
-  <w:abstractNum w:abstractNumId="6" w15:restartNumberingAfterBreak="0">
+  <w:abstractNum w:abstractNumId="13" w15:restartNumberingAfterBreak="0">
     <w:nsid w:val="3319126A"/>
     <w:multiLevelType w:val="multilevel"/>
     <w:tmpl w:val="3AC88B72"/>
@@ -2210,7 +5093,752 @@
       </w:rPr>
     </w:lvl>
   </w:abstractNum>
-  <w:abstractNum w:abstractNumId="7" w15:restartNumberingAfterBreak="0">
+  <w:abstractNum w:abstractNumId="14" w15:restartNumberingAfterBreak="0">
+    <w:nsid w:val="3AFD387F"/>
+    <w:multiLevelType w:val="multilevel"/>
+    <w:tmpl w:val="5B5AF54E"/>
+    <w:lvl w:ilvl="0">
+      <w:start w:val="1"/>
+      <w:numFmt w:val="bullet"/>
+      <w:lvlText w:val=""/>
+      <w:lvlJc w:val="left"/>
+      <w:pPr>
+        <w:tabs>
+          <w:tab w:val="num" w:pos="720"/>
+        </w:tabs>
+        <w:ind w:left="720" w:hanging="360"/>
+      </w:pPr>
+      <w:rPr>
+        <w:rFonts w:ascii="Symbol" w:hAnsi="Symbol" w:hint="default"/>
+        <w:sz w:val="20"/>
+      </w:rPr>
+    </w:lvl>
+    <w:lvl w:ilvl="1" w:tentative="1">
+      <w:start w:val="1"/>
+      <w:numFmt w:val="bullet"/>
+      <w:lvlText w:val="o"/>
+      <w:lvlJc w:val="left"/>
+      <w:pPr>
+        <w:tabs>
+          <w:tab w:val="num" w:pos="1440"/>
+        </w:tabs>
+        <w:ind w:left="1440" w:hanging="360"/>
+      </w:pPr>
+      <w:rPr>
+        <w:rFonts w:ascii="Courier New" w:hAnsi="Courier New" w:hint="default"/>
+        <w:sz w:val="20"/>
+      </w:rPr>
+    </w:lvl>
+    <w:lvl w:ilvl="2" w:tentative="1">
+      <w:start w:val="1"/>
+      <w:numFmt w:val="bullet"/>
+      <w:lvlText w:val=""/>
+      <w:lvlJc w:val="left"/>
+      <w:pPr>
+        <w:tabs>
+          <w:tab w:val="num" w:pos="2160"/>
+        </w:tabs>
+        <w:ind w:left="2160" w:hanging="360"/>
+      </w:pPr>
+      <w:rPr>
+        <w:rFonts w:ascii="Wingdings" w:hAnsi="Wingdings" w:hint="default"/>
+        <w:sz w:val="20"/>
+      </w:rPr>
+    </w:lvl>
+    <w:lvl w:ilvl="3" w:tentative="1">
+      <w:start w:val="1"/>
+      <w:numFmt w:val="bullet"/>
+      <w:lvlText w:val=""/>
+      <w:lvlJc w:val="left"/>
+      <w:pPr>
+        <w:tabs>
+          <w:tab w:val="num" w:pos="2880"/>
+        </w:tabs>
+        <w:ind w:left="2880" w:hanging="360"/>
+      </w:pPr>
+      <w:rPr>
+        <w:rFonts w:ascii="Wingdings" w:hAnsi="Wingdings" w:hint="default"/>
+        <w:sz w:val="20"/>
+      </w:rPr>
+    </w:lvl>
+    <w:lvl w:ilvl="4" w:tentative="1">
+      <w:start w:val="1"/>
+      <w:numFmt w:val="bullet"/>
+      <w:lvlText w:val=""/>
+      <w:lvlJc w:val="left"/>
+      <w:pPr>
+        <w:tabs>
+          <w:tab w:val="num" w:pos="3600"/>
+        </w:tabs>
+        <w:ind w:left="3600" w:hanging="360"/>
+      </w:pPr>
+      <w:rPr>
+        <w:rFonts w:ascii="Wingdings" w:hAnsi="Wingdings" w:hint="default"/>
+        <w:sz w:val="20"/>
+      </w:rPr>
+    </w:lvl>
+    <w:lvl w:ilvl="5" w:tentative="1">
+      <w:start w:val="1"/>
+      <w:numFmt w:val="bullet"/>
+      <w:lvlText w:val=""/>
+      <w:lvlJc w:val="left"/>
+      <w:pPr>
+        <w:tabs>
+          <w:tab w:val="num" w:pos="4320"/>
+        </w:tabs>
+        <w:ind w:left="4320" w:hanging="360"/>
+      </w:pPr>
+      <w:rPr>
+        <w:rFonts w:ascii="Wingdings" w:hAnsi="Wingdings" w:hint="default"/>
+        <w:sz w:val="20"/>
+      </w:rPr>
+    </w:lvl>
+    <w:lvl w:ilvl="6" w:tentative="1">
+      <w:start w:val="1"/>
+      <w:numFmt w:val="bullet"/>
+      <w:lvlText w:val=""/>
+      <w:lvlJc w:val="left"/>
+      <w:pPr>
+        <w:tabs>
+          <w:tab w:val="num" w:pos="5040"/>
+        </w:tabs>
+        <w:ind w:left="5040" w:hanging="360"/>
+      </w:pPr>
+      <w:rPr>
+        <w:rFonts w:ascii="Wingdings" w:hAnsi="Wingdings" w:hint="default"/>
+        <w:sz w:val="20"/>
+      </w:rPr>
+    </w:lvl>
+    <w:lvl w:ilvl="7" w:tentative="1">
+      <w:start w:val="1"/>
+      <w:numFmt w:val="bullet"/>
+      <w:lvlText w:val=""/>
+      <w:lvlJc w:val="left"/>
+      <w:pPr>
+        <w:tabs>
+          <w:tab w:val="num" w:pos="5760"/>
+        </w:tabs>
+        <w:ind w:left="5760" w:hanging="360"/>
+      </w:pPr>
+      <w:rPr>
+        <w:rFonts w:ascii="Wingdings" w:hAnsi="Wingdings" w:hint="default"/>
+        <w:sz w:val="20"/>
+      </w:rPr>
+    </w:lvl>
+    <w:lvl w:ilvl="8" w:tentative="1">
+      <w:start w:val="1"/>
+      <w:numFmt w:val="bullet"/>
+      <w:lvlText w:val=""/>
+      <w:lvlJc w:val="left"/>
+      <w:pPr>
+        <w:tabs>
+          <w:tab w:val="num" w:pos="6480"/>
+        </w:tabs>
+        <w:ind w:left="6480" w:hanging="360"/>
+      </w:pPr>
+      <w:rPr>
+        <w:rFonts w:ascii="Wingdings" w:hAnsi="Wingdings" w:hint="default"/>
+        <w:sz w:val="20"/>
+      </w:rPr>
+    </w:lvl>
+  </w:abstractNum>
+  <w:abstractNum w:abstractNumId="15" w15:restartNumberingAfterBreak="0">
+    <w:nsid w:val="411C072D"/>
+    <w:multiLevelType w:val="multilevel"/>
+    <w:tmpl w:val="DC368E02"/>
+    <w:lvl w:ilvl="0">
+      <w:start w:val="1"/>
+      <w:numFmt w:val="bullet"/>
+      <w:lvlText w:val=""/>
+      <w:lvlJc w:val="left"/>
+      <w:pPr>
+        <w:tabs>
+          <w:tab w:val="num" w:pos="720"/>
+        </w:tabs>
+        <w:ind w:left="720" w:hanging="360"/>
+      </w:pPr>
+      <w:rPr>
+        <w:rFonts w:ascii="Symbol" w:hAnsi="Symbol" w:hint="default"/>
+        <w:sz w:val="20"/>
+      </w:rPr>
+    </w:lvl>
+    <w:lvl w:ilvl="1" w:tentative="1">
+      <w:start w:val="1"/>
+      <w:numFmt w:val="bullet"/>
+      <w:lvlText w:val="o"/>
+      <w:lvlJc w:val="left"/>
+      <w:pPr>
+        <w:tabs>
+          <w:tab w:val="num" w:pos="1440"/>
+        </w:tabs>
+        <w:ind w:left="1440" w:hanging="360"/>
+      </w:pPr>
+      <w:rPr>
+        <w:rFonts w:ascii="Courier New" w:hAnsi="Courier New" w:hint="default"/>
+        <w:sz w:val="20"/>
+      </w:rPr>
+    </w:lvl>
+    <w:lvl w:ilvl="2" w:tentative="1">
+      <w:start w:val="1"/>
+      <w:numFmt w:val="bullet"/>
+      <w:lvlText w:val=""/>
+      <w:lvlJc w:val="left"/>
+      <w:pPr>
+        <w:tabs>
+          <w:tab w:val="num" w:pos="2160"/>
+        </w:tabs>
+        <w:ind w:left="2160" w:hanging="360"/>
+      </w:pPr>
+      <w:rPr>
+        <w:rFonts w:ascii="Wingdings" w:hAnsi="Wingdings" w:hint="default"/>
+        <w:sz w:val="20"/>
+      </w:rPr>
+    </w:lvl>
+    <w:lvl w:ilvl="3" w:tentative="1">
+      <w:start w:val="1"/>
+      <w:numFmt w:val="bullet"/>
+      <w:lvlText w:val=""/>
+      <w:lvlJc w:val="left"/>
+      <w:pPr>
+        <w:tabs>
+          <w:tab w:val="num" w:pos="2880"/>
+        </w:tabs>
+        <w:ind w:left="2880" w:hanging="360"/>
+      </w:pPr>
+      <w:rPr>
+        <w:rFonts w:ascii="Wingdings" w:hAnsi="Wingdings" w:hint="default"/>
+        <w:sz w:val="20"/>
+      </w:rPr>
+    </w:lvl>
+    <w:lvl w:ilvl="4" w:tentative="1">
+      <w:start w:val="1"/>
+      <w:numFmt w:val="bullet"/>
+      <w:lvlText w:val=""/>
+      <w:lvlJc w:val="left"/>
+      <w:pPr>
+        <w:tabs>
+          <w:tab w:val="num" w:pos="3600"/>
+        </w:tabs>
+        <w:ind w:left="3600" w:hanging="360"/>
+      </w:pPr>
+      <w:rPr>
+        <w:rFonts w:ascii="Wingdings" w:hAnsi="Wingdings" w:hint="default"/>
+        <w:sz w:val="20"/>
+      </w:rPr>
+    </w:lvl>
+    <w:lvl w:ilvl="5" w:tentative="1">
+      <w:start w:val="1"/>
+      <w:numFmt w:val="bullet"/>
+      <w:lvlText w:val=""/>
+      <w:lvlJc w:val="left"/>
+      <w:pPr>
+        <w:tabs>
+          <w:tab w:val="num" w:pos="4320"/>
+        </w:tabs>
+        <w:ind w:left="4320" w:hanging="360"/>
+      </w:pPr>
+      <w:rPr>
+        <w:rFonts w:ascii="Wingdings" w:hAnsi="Wingdings" w:hint="default"/>
+        <w:sz w:val="20"/>
+      </w:rPr>
+    </w:lvl>
+    <w:lvl w:ilvl="6" w:tentative="1">
+      <w:start w:val="1"/>
+      <w:numFmt w:val="bullet"/>
+      <w:lvlText w:val=""/>
+      <w:lvlJc w:val="left"/>
+      <w:pPr>
+        <w:tabs>
+          <w:tab w:val="num" w:pos="5040"/>
+        </w:tabs>
+        <w:ind w:left="5040" w:hanging="360"/>
+      </w:pPr>
+      <w:rPr>
+        <w:rFonts w:ascii="Wingdings" w:hAnsi="Wingdings" w:hint="default"/>
+        <w:sz w:val="20"/>
+      </w:rPr>
+    </w:lvl>
+    <w:lvl w:ilvl="7" w:tentative="1">
+      <w:start w:val="1"/>
+      <w:numFmt w:val="bullet"/>
+      <w:lvlText w:val=""/>
+      <w:lvlJc w:val="left"/>
+      <w:pPr>
+        <w:tabs>
+          <w:tab w:val="num" w:pos="5760"/>
+        </w:tabs>
+        <w:ind w:left="5760" w:hanging="360"/>
+      </w:pPr>
+      <w:rPr>
+        <w:rFonts w:ascii="Wingdings" w:hAnsi="Wingdings" w:hint="default"/>
+        <w:sz w:val="20"/>
+      </w:rPr>
+    </w:lvl>
+    <w:lvl w:ilvl="8" w:tentative="1">
+      <w:start w:val="1"/>
+      <w:numFmt w:val="bullet"/>
+      <w:lvlText w:val=""/>
+      <w:lvlJc w:val="left"/>
+      <w:pPr>
+        <w:tabs>
+          <w:tab w:val="num" w:pos="6480"/>
+        </w:tabs>
+        <w:ind w:left="6480" w:hanging="360"/>
+      </w:pPr>
+      <w:rPr>
+        <w:rFonts w:ascii="Wingdings" w:hAnsi="Wingdings" w:hint="default"/>
+        <w:sz w:val="20"/>
+      </w:rPr>
+    </w:lvl>
+  </w:abstractNum>
+  <w:abstractNum w:abstractNumId="16" w15:restartNumberingAfterBreak="0">
+    <w:nsid w:val="4E2F36A3"/>
+    <w:multiLevelType w:val="multilevel"/>
+    <w:tmpl w:val="B59476A2"/>
+    <w:lvl w:ilvl="0">
+      <w:start w:val="1"/>
+      <w:numFmt w:val="bullet"/>
+      <w:lvlText w:val=""/>
+      <w:lvlJc w:val="left"/>
+      <w:pPr>
+        <w:tabs>
+          <w:tab w:val="num" w:pos="720"/>
+        </w:tabs>
+        <w:ind w:left="720" w:hanging="360"/>
+      </w:pPr>
+      <w:rPr>
+        <w:rFonts w:ascii="Symbol" w:hAnsi="Symbol" w:hint="default"/>
+        <w:sz w:val="20"/>
+      </w:rPr>
+    </w:lvl>
+    <w:lvl w:ilvl="1" w:tentative="1">
+      <w:start w:val="1"/>
+      <w:numFmt w:val="bullet"/>
+      <w:lvlText w:val="o"/>
+      <w:lvlJc w:val="left"/>
+      <w:pPr>
+        <w:tabs>
+          <w:tab w:val="num" w:pos="1440"/>
+        </w:tabs>
+        <w:ind w:left="1440" w:hanging="360"/>
+      </w:pPr>
+      <w:rPr>
+        <w:rFonts w:ascii="Courier New" w:hAnsi="Courier New" w:hint="default"/>
+        <w:sz w:val="20"/>
+      </w:rPr>
+    </w:lvl>
+    <w:lvl w:ilvl="2" w:tentative="1">
+      <w:start w:val="1"/>
+      <w:numFmt w:val="bullet"/>
+      <w:lvlText w:val=""/>
+      <w:lvlJc w:val="left"/>
+      <w:pPr>
+        <w:tabs>
+          <w:tab w:val="num" w:pos="2160"/>
+        </w:tabs>
+        <w:ind w:left="2160" w:hanging="360"/>
+      </w:pPr>
+      <w:rPr>
+        <w:rFonts w:ascii="Wingdings" w:hAnsi="Wingdings" w:hint="default"/>
+        <w:sz w:val="20"/>
+      </w:rPr>
+    </w:lvl>
+    <w:lvl w:ilvl="3" w:tentative="1">
+      <w:start w:val="1"/>
+      <w:numFmt w:val="bullet"/>
+      <w:lvlText w:val=""/>
+      <w:lvlJc w:val="left"/>
+      <w:pPr>
+        <w:tabs>
+          <w:tab w:val="num" w:pos="2880"/>
+        </w:tabs>
+        <w:ind w:left="2880" w:hanging="360"/>
+      </w:pPr>
+      <w:rPr>
+        <w:rFonts w:ascii="Wingdings" w:hAnsi="Wingdings" w:hint="default"/>
+        <w:sz w:val="20"/>
+      </w:rPr>
+    </w:lvl>
+    <w:lvl w:ilvl="4" w:tentative="1">
+      <w:start w:val="1"/>
+      <w:numFmt w:val="bullet"/>
+      <w:lvlText w:val=""/>
+      <w:lvlJc w:val="left"/>
+      <w:pPr>
+        <w:tabs>
+          <w:tab w:val="num" w:pos="3600"/>
+        </w:tabs>
+        <w:ind w:left="3600" w:hanging="360"/>
+      </w:pPr>
+      <w:rPr>
+        <w:rFonts w:ascii="Wingdings" w:hAnsi="Wingdings" w:hint="default"/>
+        <w:sz w:val="20"/>
+      </w:rPr>
+    </w:lvl>
+    <w:lvl w:ilvl="5" w:tentative="1">
+      <w:start w:val="1"/>
+      <w:numFmt w:val="bullet"/>
+      <w:lvlText w:val=""/>
+      <w:lvlJc w:val="left"/>
+      <w:pPr>
+        <w:tabs>
+          <w:tab w:val="num" w:pos="4320"/>
+        </w:tabs>
+        <w:ind w:left="4320" w:hanging="360"/>
+      </w:pPr>
+      <w:rPr>
+        <w:rFonts w:ascii="Wingdings" w:hAnsi="Wingdings" w:hint="default"/>
+        <w:sz w:val="20"/>
+      </w:rPr>
+    </w:lvl>
+    <w:lvl w:ilvl="6" w:tentative="1">
+      <w:start w:val="1"/>
+      <w:numFmt w:val="bullet"/>
+      <w:lvlText w:val=""/>
+      <w:lvlJc w:val="left"/>
+      <w:pPr>
+        <w:tabs>
+          <w:tab w:val="num" w:pos="5040"/>
+        </w:tabs>
+        <w:ind w:left="5040" w:hanging="360"/>
+      </w:pPr>
+      <w:rPr>
+        <w:rFonts w:ascii="Wingdings" w:hAnsi="Wingdings" w:hint="default"/>
+        <w:sz w:val="20"/>
+      </w:rPr>
+    </w:lvl>
+    <w:lvl w:ilvl="7" w:tentative="1">
+      <w:start w:val="1"/>
+      <w:numFmt w:val="bullet"/>
+      <w:lvlText w:val=""/>
+      <w:lvlJc w:val="left"/>
+      <w:pPr>
+        <w:tabs>
+          <w:tab w:val="num" w:pos="5760"/>
+        </w:tabs>
+        <w:ind w:left="5760" w:hanging="360"/>
+      </w:pPr>
+      <w:rPr>
+        <w:rFonts w:ascii="Wingdings" w:hAnsi="Wingdings" w:hint="default"/>
+        <w:sz w:val="20"/>
+      </w:rPr>
+    </w:lvl>
+    <w:lvl w:ilvl="8" w:tentative="1">
+      <w:start w:val="1"/>
+      <w:numFmt w:val="bullet"/>
+      <w:lvlText w:val=""/>
+      <w:lvlJc w:val="left"/>
+      <w:pPr>
+        <w:tabs>
+          <w:tab w:val="num" w:pos="6480"/>
+        </w:tabs>
+        <w:ind w:left="6480" w:hanging="360"/>
+      </w:pPr>
+      <w:rPr>
+        <w:rFonts w:ascii="Wingdings" w:hAnsi="Wingdings" w:hint="default"/>
+        <w:sz w:val="20"/>
+      </w:rPr>
+    </w:lvl>
+  </w:abstractNum>
+  <w:abstractNum w:abstractNumId="17" w15:restartNumberingAfterBreak="0">
+    <w:nsid w:val="4EB82B94"/>
+    <w:multiLevelType w:val="multilevel"/>
+    <w:tmpl w:val="1FA8ED2E"/>
+    <w:lvl w:ilvl="0">
+      <w:start w:val="1"/>
+      <w:numFmt w:val="bullet"/>
+      <w:lvlText w:val=""/>
+      <w:lvlJc w:val="left"/>
+      <w:pPr>
+        <w:tabs>
+          <w:tab w:val="num" w:pos="720"/>
+        </w:tabs>
+        <w:ind w:left="720" w:hanging="360"/>
+      </w:pPr>
+      <w:rPr>
+        <w:rFonts w:ascii="Symbol" w:hAnsi="Symbol" w:hint="default"/>
+        <w:sz w:val="20"/>
+      </w:rPr>
+    </w:lvl>
+    <w:lvl w:ilvl="1" w:tentative="1">
+      <w:start w:val="1"/>
+      <w:numFmt w:val="bullet"/>
+      <w:lvlText w:val="o"/>
+      <w:lvlJc w:val="left"/>
+      <w:pPr>
+        <w:tabs>
+          <w:tab w:val="num" w:pos="1440"/>
+        </w:tabs>
+        <w:ind w:left="1440" w:hanging="360"/>
+      </w:pPr>
+      <w:rPr>
+        <w:rFonts w:ascii="Courier New" w:hAnsi="Courier New" w:hint="default"/>
+        <w:sz w:val="20"/>
+      </w:rPr>
+    </w:lvl>
+    <w:lvl w:ilvl="2" w:tentative="1">
+      <w:start w:val="1"/>
+      <w:numFmt w:val="bullet"/>
+      <w:lvlText w:val=""/>
+      <w:lvlJc w:val="left"/>
+      <w:pPr>
+        <w:tabs>
+          <w:tab w:val="num" w:pos="2160"/>
+        </w:tabs>
+        <w:ind w:left="2160" w:hanging="360"/>
+      </w:pPr>
+      <w:rPr>
+        <w:rFonts w:ascii="Wingdings" w:hAnsi="Wingdings" w:hint="default"/>
+        <w:sz w:val="20"/>
+      </w:rPr>
+    </w:lvl>
+    <w:lvl w:ilvl="3" w:tentative="1">
+      <w:start w:val="1"/>
+      <w:numFmt w:val="bullet"/>
+      <w:lvlText w:val=""/>
+      <w:lvlJc w:val="left"/>
+      <w:pPr>
+        <w:tabs>
+          <w:tab w:val="num" w:pos="2880"/>
+        </w:tabs>
+        <w:ind w:left="2880" w:hanging="360"/>
+      </w:pPr>
+      <w:rPr>
+        <w:rFonts w:ascii="Wingdings" w:hAnsi="Wingdings" w:hint="default"/>
+        <w:sz w:val="20"/>
+      </w:rPr>
+    </w:lvl>
+    <w:lvl w:ilvl="4" w:tentative="1">
+      <w:start w:val="1"/>
+      <w:numFmt w:val="bullet"/>
+      <w:lvlText w:val=""/>
+      <w:lvlJc w:val="left"/>
+      <w:pPr>
+        <w:tabs>
+          <w:tab w:val="num" w:pos="3600"/>
+        </w:tabs>
+        <w:ind w:left="3600" w:hanging="360"/>
+      </w:pPr>
+      <w:rPr>
+        <w:rFonts w:ascii="Wingdings" w:hAnsi="Wingdings" w:hint="default"/>
+        <w:sz w:val="20"/>
+      </w:rPr>
+    </w:lvl>
+    <w:lvl w:ilvl="5" w:tentative="1">
+      <w:start w:val="1"/>
+      <w:numFmt w:val="bullet"/>
+      <w:lvlText w:val=""/>
+      <w:lvlJc w:val="left"/>
+      <w:pPr>
+        <w:tabs>
+          <w:tab w:val="num" w:pos="4320"/>
+        </w:tabs>
+        <w:ind w:left="4320" w:hanging="360"/>
+      </w:pPr>
+      <w:rPr>
+        <w:rFonts w:ascii="Wingdings" w:hAnsi="Wingdings" w:hint="default"/>
+        <w:sz w:val="20"/>
+      </w:rPr>
+    </w:lvl>
+    <w:lvl w:ilvl="6" w:tentative="1">
+      <w:start w:val="1"/>
+      <w:numFmt w:val="bullet"/>
+      <w:lvlText w:val=""/>
+      <w:lvlJc w:val="left"/>
+      <w:pPr>
+        <w:tabs>
+          <w:tab w:val="num" w:pos="5040"/>
+        </w:tabs>
+        <w:ind w:left="5040" w:hanging="360"/>
+      </w:pPr>
+      <w:rPr>
+        <w:rFonts w:ascii="Wingdings" w:hAnsi="Wingdings" w:hint="default"/>
+        <w:sz w:val="20"/>
+      </w:rPr>
+    </w:lvl>
+    <w:lvl w:ilvl="7" w:tentative="1">
+      <w:start w:val="1"/>
+      <w:numFmt w:val="bullet"/>
+      <w:lvlText w:val=""/>
+      <w:lvlJc w:val="left"/>
+      <w:pPr>
+        <w:tabs>
+          <w:tab w:val="num" w:pos="5760"/>
+        </w:tabs>
+        <w:ind w:left="5760" w:hanging="360"/>
+      </w:pPr>
+      <w:rPr>
+        <w:rFonts w:ascii="Wingdings" w:hAnsi="Wingdings" w:hint="default"/>
+        <w:sz w:val="20"/>
+      </w:rPr>
+    </w:lvl>
+    <w:lvl w:ilvl="8" w:tentative="1">
+      <w:start w:val="1"/>
+      <w:numFmt w:val="bullet"/>
+      <w:lvlText w:val=""/>
+      <w:lvlJc w:val="left"/>
+      <w:pPr>
+        <w:tabs>
+          <w:tab w:val="num" w:pos="6480"/>
+        </w:tabs>
+        <w:ind w:left="6480" w:hanging="360"/>
+      </w:pPr>
+      <w:rPr>
+        <w:rFonts w:ascii="Wingdings" w:hAnsi="Wingdings" w:hint="default"/>
+        <w:sz w:val="20"/>
+      </w:rPr>
+    </w:lvl>
+  </w:abstractNum>
+  <w:abstractNum w:abstractNumId="18" w15:restartNumberingAfterBreak="0">
+    <w:nsid w:val="4F163A58"/>
+    <w:multiLevelType w:val="multilevel"/>
+    <w:tmpl w:val="0B507788"/>
+    <w:lvl w:ilvl="0">
+      <w:start w:val="1"/>
+      <w:numFmt w:val="bullet"/>
+      <w:lvlText w:val=""/>
+      <w:lvlJc w:val="left"/>
+      <w:pPr>
+        <w:tabs>
+          <w:tab w:val="num" w:pos="720"/>
+        </w:tabs>
+        <w:ind w:left="720" w:hanging="360"/>
+      </w:pPr>
+      <w:rPr>
+        <w:rFonts w:ascii="Symbol" w:hAnsi="Symbol" w:hint="default"/>
+        <w:sz w:val="20"/>
+      </w:rPr>
+    </w:lvl>
+    <w:lvl w:ilvl="1" w:tentative="1">
+      <w:start w:val="1"/>
+      <w:numFmt w:val="bullet"/>
+      <w:lvlText w:val="o"/>
+      <w:lvlJc w:val="left"/>
+      <w:pPr>
+        <w:tabs>
+          <w:tab w:val="num" w:pos="1440"/>
+        </w:tabs>
+        <w:ind w:left="1440" w:hanging="360"/>
+      </w:pPr>
+      <w:rPr>
+        <w:rFonts w:ascii="Courier New" w:hAnsi="Courier New" w:hint="default"/>
+        <w:sz w:val="20"/>
+      </w:rPr>
+    </w:lvl>
+    <w:lvl w:ilvl="2" w:tentative="1">
+      <w:start w:val="1"/>
+      <w:numFmt w:val="bullet"/>
+      <w:lvlText w:val=""/>
+      <w:lvlJc w:val="left"/>
+      <w:pPr>
+        <w:tabs>
+          <w:tab w:val="num" w:pos="2160"/>
+        </w:tabs>
+        <w:ind w:left="2160" w:hanging="360"/>
+      </w:pPr>
+      <w:rPr>
+        <w:rFonts w:ascii="Wingdings" w:hAnsi="Wingdings" w:hint="default"/>
+        <w:sz w:val="20"/>
+      </w:rPr>
+    </w:lvl>
+    <w:lvl w:ilvl="3" w:tentative="1">
+      <w:start w:val="1"/>
+      <w:numFmt w:val="bullet"/>
+      <w:lvlText w:val=""/>
+      <w:lvlJc w:val="left"/>
+      <w:pPr>
+        <w:tabs>
+          <w:tab w:val="num" w:pos="2880"/>
+        </w:tabs>
+        <w:ind w:left="2880" w:hanging="360"/>
+      </w:pPr>
+      <w:rPr>
+        <w:rFonts w:ascii="Wingdings" w:hAnsi="Wingdings" w:hint="default"/>
+        <w:sz w:val="20"/>
+      </w:rPr>
+    </w:lvl>
+    <w:lvl w:ilvl="4" w:tentative="1">
+      <w:start w:val="1"/>
+      <w:numFmt w:val="bullet"/>
+      <w:lvlText w:val=""/>
+      <w:lvlJc w:val="left"/>
+      <w:pPr>
+        <w:tabs>
+          <w:tab w:val="num" w:pos="3600"/>
+        </w:tabs>
+        <w:ind w:left="3600" w:hanging="360"/>
+      </w:pPr>
+      <w:rPr>
+        <w:rFonts w:ascii="Wingdings" w:hAnsi="Wingdings" w:hint="default"/>
+        <w:sz w:val="20"/>
+      </w:rPr>
+    </w:lvl>
+    <w:lvl w:ilvl="5" w:tentative="1">
+      <w:start w:val="1"/>
+      <w:numFmt w:val="bullet"/>
+      <w:lvlText w:val=""/>
+      <w:lvlJc w:val="left"/>
+      <w:pPr>
+        <w:tabs>
+          <w:tab w:val="num" w:pos="4320"/>
+        </w:tabs>
+        <w:ind w:left="4320" w:hanging="360"/>
+      </w:pPr>
+      <w:rPr>
+        <w:rFonts w:ascii="Wingdings" w:hAnsi="Wingdings" w:hint="default"/>
+        <w:sz w:val="20"/>
+      </w:rPr>
+    </w:lvl>
+    <w:lvl w:ilvl="6" w:tentative="1">
+      <w:start w:val="1"/>
+      <w:numFmt w:val="bullet"/>
+      <w:lvlText w:val=""/>
+      <w:lvlJc w:val="left"/>
+      <w:pPr>
+        <w:tabs>
+          <w:tab w:val="num" w:pos="5040"/>
+        </w:tabs>
+        <w:ind w:left="5040" w:hanging="360"/>
+      </w:pPr>
+      <w:rPr>
+        <w:rFonts w:ascii="Wingdings" w:hAnsi="Wingdings" w:hint="default"/>
+        <w:sz w:val="20"/>
+      </w:rPr>
+    </w:lvl>
+    <w:lvl w:ilvl="7" w:tentative="1">
+      <w:start w:val="1"/>
+      <w:numFmt w:val="bullet"/>
+      <w:lvlText w:val=""/>
+      <w:lvlJc w:val="left"/>
+      <w:pPr>
+        <w:tabs>
+          <w:tab w:val="num" w:pos="5760"/>
+        </w:tabs>
+        <w:ind w:left="5760" w:hanging="360"/>
+      </w:pPr>
+      <w:rPr>
+        <w:rFonts w:ascii="Wingdings" w:hAnsi="Wingdings" w:hint="default"/>
+        <w:sz w:val="20"/>
+      </w:rPr>
+    </w:lvl>
+    <w:lvl w:ilvl="8" w:tentative="1">
+      <w:start w:val="1"/>
+      <w:numFmt w:val="bullet"/>
+      <w:lvlText w:val=""/>
+      <w:lvlJc w:val="left"/>
+      <w:pPr>
+        <w:tabs>
+          <w:tab w:val="num" w:pos="6480"/>
+        </w:tabs>
+        <w:ind w:left="6480" w:hanging="360"/>
+      </w:pPr>
+      <w:rPr>
+        <w:rFonts w:ascii="Wingdings" w:hAnsi="Wingdings" w:hint="default"/>
+        <w:sz w:val="20"/>
+      </w:rPr>
+    </w:lvl>
+  </w:abstractNum>
+  <w:abstractNum w:abstractNumId="19" w15:restartNumberingAfterBreak="0">
     <w:nsid w:val="508556A2"/>
     <w:multiLevelType w:val="multilevel"/>
     <w:tmpl w:val="A89A8B2E"/>
@@ -2359,7 +5987,603 @@
       </w:rPr>
     </w:lvl>
   </w:abstractNum>
-  <w:abstractNum w:abstractNumId="8" w15:restartNumberingAfterBreak="0">
+  <w:abstractNum w:abstractNumId="20" w15:restartNumberingAfterBreak="0">
+    <w:nsid w:val="51BD0F21"/>
+    <w:multiLevelType w:val="multilevel"/>
+    <w:tmpl w:val="099C0374"/>
+    <w:lvl w:ilvl="0">
+      <w:start w:val="1"/>
+      <w:numFmt w:val="bullet"/>
+      <w:lvlText w:val=""/>
+      <w:lvlJc w:val="left"/>
+      <w:pPr>
+        <w:tabs>
+          <w:tab w:val="num" w:pos="720"/>
+        </w:tabs>
+        <w:ind w:left="720" w:hanging="360"/>
+      </w:pPr>
+      <w:rPr>
+        <w:rFonts w:ascii="Symbol" w:hAnsi="Symbol" w:hint="default"/>
+        <w:sz w:val="20"/>
+      </w:rPr>
+    </w:lvl>
+    <w:lvl w:ilvl="1" w:tentative="1">
+      <w:start w:val="1"/>
+      <w:numFmt w:val="bullet"/>
+      <w:lvlText w:val="o"/>
+      <w:lvlJc w:val="left"/>
+      <w:pPr>
+        <w:tabs>
+          <w:tab w:val="num" w:pos="1440"/>
+        </w:tabs>
+        <w:ind w:left="1440" w:hanging="360"/>
+      </w:pPr>
+      <w:rPr>
+        <w:rFonts w:ascii="Courier New" w:hAnsi="Courier New" w:hint="default"/>
+        <w:sz w:val="20"/>
+      </w:rPr>
+    </w:lvl>
+    <w:lvl w:ilvl="2" w:tentative="1">
+      <w:start w:val="1"/>
+      <w:numFmt w:val="bullet"/>
+      <w:lvlText w:val=""/>
+      <w:lvlJc w:val="left"/>
+      <w:pPr>
+        <w:tabs>
+          <w:tab w:val="num" w:pos="2160"/>
+        </w:tabs>
+        <w:ind w:left="2160" w:hanging="360"/>
+      </w:pPr>
+      <w:rPr>
+        <w:rFonts w:ascii="Wingdings" w:hAnsi="Wingdings" w:hint="default"/>
+        <w:sz w:val="20"/>
+      </w:rPr>
+    </w:lvl>
+    <w:lvl w:ilvl="3" w:tentative="1">
+      <w:start w:val="1"/>
+      <w:numFmt w:val="bullet"/>
+      <w:lvlText w:val=""/>
+      <w:lvlJc w:val="left"/>
+      <w:pPr>
+        <w:tabs>
+          <w:tab w:val="num" w:pos="2880"/>
+        </w:tabs>
+        <w:ind w:left="2880" w:hanging="360"/>
+      </w:pPr>
+      <w:rPr>
+        <w:rFonts w:ascii="Wingdings" w:hAnsi="Wingdings" w:hint="default"/>
+        <w:sz w:val="20"/>
+      </w:rPr>
+    </w:lvl>
+    <w:lvl w:ilvl="4" w:tentative="1">
+      <w:start w:val="1"/>
+      <w:numFmt w:val="bullet"/>
+      <w:lvlText w:val=""/>
+      <w:lvlJc w:val="left"/>
+      <w:pPr>
+        <w:tabs>
+          <w:tab w:val="num" w:pos="3600"/>
+        </w:tabs>
+        <w:ind w:left="3600" w:hanging="360"/>
+      </w:pPr>
+      <w:rPr>
+        <w:rFonts w:ascii="Wingdings" w:hAnsi="Wingdings" w:hint="default"/>
+        <w:sz w:val="20"/>
+      </w:rPr>
+    </w:lvl>
+    <w:lvl w:ilvl="5" w:tentative="1">
+      <w:start w:val="1"/>
+      <w:numFmt w:val="bullet"/>
+      <w:lvlText w:val=""/>
+      <w:lvlJc w:val="left"/>
+      <w:pPr>
+        <w:tabs>
+          <w:tab w:val="num" w:pos="4320"/>
+        </w:tabs>
+        <w:ind w:left="4320" w:hanging="360"/>
+      </w:pPr>
+      <w:rPr>
+        <w:rFonts w:ascii="Wingdings" w:hAnsi="Wingdings" w:hint="default"/>
+        <w:sz w:val="20"/>
+      </w:rPr>
+    </w:lvl>
+    <w:lvl w:ilvl="6" w:tentative="1">
+      <w:start w:val="1"/>
+      <w:numFmt w:val="bullet"/>
+      <w:lvlText w:val=""/>
+      <w:lvlJc w:val="left"/>
+      <w:pPr>
+        <w:tabs>
+          <w:tab w:val="num" w:pos="5040"/>
+        </w:tabs>
+        <w:ind w:left="5040" w:hanging="360"/>
+      </w:pPr>
+      <w:rPr>
+        <w:rFonts w:ascii="Wingdings" w:hAnsi="Wingdings" w:hint="default"/>
+        <w:sz w:val="20"/>
+      </w:rPr>
+    </w:lvl>
+    <w:lvl w:ilvl="7" w:tentative="1">
+      <w:start w:val="1"/>
+      <w:numFmt w:val="bullet"/>
+      <w:lvlText w:val=""/>
+      <w:lvlJc w:val="left"/>
+      <w:pPr>
+        <w:tabs>
+          <w:tab w:val="num" w:pos="5760"/>
+        </w:tabs>
+        <w:ind w:left="5760" w:hanging="360"/>
+      </w:pPr>
+      <w:rPr>
+        <w:rFonts w:ascii="Wingdings" w:hAnsi="Wingdings" w:hint="default"/>
+        <w:sz w:val="20"/>
+      </w:rPr>
+    </w:lvl>
+    <w:lvl w:ilvl="8" w:tentative="1">
+      <w:start w:val="1"/>
+      <w:numFmt w:val="bullet"/>
+      <w:lvlText w:val=""/>
+      <w:lvlJc w:val="left"/>
+      <w:pPr>
+        <w:tabs>
+          <w:tab w:val="num" w:pos="6480"/>
+        </w:tabs>
+        <w:ind w:left="6480" w:hanging="360"/>
+      </w:pPr>
+      <w:rPr>
+        <w:rFonts w:ascii="Wingdings" w:hAnsi="Wingdings" w:hint="default"/>
+        <w:sz w:val="20"/>
+      </w:rPr>
+    </w:lvl>
+  </w:abstractNum>
+  <w:abstractNum w:abstractNumId="21" w15:restartNumberingAfterBreak="0">
+    <w:nsid w:val="58910697"/>
+    <w:multiLevelType w:val="multilevel"/>
+    <w:tmpl w:val="EE5AB4F2"/>
+    <w:lvl w:ilvl="0">
+      <w:start w:val="1"/>
+      <w:numFmt w:val="bullet"/>
+      <w:lvlText w:val=""/>
+      <w:lvlJc w:val="left"/>
+      <w:pPr>
+        <w:tabs>
+          <w:tab w:val="num" w:pos="720"/>
+        </w:tabs>
+        <w:ind w:left="720" w:hanging="360"/>
+      </w:pPr>
+      <w:rPr>
+        <w:rFonts w:ascii="Symbol" w:hAnsi="Symbol" w:hint="default"/>
+        <w:sz w:val="20"/>
+      </w:rPr>
+    </w:lvl>
+    <w:lvl w:ilvl="1" w:tentative="1">
+      <w:start w:val="1"/>
+      <w:numFmt w:val="bullet"/>
+      <w:lvlText w:val="o"/>
+      <w:lvlJc w:val="left"/>
+      <w:pPr>
+        <w:tabs>
+          <w:tab w:val="num" w:pos="1440"/>
+        </w:tabs>
+        <w:ind w:left="1440" w:hanging="360"/>
+      </w:pPr>
+      <w:rPr>
+        <w:rFonts w:ascii="Courier New" w:hAnsi="Courier New" w:hint="default"/>
+        <w:sz w:val="20"/>
+      </w:rPr>
+    </w:lvl>
+    <w:lvl w:ilvl="2" w:tentative="1">
+      <w:start w:val="1"/>
+      <w:numFmt w:val="bullet"/>
+      <w:lvlText w:val=""/>
+      <w:lvlJc w:val="left"/>
+      <w:pPr>
+        <w:tabs>
+          <w:tab w:val="num" w:pos="2160"/>
+        </w:tabs>
+        <w:ind w:left="2160" w:hanging="360"/>
+      </w:pPr>
+      <w:rPr>
+        <w:rFonts w:ascii="Wingdings" w:hAnsi="Wingdings" w:hint="default"/>
+        <w:sz w:val="20"/>
+      </w:rPr>
+    </w:lvl>
+    <w:lvl w:ilvl="3" w:tentative="1">
+      <w:start w:val="1"/>
+      <w:numFmt w:val="bullet"/>
+      <w:lvlText w:val=""/>
+      <w:lvlJc w:val="left"/>
+      <w:pPr>
+        <w:tabs>
+          <w:tab w:val="num" w:pos="2880"/>
+        </w:tabs>
+        <w:ind w:left="2880" w:hanging="360"/>
+      </w:pPr>
+      <w:rPr>
+        <w:rFonts w:ascii="Wingdings" w:hAnsi="Wingdings" w:hint="default"/>
+        <w:sz w:val="20"/>
+      </w:rPr>
+    </w:lvl>
+    <w:lvl w:ilvl="4" w:tentative="1">
+      <w:start w:val="1"/>
+      <w:numFmt w:val="bullet"/>
+      <w:lvlText w:val=""/>
+      <w:lvlJc w:val="left"/>
+      <w:pPr>
+        <w:tabs>
+          <w:tab w:val="num" w:pos="3600"/>
+        </w:tabs>
+        <w:ind w:left="3600" w:hanging="360"/>
+      </w:pPr>
+      <w:rPr>
+        <w:rFonts w:ascii="Wingdings" w:hAnsi="Wingdings" w:hint="default"/>
+        <w:sz w:val="20"/>
+      </w:rPr>
+    </w:lvl>
+    <w:lvl w:ilvl="5" w:tentative="1">
+      <w:start w:val="1"/>
+      <w:numFmt w:val="bullet"/>
+      <w:lvlText w:val=""/>
+      <w:lvlJc w:val="left"/>
+      <w:pPr>
+        <w:tabs>
+          <w:tab w:val="num" w:pos="4320"/>
+        </w:tabs>
+        <w:ind w:left="4320" w:hanging="360"/>
+      </w:pPr>
+      <w:rPr>
+        <w:rFonts w:ascii="Wingdings" w:hAnsi="Wingdings" w:hint="default"/>
+        <w:sz w:val="20"/>
+      </w:rPr>
+    </w:lvl>
+    <w:lvl w:ilvl="6" w:tentative="1">
+      <w:start w:val="1"/>
+      <w:numFmt w:val="bullet"/>
+      <w:lvlText w:val=""/>
+      <w:lvlJc w:val="left"/>
+      <w:pPr>
+        <w:tabs>
+          <w:tab w:val="num" w:pos="5040"/>
+        </w:tabs>
+        <w:ind w:left="5040" w:hanging="360"/>
+      </w:pPr>
+      <w:rPr>
+        <w:rFonts w:ascii="Wingdings" w:hAnsi="Wingdings" w:hint="default"/>
+        <w:sz w:val="20"/>
+      </w:rPr>
+    </w:lvl>
+    <w:lvl w:ilvl="7" w:tentative="1">
+      <w:start w:val="1"/>
+      <w:numFmt w:val="bullet"/>
+      <w:lvlText w:val=""/>
+      <w:lvlJc w:val="left"/>
+      <w:pPr>
+        <w:tabs>
+          <w:tab w:val="num" w:pos="5760"/>
+        </w:tabs>
+        <w:ind w:left="5760" w:hanging="360"/>
+      </w:pPr>
+      <w:rPr>
+        <w:rFonts w:ascii="Wingdings" w:hAnsi="Wingdings" w:hint="default"/>
+        <w:sz w:val="20"/>
+      </w:rPr>
+    </w:lvl>
+    <w:lvl w:ilvl="8" w:tentative="1">
+      <w:start w:val="1"/>
+      <w:numFmt w:val="bullet"/>
+      <w:lvlText w:val=""/>
+      <w:lvlJc w:val="left"/>
+      <w:pPr>
+        <w:tabs>
+          <w:tab w:val="num" w:pos="6480"/>
+        </w:tabs>
+        <w:ind w:left="6480" w:hanging="360"/>
+      </w:pPr>
+      <w:rPr>
+        <w:rFonts w:ascii="Wingdings" w:hAnsi="Wingdings" w:hint="default"/>
+        <w:sz w:val="20"/>
+      </w:rPr>
+    </w:lvl>
+  </w:abstractNum>
+  <w:abstractNum w:abstractNumId="22" w15:restartNumberingAfterBreak="0">
+    <w:nsid w:val="64A42FE9"/>
+    <w:multiLevelType w:val="multilevel"/>
+    <w:tmpl w:val="7040C712"/>
+    <w:lvl w:ilvl="0">
+      <w:start w:val="1"/>
+      <w:numFmt w:val="bullet"/>
+      <w:lvlText w:val=""/>
+      <w:lvlJc w:val="left"/>
+      <w:pPr>
+        <w:tabs>
+          <w:tab w:val="num" w:pos="720"/>
+        </w:tabs>
+        <w:ind w:left="720" w:hanging="360"/>
+      </w:pPr>
+      <w:rPr>
+        <w:rFonts w:ascii="Symbol" w:hAnsi="Symbol" w:hint="default"/>
+        <w:sz w:val="20"/>
+      </w:rPr>
+    </w:lvl>
+    <w:lvl w:ilvl="1" w:tentative="1">
+      <w:start w:val="1"/>
+      <w:numFmt w:val="bullet"/>
+      <w:lvlText w:val="o"/>
+      <w:lvlJc w:val="left"/>
+      <w:pPr>
+        <w:tabs>
+          <w:tab w:val="num" w:pos="1440"/>
+        </w:tabs>
+        <w:ind w:left="1440" w:hanging="360"/>
+      </w:pPr>
+      <w:rPr>
+        <w:rFonts w:ascii="Courier New" w:hAnsi="Courier New" w:hint="default"/>
+        <w:sz w:val="20"/>
+      </w:rPr>
+    </w:lvl>
+    <w:lvl w:ilvl="2" w:tentative="1">
+      <w:start w:val="1"/>
+      <w:numFmt w:val="bullet"/>
+      <w:lvlText w:val=""/>
+      <w:lvlJc w:val="left"/>
+      <w:pPr>
+        <w:tabs>
+          <w:tab w:val="num" w:pos="2160"/>
+        </w:tabs>
+        <w:ind w:left="2160" w:hanging="360"/>
+      </w:pPr>
+      <w:rPr>
+        <w:rFonts w:ascii="Wingdings" w:hAnsi="Wingdings" w:hint="default"/>
+        <w:sz w:val="20"/>
+      </w:rPr>
+    </w:lvl>
+    <w:lvl w:ilvl="3" w:tentative="1">
+      <w:start w:val="1"/>
+      <w:numFmt w:val="bullet"/>
+      <w:lvlText w:val=""/>
+      <w:lvlJc w:val="left"/>
+      <w:pPr>
+        <w:tabs>
+          <w:tab w:val="num" w:pos="2880"/>
+        </w:tabs>
+        <w:ind w:left="2880" w:hanging="360"/>
+      </w:pPr>
+      <w:rPr>
+        <w:rFonts w:ascii="Wingdings" w:hAnsi="Wingdings" w:hint="default"/>
+        <w:sz w:val="20"/>
+      </w:rPr>
+    </w:lvl>
+    <w:lvl w:ilvl="4" w:tentative="1">
+      <w:start w:val="1"/>
+      <w:numFmt w:val="bullet"/>
+      <w:lvlText w:val=""/>
+      <w:lvlJc w:val="left"/>
+      <w:pPr>
+        <w:tabs>
+          <w:tab w:val="num" w:pos="3600"/>
+        </w:tabs>
+        <w:ind w:left="3600" w:hanging="360"/>
+      </w:pPr>
+      <w:rPr>
+        <w:rFonts w:ascii="Wingdings" w:hAnsi="Wingdings" w:hint="default"/>
+        <w:sz w:val="20"/>
+      </w:rPr>
+    </w:lvl>
+    <w:lvl w:ilvl="5" w:tentative="1">
+      <w:start w:val="1"/>
+      <w:numFmt w:val="bullet"/>
+      <w:lvlText w:val=""/>
+      <w:lvlJc w:val="left"/>
+      <w:pPr>
+        <w:tabs>
+          <w:tab w:val="num" w:pos="4320"/>
+        </w:tabs>
+        <w:ind w:left="4320" w:hanging="360"/>
+      </w:pPr>
+      <w:rPr>
+        <w:rFonts w:ascii="Wingdings" w:hAnsi="Wingdings" w:hint="default"/>
+        <w:sz w:val="20"/>
+      </w:rPr>
+    </w:lvl>
+    <w:lvl w:ilvl="6" w:tentative="1">
+      <w:start w:val="1"/>
+      <w:numFmt w:val="bullet"/>
+      <w:lvlText w:val=""/>
+      <w:lvlJc w:val="left"/>
+      <w:pPr>
+        <w:tabs>
+          <w:tab w:val="num" w:pos="5040"/>
+        </w:tabs>
+        <w:ind w:left="5040" w:hanging="360"/>
+      </w:pPr>
+      <w:rPr>
+        <w:rFonts w:ascii="Wingdings" w:hAnsi="Wingdings" w:hint="default"/>
+        <w:sz w:val="20"/>
+      </w:rPr>
+    </w:lvl>
+    <w:lvl w:ilvl="7" w:tentative="1">
+      <w:start w:val="1"/>
+      <w:numFmt w:val="bullet"/>
+      <w:lvlText w:val=""/>
+      <w:lvlJc w:val="left"/>
+      <w:pPr>
+        <w:tabs>
+          <w:tab w:val="num" w:pos="5760"/>
+        </w:tabs>
+        <w:ind w:left="5760" w:hanging="360"/>
+      </w:pPr>
+      <w:rPr>
+        <w:rFonts w:ascii="Wingdings" w:hAnsi="Wingdings" w:hint="default"/>
+        <w:sz w:val="20"/>
+      </w:rPr>
+    </w:lvl>
+    <w:lvl w:ilvl="8" w:tentative="1">
+      <w:start w:val="1"/>
+      <w:numFmt w:val="bullet"/>
+      <w:lvlText w:val=""/>
+      <w:lvlJc w:val="left"/>
+      <w:pPr>
+        <w:tabs>
+          <w:tab w:val="num" w:pos="6480"/>
+        </w:tabs>
+        <w:ind w:left="6480" w:hanging="360"/>
+      </w:pPr>
+      <w:rPr>
+        <w:rFonts w:ascii="Wingdings" w:hAnsi="Wingdings" w:hint="default"/>
+        <w:sz w:val="20"/>
+      </w:rPr>
+    </w:lvl>
+  </w:abstractNum>
+  <w:abstractNum w:abstractNumId="23" w15:restartNumberingAfterBreak="0">
+    <w:nsid w:val="6A837461"/>
+    <w:multiLevelType w:val="multilevel"/>
+    <w:tmpl w:val="DC0A0360"/>
+    <w:lvl w:ilvl="0">
+      <w:start w:val="1"/>
+      <w:numFmt w:val="bullet"/>
+      <w:lvlText w:val=""/>
+      <w:lvlJc w:val="left"/>
+      <w:pPr>
+        <w:tabs>
+          <w:tab w:val="num" w:pos="720"/>
+        </w:tabs>
+        <w:ind w:left="720" w:hanging="360"/>
+      </w:pPr>
+      <w:rPr>
+        <w:rFonts w:ascii="Symbol" w:hAnsi="Symbol" w:hint="default"/>
+        <w:sz w:val="20"/>
+      </w:rPr>
+    </w:lvl>
+    <w:lvl w:ilvl="1" w:tentative="1">
+      <w:start w:val="1"/>
+      <w:numFmt w:val="bullet"/>
+      <w:lvlText w:val="o"/>
+      <w:lvlJc w:val="left"/>
+      <w:pPr>
+        <w:tabs>
+          <w:tab w:val="num" w:pos="1440"/>
+        </w:tabs>
+        <w:ind w:left="1440" w:hanging="360"/>
+      </w:pPr>
+      <w:rPr>
+        <w:rFonts w:ascii="Courier New" w:hAnsi="Courier New" w:hint="default"/>
+        <w:sz w:val="20"/>
+      </w:rPr>
+    </w:lvl>
+    <w:lvl w:ilvl="2" w:tentative="1">
+      <w:start w:val="1"/>
+      <w:numFmt w:val="bullet"/>
+      <w:lvlText w:val=""/>
+      <w:lvlJc w:val="left"/>
+      <w:pPr>
+        <w:tabs>
+          <w:tab w:val="num" w:pos="2160"/>
+        </w:tabs>
+        <w:ind w:left="2160" w:hanging="360"/>
+      </w:pPr>
+      <w:rPr>
+        <w:rFonts w:ascii="Wingdings" w:hAnsi="Wingdings" w:hint="default"/>
+        <w:sz w:val="20"/>
+      </w:rPr>
+    </w:lvl>
+    <w:lvl w:ilvl="3" w:tentative="1">
+      <w:start w:val="1"/>
+      <w:numFmt w:val="bullet"/>
+      <w:lvlText w:val=""/>
+      <w:lvlJc w:val="left"/>
+      <w:pPr>
+        <w:tabs>
+          <w:tab w:val="num" w:pos="2880"/>
+        </w:tabs>
+        <w:ind w:left="2880" w:hanging="360"/>
+      </w:pPr>
+      <w:rPr>
+        <w:rFonts w:ascii="Wingdings" w:hAnsi="Wingdings" w:hint="default"/>
+        <w:sz w:val="20"/>
+      </w:rPr>
+    </w:lvl>
+    <w:lvl w:ilvl="4" w:tentative="1">
+      <w:start w:val="1"/>
+      <w:numFmt w:val="bullet"/>
+      <w:lvlText w:val=""/>
+      <w:lvlJc w:val="left"/>
+      <w:pPr>
+        <w:tabs>
+          <w:tab w:val="num" w:pos="3600"/>
+        </w:tabs>
+        <w:ind w:left="3600" w:hanging="360"/>
+      </w:pPr>
+      <w:rPr>
+        <w:rFonts w:ascii="Wingdings" w:hAnsi="Wingdings" w:hint="default"/>
+        <w:sz w:val="20"/>
+      </w:rPr>
+    </w:lvl>
+    <w:lvl w:ilvl="5" w:tentative="1">
+      <w:start w:val="1"/>
+      <w:numFmt w:val="bullet"/>
+      <w:lvlText w:val=""/>
+      <w:lvlJc w:val="left"/>
+      <w:pPr>
+        <w:tabs>
+          <w:tab w:val="num" w:pos="4320"/>
+        </w:tabs>
+        <w:ind w:left="4320" w:hanging="360"/>
+      </w:pPr>
+      <w:rPr>
+        <w:rFonts w:ascii="Wingdings" w:hAnsi="Wingdings" w:hint="default"/>
+        <w:sz w:val="20"/>
+      </w:rPr>
+    </w:lvl>
+    <w:lvl w:ilvl="6" w:tentative="1">
+      <w:start w:val="1"/>
+      <w:numFmt w:val="bullet"/>
+      <w:lvlText w:val=""/>
+      <w:lvlJc w:val="left"/>
+      <w:pPr>
+        <w:tabs>
+          <w:tab w:val="num" w:pos="5040"/>
+        </w:tabs>
+        <w:ind w:left="5040" w:hanging="360"/>
+      </w:pPr>
+      <w:rPr>
+        <w:rFonts w:ascii="Wingdings" w:hAnsi="Wingdings" w:hint="default"/>
+        <w:sz w:val="20"/>
+      </w:rPr>
+    </w:lvl>
+    <w:lvl w:ilvl="7" w:tentative="1">
+      <w:start w:val="1"/>
+      <w:numFmt w:val="bullet"/>
+      <w:lvlText w:val=""/>
+      <w:lvlJc w:val="left"/>
+      <w:pPr>
+        <w:tabs>
+          <w:tab w:val="num" w:pos="5760"/>
+        </w:tabs>
+        <w:ind w:left="5760" w:hanging="360"/>
+      </w:pPr>
+      <w:rPr>
+        <w:rFonts w:ascii="Wingdings" w:hAnsi="Wingdings" w:hint="default"/>
+        <w:sz w:val="20"/>
+      </w:rPr>
+    </w:lvl>
+    <w:lvl w:ilvl="8" w:tentative="1">
+      <w:start w:val="1"/>
+      <w:numFmt w:val="bullet"/>
+      <w:lvlText w:val=""/>
+      <w:lvlJc w:val="left"/>
+      <w:pPr>
+        <w:tabs>
+          <w:tab w:val="num" w:pos="6480"/>
+        </w:tabs>
+        <w:ind w:left="6480" w:hanging="360"/>
+      </w:pPr>
+      <w:rPr>
+        <w:rFonts w:ascii="Wingdings" w:hAnsi="Wingdings" w:hint="default"/>
+        <w:sz w:val="20"/>
+      </w:rPr>
+    </w:lvl>
+  </w:abstractNum>
+  <w:abstractNum w:abstractNumId="24" w15:restartNumberingAfterBreak="0">
     <w:nsid w:val="6D272ED9"/>
     <w:multiLevelType w:val="multilevel"/>
     <w:tmpl w:val="F900FBD6"/>
@@ -2508,7 +6732,156 @@
       </w:rPr>
     </w:lvl>
   </w:abstractNum>
-  <w:abstractNum w:abstractNumId="9" w15:restartNumberingAfterBreak="0">
+  <w:abstractNum w:abstractNumId="25" w15:restartNumberingAfterBreak="0">
+    <w:nsid w:val="6D6349A8"/>
+    <w:multiLevelType w:val="multilevel"/>
+    <w:tmpl w:val="F68A981A"/>
+    <w:lvl w:ilvl="0">
+      <w:start w:val="1"/>
+      <w:numFmt w:val="bullet"/>
+      <w:lvlText w:val=""/>
+      <w:lvlJc w:val="left"/>
+      <w:pPr>
+        <w:tabs>
+          <w:tab w:val="num" w:pos="720"/>
+        </w:tabs>
+        <w:ind w:left="720" w:hanging="360"/>
+      </w:pPr>
+      <w:rPr>
+        <w:rFonts w:ascii="Symbol" w:hAnsi="Symbol" w:hint="default"/>
+        <w:sz w:val="20"/>
+      </w:rPr>
+    </w:lvl>
+    <w:lvl w:ilvl="1" w:tentative="1">
+      <w:start w:val="1"/>
+      <w:numFmt w:val="bullet"/>
+      <w:lvlText w:val="o"/>
+      <w:lvlJc w:val="left"/>
+      <w:pPr>
+        <w:tabs>
+          <w:tab w:val="num" w:pos="1440"/>
+        </w:tabs>
+        <w:ind w:left="1440" w:hanging="360"/>
+      </w:pPr>
+      <w:rPr>
+        <w:rFonts w:ascii="Courier New" w:hAnsi="Courier New" w:hint="default"/>
+        <w:sz w:val="20"/>
+      </w:rPr>
+    </w:lvl>
+    <w:lvl w:ilvl="2" w:tentative="1">
+      <w:start w:val="1"/>
+      <w:numFmt w:val="bullet"/>
+      <w:lvlText w:val=""/>
+      <w:lvlJc w:val="left"/>
+      <w:pPr>
+        <w:tabs>
+          <w:tab w:val="num" w:pos="2160"/>
+        </w:tabs>
+        <w:ind w:left="2160" w:hanging="360"/>
+      </w:pPr>
+      <w:rPr>
+        <w:rFonts w:ascii="Wingdings" w:hAnsi="Wingdings" w:hint="default"/>
+        <w:sz w:val="20"/>
+      </w:rPr>
+    </w:lvl>
+    <w:lvl w:ilvl="3" w:tentative="1">
+      <w:start w:val="1"/>
+      <w:numFmt w:val="bullet"/>
+      <w:lvlText w:val=""/>
+      <w:lvlJc w:val="left"/>
+      <w:pPr>
+        <w:tabs>
+          <w:tab w:val="num" w:pos="2880"/>
+        </w:tabs>
+        <w:ind w:left="2880" w:hanging="360"/>
+      </w:pPr>
+      <w:rPr>
+        <w:rFonts w:ascii="Wingdings" w:hAnsi="Wingdings" w:hint="default"/>
+        <w:sz w:val="20"/>
+      </w:rPr>
+    </w:lvl>
+    <w:lvl w:ilvl="4" w:tentative="1">
+      <w:start w:val="1"/>
+      <w:numFmt w:val="bullet"/>
+      <w:lvlText w:val=""/>
+      <w:lvlJc w:val="left"/>
+      <w:pPr>
+        <w:tabs>
+          <w:tab w:val="num" w:pos="3600"/>
+        </w:tabs>
+        <w:ind w:left="3600" w:hanging="360"/>
+      </w:pPr>
+      <w:rPr>
+        <w:rFonts w:ascii="Wingdings" w:hAnsi="Wingdings" w:hint="default"/>
+        <w:sz w:val="20"/>
+      </w:rPr>
+    </w:lvl>
+    <w:lvl w:ilvl="5" w:tentative="1">
+      <w:start w:val="1"/>
+      <w:numFmt w:val="bullet"/>
+      <w:lvlText w:val=""/>
+      <w:lvlJc w:val="left"/>
+      <w:pPr>
+        <w:tabs>
+          <w:tab w:val="num" w:pos="4320"/>
+        </w:tabs>
+        <w:ind w:left="4320" w:hanging="360"/>
+      </w:pPr>
+      <w:rPr>
+        <w:rFonts w:ascii="Wingdings" w:hAnsi="Wingdings" w:hint="default"/>
+        <w:sz w:val="20"/>
+      </w:rPr>
+    </w:lvl>
+    <w:lvl w:ilvl="6" w:tentative="1">
+      <w:start w:val="1"/>
+      <w:numFmt w:val="bullet"/>
+      <w:lvlText w:val=""/>
+      <w:lvlJc w:val="left"/>
+      <w:pPr>
+        <w:tabs>
+          <w:tab w:val="num" w:pos="5040"/>
+        </w:tabs>
+        <w:ind w:left="5040" w:hanging="360"/>
+      </w:pPr>
+      <w:rPr>
+        <w:rFonts w:ascii="Wingdings" w:hAnsi="Wingdings" w:hint="default"/>
+        <w:sz w:val="20"/>
+      </w:rPr>
+    </w:lvl>
+    <w:lvl w:ilvl="7" w:tentative="1">
+      <w:start w:val="1"/>
+      <w:numFmt w:val="bullet"/>
+      <w:lvlText w:val=""/>
+      <w:lvlJc w:val="left"/>
+      <w:pPr>
+        <w:tabs>
+          <w:tab w:val="num" w:pos="5760"/>
+        </w:tabs>
+        <w:ind w:left="5760" w:hanging="360"/>
+      </w:pPr>
+      <w:rPr>
+        <w:rFonts w:ascii="Wingdings" w:hAnsi="Wingdings" w:hint="default"/>
+        <w:sz w:val="20"/>
+      </w:rPr>
+    </w:lvl>
+    <w:lvl w:ilvl="8" w:tentative="1">
+      <w:start w:val="1"/>
+      <w:numFmt w:val="bullet"/>
+      <w:lvlText w:val=""/>
+      <w:lvlJc w:val="left"/>
+      <w:pPr>
+        <w:tabs>
+          <w:tab w:val="num" w:pos="6480"/>
+        </w:tabs>
+        <w:ind w:left="6480" w:hanging="360"/>
+      </w:pPr>
+      <w:rPr>
+        <w:rFonts w:ascii="Wingdings" w:hAnsi="Wingdings" w:hint="default"/>
+        <w:sz w:val="20"/>
+      </w:rPr>
+    </w:lvl>
+  </w:abstractNum>
+  <w:abstractNum w:abstractNumId="26" w15:restartNumberingAfterBreak="0">
     <w:nsid w:val="6D89714E"/>
     <w:multiLevelType w:val="multilevel"/>
     <w:tmpl w:val="3AB6E8E8"/>
@@ -2657,7 +7030,7 @@
       </w:rPr>
     </w:lvl>
   </w:abstractNum>
-  <w:abstractNum w:abstractNumId="10" w15:restartNumberingAfterBreak="0">
+  <w:abstractNum w:abstractNumId="27" w15:restartNumberingAfterBreak="0">
     <w:nsid w:val="702A52D8"/>
     <w:multiLevelType w:val="multilevel"/>
     <w:tmpl w:val="BD32D1E0"/>
@@ -2806,7 +7179,7 @@
       </w:rPr>
     </w:lvl>
   </w:abstractNum>
-  <w:abstractNum w:abstractNumId="11" w15:restartNumberingAfterBreak="0">
+  <w:abstractNum w:abstractNumId="28" w15:restartNumberingAfterBreak="0">
     <w:nsid w:val="75D83D9E"/>
     <w:multiLevelType w:val="multilevel"/>
     <w:tmpl w:val="27A65624"/>
@@ -2955,41 +7328,700 @@
       </w:rPr>
     </w:lvl>
   </w:abstractNum>
+  <w:abstractNum w:abstractNumId="29" w15:restartNumberingAfterBreak="0">
+    <w:nsid w:val="782E432D"/>
+    <w:multiLevelType w:val="multilevel"/>
+    <w:tmpl w:val="A922F86E"/>
+    <w:lvl w:ilvl="0">
+      <w:start w:val="1"/>
+      <w:numFmt w:val="bullet"/>
+      <w:lvlText w:val=""/>
+      <w:lvlJc w:val="left"/>
+      <w:pPr>
+        <w:tabs>
+          <w:tab w:val="num" w:pos="720"/>
+        </w:tabs>
+        <w:ind w:left="720" w:hanging="360"/>
+      </w:pPr>
+      <w:rPr>
+        <w:rFonts w:ascii="Symbol" w:hAnsi="Symbol" w:hint="default"/>
+        <w:sz w:val="20"/>
+      </w:rPr>
+    </w:lvl>
+    <w:lvl w:ilvl="1" w:tentative="1">
+      <w:start w:val="1"/>
+      <w:numFmt w:val="bullet"/>
+      <w:lvlText w:val="o"/>
+      <w:lvlJc w:val="left"/>
+      <w:pPr>
+        <w:tabs>
+          <w:tab w:val="num" w:pos="1440"/>
+        </w:tabs>
+        <w:ind w:left="1440" w:hanging="360"/>
+      </w:pPr>
+      <w:rPr>
+        <w:rFonts w:ascii="Courier New" w:hAnsi="Courier New" w:hint="default"/>
+        <w:sz w:val="20"/>
+      </w:rPr>
+    </w:lvl>
+    <w:lvl w:ilvl="2" w:tentative="1">
+      <w:start w:val="1"/>
+      <w:numFmt w:val="bullet"/>
+      <w:lvlText w:val=""/>
+      <w:lvlJc w:val="left"/>
+      <w:pPr>
+        <w:tabs>
+          <w:tab w:val="num" w:pos="2160"/>
+        </w:tabs>
+        <w:ind w:left="2160" w:hanging="360"/>
+      </w:pPr>
+      <w:rPr>
+        <w:rFonts w:ascii="Wingdings" w:hAnsi="Wingdings" w:hint="default"/>
+        <w:sz w:val="20"/>
+      </w:rPr>
+    </w:lvl>
+    <w:lvl w:ilvl="3" w:tentative="1">
+      <w:start w:val="1"/>
+      <w:numFmt w:val="bullet"/>
+      <w:lvlText w:val=""/>
+      <w:lvlJc w:val="left"/>
+      <w:pPr>
+        <w:tabs>
+          <w:tab w:val="num" w:pos="2880"/>
+        </w:tabs>
+        <w:ind w:left="2880" w:hanging="360"/>
+      </w:pPr>
+      <w:rPr>
+        <w:rFonts w:ascii="Wingdings" w:hAnsi="Wingdings" w:hint="default"/>
+        <w:sz w:val="20"/>
+      </w:rPr>
+    </w:lvl>
+    <w:lvl w:ilvl="4" w:tentative="1">
+      <w:start w:val="1"/>
+      <w:numFmt w:val="bullet"/>
+      <w:lvlText w:val=""/>
+      <w:lvlJc w:val="left"/>
+      <w:pPr>
+        <w:tabs>
+          <w:tab w:val="num" w:pos="3600"/>
+        </w:tabs>
+        <w:ind w:left="3600" w:hanging="360"/>
+      </w:pPr>
+      <w:rPr>
+        <w:rFonts w:ascii="Wingdings" w:hAnsi="Wingdings" w:hint="default"/>
+        <w:sz w:val="20"/>
+      </w:rPr>
+    </w:lvl>
+    <w:lvl w:ilvl="5" w:tentative="1">
+      <w:start w:val="1"/>
+      <w:numFmt w:val="bullet"/>
+      <w:lvlText w:val=""/>
+      <w:lvlJc w:val="left"/>
+      <w:pPr>
+        <w:tabs>
+          <w:tab w:val="num" w:pos="4320"/>
+        </w:tabs>
+        <w:ind w:left="4320" w:hanging="360"/>
+      </w:pPr>
+      <w:rPr>
+        <w:rFonts w:ascii="Wingdings" w:hAnsi="Wingdings" w:hint="default"/>
+        <w:sz w:val="20"/>
+      </w:rPr>
+    </w:lvl>
+    <w:lvl w:ilvl="6" w:tentative="1">
+      <w:start w:val="1"/>
+      <w:numFmt w:val="bullet"/>
+      <w:lvlText w:val=""/>
+      <w:lvlJc w:val="left"/>
+      <w:pPr>
+        <w:tabs>
+          <w:tab w:val="num" w:pos="5040"/>
+        </w:tabs>
+        <w:ind w:left="5040" w:hanging="360"/>
+      </w:pPr>
+      <w:rPr>
+        <w:rFonts w:ascii="Wingdings" w:hAnsi="Wingdings" w:hint="default"/>
+        <w:sz w:val="20"/>
+      </w:rPr>
+    </w:lvl>
+    <w:lvl w:ilvl="7" w:tentative="1">
+      <w:start w:val="1"/>
+      <w:numFmt w:val="bullet"/>
+      <w:lvlText w:val=""/>
+      <w:lvlJc w:val="left"/>
+      <w:pPr>
+        <w:tabs>
+          <w:tab w:val="num" w:pos="5760"/>
+        </w:tabs>
+        <w:ind w:left="5760" w:hanging="360"/>
+      </w:pPr>
+      <w:rPr>
+        <w:rFonts w:ascii="Wingdings" w:hAnsi="Wingdings" w:hint="default"/>
+        <w:sz w:val="20"/>
+      </w:rPr>
+    </w:lvl>
+    <w:lvl w:ilvl="8" w:tentative="1">
+      <w:start w:val="1"/>
+      <w:numFmt w:val="bullet"/>
+      <w:lvlText w:val=""/>
+      <w:lvlJc w:val="left"/>
+      <w:pPr>
+        <w:tabs>
+          <w:tab w:val="num" w:pos="6480"/>
+        </w:tabs>
+        <w:ind w:left="6480" w:hanging="360"/>
+      </w:pPr>
+      <w:rPr>
+        <w:rFonts w:ascii="Wingdings" w:hAnsi="Wingdings" w:hint="default"/>
+        <w:sz w:val="20"/>
+      </w:rPr>
+    </w:lvl>
+  </w:abstractNum>
+  <w:abstractNum w:abstractNumId="30" w15:restartNumberingAfterBreak="0">
+    <w:nsid w:val="7BB76A41"/>
+    <w:multiLevelType w:val="multilevel"/>
+    <w:tmpl w:val="40E852E0"/>
+    <w:lvl w:ilvl="0">
+      <w:start w:val="1"/>
+      <w:numFmt w:val="bullet"/>
+      <w:lvlText w:val=""/>
+      <w:lvlJc w:val="left"/>
+      <w:pPr>
+        <w:tabs>
+          <w:tab w:val="num" w:pos="720"/>
+        </w:tabs>
+        <w:ind w:left="720" w:hanging="360"/>
+      </w:pPr>
+      <w:rPr>
+        <w:rFonts w:ascii="Symbol" w:hAnsi="Symbol" w:hint="default"/>
+        <w:sz w:val="20"/>
+      </w:rPr>
+    </w:lvl>
+    <w:lvl w:ilvl="1" w:tentative="1">
+      <w:start w:val="1"/>
+      <w:numFmt w:val="bullet"/>
+      <w:lvlText w:val="o"/>
+      <w:lvlJc w:val="left"/>
+      <w:pPr>
+        <w:tabs>
+          <w:tab w:val="num" w:pos="1440"/>
+        </w:tabs>
+        <w:ind w:left="1440" w:hanging="360"/>
+      </w:pPr>
+      <w:rPr>
+        <w:rFonts w:ascii="Courier New" w:hAnsi="Courier New" w:hint="default"/>
+        <w:sz w:val="20"/>
+      </w:rPr>
+    </w:lvl>
+    <w:lvl w:ilvl="2" w:tentative="1">
+      <w:start w:val="1"/>
+      <w:numFmt w:val="bullet"/>
+      <w:lvlText w:val=""/>
+      <w:lvlJc w:val="left"/>
+      <w:pPr>
+        <w:tabs>
+          <w:tab w:val="num" w:pos="2160"/>
+        </w:tabs>
+        <w:ind w:left="2160" w:hanging="360"/>
+      </w:pPr>
+      <w:rPr>
+        <w:rFonts w:ascii="Wingdings" w:hAnsi="Wingdings" w:hint="default"/>
+        <w:sz w:val="20"/>
+      </w:rPr>
+    </w:lvl>
+    <w:lvl w:ilvl="3" w:tentative="1">
+      <w:start w:val="1"/>
+      <w:numFmt w:val="bullet"/>
+      <w:lvlText w:val=""/>
+      <w:lvlJc w:val="left"/>
+      <w:pPr>
+        <w:tabs>
+          <w:tab w:val="num" w:pos="2880"/>
+        </w:tabs>
+        <w:ind w:left="2880" w:hanging="360"/>
+      </w:pPr>
+      <w:rPr>
+        <w:rFonts w:ascii="Wingdings" w:hAnsi="Wingdings" w:hint="default"/>
+        <w:sz w:val="20"/>
+      </w:rPr>
+    </w:lvl>
+    <w:lvl w:ilvl="4" w:tentative="1">
+      <w:start w:val="1"/>
+      <w:numFmt w:val="bullet"/>
+      <w:lvlText w:val=""/>
+      <w:lvlJc w:val="left"/>
+      <w:pPr>
+        <w:tabs>
+          <w:tab w:val="num" w:pos="3600"/>
+        </w:tabs>
+        <w:ind w:left="3600" w:hanging="360"/>
+      </w:pPr>
+      <w:rPr>
+        <w:rFonts w:ascii="Wingdings" w:hAnsi="Wingdings" w:hint="default"/>
+        <w:sz w:val="20"/>
+      </w:rPr>
+    </w:lvl>
+    <w:lvl w:ilvl="5" w:tentative="1">
+      <w:start w:val="1"/>
+      <w:numFmt w:val="bullet"/>
+      <w:lvlText w:val=""/>
+      <w:lvlJc w:val="left"/>
+      <w:pPr>
+        <w:tabs>
+          <w:tab w:val="num" w:pos="4320"/>
+        </w:tabs>
+        <w:ind w:left="4320" w:hanging="360"/>
+      </w:pPr>
+      <w:rPr>
+        <w:rFonts w:ascii="Wingdings" w:hAnsi="Wingdings" w:hint="default"/>
+        <w:sz w:val="20"/>
+      </w:rPr>
+    </w:lvl>
+    <w:lvl w:ilvl="6" w:tentative="1">
+      <w:start w:val="1"/>
+      <w:numFmt w:val="bullet"/>
+      <w:lvlText w:val=""/>
+      <w:lvlJc w:val="left"/>
+      <w:pPr>
+        <w:tabs>
+          <w:tab w:val="num" w:pos="5040"/>
+        </w:tabs>
+        <w:ind w:left="5040" w:hanging="360"/>
+      </w:pPr>
+      <w:rPr>
+        <w:rFonts w:ascii="Wingdings" w:hAnsi="Wingdings" w:hint="default"/>
+        <w:sz w:val="20"/>
+      </w:rPr>
+    </w:lvl>
+    <w:lvl w:ilvl="7" w:tentative="1">
+      <w:start w:val="1"/>
+      <w:numFmt w:val="bullet"/>
+      <w:lvlText w:val=""/>
+      <w:lvlJc w:val="left"/>
+      <w:pPr>
+        <w:tabs>
+          <w:tab w:val="num" w:pos="5760"/>
+        </w:tabs>
+        <w:ind w:left="5760" w:hanging="360"/>
+      </w:pPr>
+      <w:rPr>
+        <w:rFonts w:ascii="Wingdings" w:hAnsi="Wingdings" w:hint="default"/>
+        <w:sz w:val="20"/>
+      </w:rPr>
+    </w:lvl>
+    <w:lvl w:ilvl="8" w:tentative="1">
+      <w:start w:val="1"/>
+      <w:numFmt w:val="bullet"/>
+      <w:lvlText w:val=""/>
+      <w:lvlJc w:val="left"/>
+      <w:pPr>
+        <w:tabs>
+          <w:tab w:val="num" w:pos="6480"/>
+        </w:tabs>
+        <w:ind w:left="6480" w:hanging="360"/>
+      </w:pPr>
+      <w:rPr>
+        <w:rFonts w:ascii="Wingdings" w:hAnsi="Wingdings" w:hint="default"/>
+        <w:sz w:val="20"/>
+      </w:rPr>
+    </w:lvl>
+  </w:abstractNum>
+  <w:abstractNum w:abstractNumId="31" w15:restartNumberingAfterBreak="0">
+    <w:nsid w:val="7DA56B78"/>
+    <w:multiLevelType w:val="multilevel"/>
+    <w:tmpl w:val="3BD27910"/>
+    <w:lvl w:ilvl="0">
+      <w:start w:val="1"/>
+      <w:numFmt w:val="bullet"/>
+      <w:lvlText w:val=""/>
+      <w:lvlJc w:val="left"/>
+      <w:pPr>
+        <w:tabs>
+          <w:tab w:val="num" w:pos="720"/>
+        </w:tabs>
+        <w:ind w:left="720" w:hanging="360"/>
+      </w:pPr>
+      <w:rPr>
+        <w:rFonts w:ascii="Symbol" w:hAnsi="Symbol" w:hint="default"/>
+        <w:sz w:val="20"/>
+      </w:rPr>
+    </w:lvl>
+    <w:lvl w:ilvl="1" w:tentative="1">
+      <w:start w:val="1"/>
+      <w:numFmt w:val="bullet"/>
+      <w:lvlText w:val="o"/>
+      <w:lvlJc w:val="left"/>
+      <w:pPr>
+        <w:tabs>
+          <w:tab w:val="num" w:pos="1440"/>
+        </w:tabs>
+        <w:ind w:left="1440" w:hanging="360"/>
+      </w:pPr>
+      <w:rPr>
+        <w:rFonts w:ascii="Courier New" w:hAnsi="Courier New" w:hint="default"/>
+        <w:sz w:val="20"/>
+      </w:rPr>
+    </w:lvl>
+    <w:lvl w:ilvl="2" w:tentative="1">
+      <w:start w:val="1"/>
+      <w:numFmt w:val="bullet"/>
+      <w:lvlText w:val=""/>
+      <w:lvlJc w:val="left"/>
+      <w:pPr>
+        <w:tabs>
+          <w:tab w:val="num" w:pos="2160"/>
+        </w:tabs>
+        <w:ind w:left="2160" w:hanging="360"/>
+      </w:pPr>
+      <w:rPr>
+        <w:rFonts w:ascii="Wingdings" w:hAnsi="Wingdings" w:hint="default"/>
+        <w:sz w:val="20"/>
+      </w:rPr>
+    </w:lvl>
+    <w:lvl w:ilvl="3" w:tentative="1">
+      <w:start w:val="1"/>
+      <w:numFmt w:val="bullet"/>
+      <w:lvlText w:val=""/>
+      <w:lvlJc w:val="left"/>
+      <w:pPr>
+        <w:tabs>
+          <w:tab w:val="num" w:pos="2880"/>
+        </w:tabs>
+        <w:ind w:left="2880" w:hanging="360"/>
+      </w:pPr>
+      <w:rPr>
+        <w:rFonts w:ascii="Wingdings" w:hAnsi="Wingdings" w:hint="default"/>
+        <w:sz w:val="20"/>
+      </w:rPr>
+    </w:lvl>
+    <w:lvl w:ilvl="4" w:tentative="1">
+      <w:start w:val="1"/>
+      <w:numFmt w:val="bullet"/>
+      <w:lvlText w:val=""/>
+      <w:lvlJc w:val="left"/>
+      <w:pPr>
+        <w:tabs>
+          <w:tab w:val="num" w:pos="3600"/>
+        </w:tabs>
+        <w:ind w:left="3600" w:hanging="360"/>
+      </w:pPr>
+      <w:rPr>
+        <w:rFonts w:ascii="Wingdings" w:hAnsi="Wingdings" w:hint="default"/>
+        <w:sz w:val="20"/>
+      </w:rPr>
+    </w:lvl>
+    <w:lvl w:ilvl="5" w:tentative="1">
+      <w:start w:val="1"/>
+      <w:numFmt w:val="bullet"/>
+      <w:lvlText w:val=""/>
+      <w:lvlJc w:val="left"/>
+      <w:pPr>
+        <w:tabs>
+          <w:tab w:val="num" w:pos="4320"/>
+        </w:tabs>
+        <w:ind w:left="4320" w:hanging="360"/>
+      </w:pPr>
+      <w:rPr>
+        <w:rFonts w:ascii="Wingdings" w:hAnsi="Wingdings" w:hint="default"/>
+        <w:sz w:val="20"/>
+      </w:rPr>
+    </w:lvl>
+    <w:lvl w:ilvl="6" w:tentative="1">
+      <w:start w:val="1"/>
+      <w:numFmt w:val="bullet"/>
+      <w:lvlText w:val=""/>
+      <w:lvlJc w:val="left"/>
+      <w:pPr>
+        <w:tabs>
+          <w:tab w:val="num" w:pos="5040"/>
+        </w:tabs>
+        <w:ind w:left="5040" w:hanging="360"/>
+      </w:pPr>
+      <w:rPr>
+        <w:rFonts w:ascii="Wingdings" w:hAnsi="Wingdings" w:hint="default"/>
+        <w:sz w:val="20"/>
+      </w:rPr>
+    </w:lvl>
+    <w:lvl w:ilvl="7" w:tentative="1">
+      <w:start w:val="1"/>
+      <w:numFmt w:val="bullet"/>
+      <w:lvlText w:val=""/>
+      <w:lvlJc w:val="left"/>
+      <w:pPr>
+        <w:tabs>
+          <w:tab w:val="num" w:pos="5760"/>
+        </w:tabs>
+        <w:ind w:left="5760" w:hanging="360"/>
+      </w:pPr>
+      <w:rPr>
+        <w:rFonts w:ascii="Wingdings" w:hAnsi="Wingdings" w:hint="default"/>
+        <w:sz w:val="20"/>
+      </w:rPr>
+    </w:lvl>
+    <w:lvl w:ilvl="8" w:tentative="1">
+      <w:start w:val="1"/>
+      <w:numFmt w:val="bullet"/>
+      <w:lvlText w:val=""/>
+      <w:lvlJc w:val="left"/>
+      <w:pPr>
+        <w:tabs>
+          <w:tab w:val="num" w:pos="6480"/>
+        </w:tabs>
+        <w:ind w:left="6480" w:hanging="360"/>
+      </w:pPr>
+      <w:rPr>
+        <w:rFonts w:ascii="Wingdings" w:hAnsi="Wingdings" w:hint="default"/>
+        <w:sz w:val="20"/>
+      </w:rPr>
+    </w:lvl>
+  </w:abstractNum>
+  <w:abstractNum w:abstractNumId="32" w15:restartNumberingAfterBreak="0">
+    <w:nsid w:val="7FD60A68"/>
+    <w:multiLevelType w:val="multilevel"/>
+    <w:tmpl w:val="DD7EC468"/>
+    <w:lvl w:ilvl="0">
+      <w:start w:val="1"/>
+      <w:numFmt w:val="bullet"/>
+      <w:lvlText w:val=""/>
+      <w:lvlJc w:val="left"/>
+      <w:pPr>
+        <w:tabs>
+          <w:tab w:val="num" w:pos="720"/>
+        </w:tabs>
+        <w:ind w:left="720" w:hanging="360"/>
+      </w:pPr>
+      <w:rPr>
+        <w:rFonts w:ascii="Symbol" w:hAnsi="Symbol" w:hint="default"/>
+        <w:sz w:val="20"/>
+      </w:rPr>
+    </w:lvl>
+    <w:lvl w:ilvl="1" w:tentative="1">
+      <w:start w:val="1"/>
+      <w:numFmt w:val="bullet"/>
+      <w:lvlText w:val="o"/>
+      <w:lvlJc w:val="left"/>
+      <w:pPr>
+        <w:tabs>
+          <w:tab w:val="num" w:pos="1440"/>
+        </w:tabs>
+        <w:ind w:left="1440" w:hanging="360"/>
+      </w:pPr>
+      <w:rPr>
+        <w:rFonts w:ascii="Courier New" w:hAnsi="Courier New" w:hint="default"/>
+        <w:sz w:val="20"/>
+      </w:rPr>
+    </w:lvl>
+    <w:lvl w:ilvl="2" w:tentative="1">
+      <w:start w:val="1"/>
+      <w:numFmt w:val="bullet"/>
+      <w:lvlText w:val=""/>
+      <w:lvlJc w:val="left"/>
+      <w:pPr>
+        <w:tabs>
+          <w:tab w:val="num" w:pos="2160"/>
+        </w:tabs>
+        <w:ind w:left="2160" w:hanging="360"/>
+      </w:pPr>
+      <w:rPr>
+        <w:rFonts w:ascii="Wingdings" w:hAnsi="Wingdings" w:hint="default"/>
+        <w:sz w:val="20"/>
+      </w:rPr>
+    </w:lvl>
+    <w:lvl w:ilvl="3" w:tentative="1">
+      <w:start w:val="1"/>
+      <w:numFmt w:val="bullet"/>
+      <w:lvlText w:val=""/>
+      <w:lvlJc w:val="left"/>
+      <w:pPr>
+        <w:tabs>
+          <w:tab w:val="num" w:pos="2880"/>
+        </w:tabs>
+        <w:ind w:left="2880" w:hanging="360"/>
+      </w:pPr>
+      <w:rPr>
+        <w:rFonts w:ascii="Wingdings" w:hAnsi="Wingdings" w:hint="default"/>
+        <w:sz w:val="20"/>
+      </w:rPr>
+    </w:lvl>
+    <w:lvl w:ilvl="4" w:tentative="1">
+      <w:start w:val="1"/>
+      <w:numFmt w:val="bullet"/>
+      <w:lvlText w:val=""/>
+      <w:lvlJc w:val="left"/>
+      <w:pPr>
+        <w:tabs>
+          <w:tab w:val="num" w:pos="3600"/>
+        </w:tabs>
+        <w:ind w:left="3600" w:hanging="360"/>
+      </w:pPr>
+      <w:rPr>
+        <w:rFonts w:ascii="Wingdings" w:hAnsi="Wingdings" w:hint="default"/>
+        <w:sz w:val="20"/>
+      </w:rPr>
+    </w:lvl>
+    <w:lvl w:ilvl="5" w:tentative="1">
+      <w:start w:val="1"/>
+      <w:numFmt w:val="bullet"/>
+      <w:lvlText w:val=""/>
+      <w:lvlJc w:val="left"/>
+      <w:pPr>
+        <w:tabs>
+          <w:tab w:val="num" w:pos="4320"/>
+        </w:tabs>
+        <w:ind w:left="4320" w:hanging="360"/>
+      </w:pPr>
+      <w:rPr>
+        <w:rFonts w:ascii="Wingdings" w:hAnsi="Wingdings" w:hint="default"/>
+        <w:sz w:val="20"/>
+      </w:rPr>
+    </w:lvl>
+    <w:lvl w:ilvl="6" w:tentative="1">
+      <w:start w:val="1"/>
+      <w:numFmt w:val="bullet"/>
+      <w:lvlText w:val=""/>
+      <w:lvlJc w:val="left"/>
+      <w:pPr>
+        <w:tabs>
+          <w:tab w:val="num" w:pos="5040"/>
+        </w:tabs>
+        <w:ind w:left="5040" w:hanging="360"/>
+      </w:pPr>
+      <w:rPr>
+        <w:rFonts w:ascii="Wingdings" w:hAnsi="Wingdings" w:hint="default"/>
+        <w:sz w:val="20"/>
+      </w:rPr>
+    </w:lvl>
+    <w:lvl w:ilvl="7" w:tentative="1">
+      <w:start w:val="1"/>
+      <w:numFmt w:val="bullet"/>
+      <w:lvlText w:val=""/>
+      <w:lvlJc w:val="left"/>
+      <w:pPr>
+        <w:tabs>
+          <w:tab w:val="num" w:pos="5760"/>
+        </w:tabs>
+        <w:ind w:left="5760" w:hanging="360"/>
+      </w:pPr>
+      <w:rPr>
+        <w:rFonts w:ascii="Wingdings" w:hAnsi="Wingdings" w:hint="default"/>
+        <w:sz w:val="20"/>
+      </w:rPr>
+    </w:lvl>
+    <w:lvl w:ilvl="8" w:tentative="1">
+      <w:start w:val="1"/>
+      <w:numFmt w:val="bullet"/>
+      <w:lvlText w:val=""/>
+      <w:lvlJc w:val="left"/>
+      <w:pPr>
+        <w:tabs>
+          <w:tab w:val="num" w:pos="6480"/>
+        </w:tabs>
+        <w:ind w:left="6480" w:hanging="360"/>
+      </w:pPr>
+      <w:rPr>
+        <w:rFonts w:ascii="Wingdings" w:hAnsi="Wingdings" w:hint="default"/>
+        <w:sz w:val="20"/>
+      </w:rPr>
+    </w:lvl>
+  </w:abstractNum>
   <w:num w:numId="1" w16cid:durableId="1818302095">
+    <w:abstractNumId w:val="6"/>
+  </w:num>
+  <w:num w:numId="2" w16cid:durableId="1568876322">
+    <w:abstractNumId w:val="8"/>
+  </w:num>
+  <w:num w:numId="3" w16cid:durableId="245575210">
+    <w:abstractNumId w:val="28"/>
+  </w:num>
+  <w:num w:numId="4" w16cid:durableId="1933010283">
+    <w:abstractNumId w:val="10"/>
+  </w:num>
+  <w:num w:numId="5" w16cid:durableId="695077971">
     <w:abstractNumId w:val="2"/>
   </w:num>
-  <w:num w:numId="2" w16cid:durableId="1568876322">
-    <w:abstractNumId w:val="3"/>
+  <w:num w:numId="6" w16cid:durableId="261035078">
+    <w:abstractNumId w:val="27"/>
   </w:num>
-  <w:num w:numId="3" w16cid:durableId="245575210">
+  <w:num w:numId="7" w16cid:durableId="2031056638">
+    <w:abstractNumId w:val="24"/>
+  </w:num>
+  <w:num w:numId="8" w16cid:durableId="76830186">
+    <w:abstractNumId w:val="19"/>
+  </w:num>
+  <w:num w:numId="9" w16cid:durableId="1405376819">
+    <w:abstractNumId w:val="12"/>
+  </w:num>
+  <w:num w:numId="10" w16cid:durableId="497234016">
+    <w:abstractNumId w:val="13"/>
+  </w:num>
+  <w:num w:numId="11" w16cid:durableId="570506683">
+    <w:abstractNumId w:val="1"/>
+  </w:num>
+  <w:num w:numId="12" w16cid:durableId="1779368479">
+    <w:abstractNumId w:val="26"/>
+  </w:num>
+  <w:num w:numId="13" w16cid:durableId="1008337990">
+    <w:abstractNumId w:val="15"/>
+  </w:num>
+  <w:num w:numId="14" w16cid:durableId="260603175">
+    <w:abstractNumId w:val="7"/>
+  </w:num>
+  <w:num w:numId="15" w16cid:durableId="118037797">
+    <w:abstractNumId w:val="5"/>
+  </w:num>
+  <w:num w:numId="16" w16cid:durableId="276763691">
+    <w:abstractNumId w:val="18"/>
+  </w:num>
+  <w:num w:numId="17" w16cid:durableId="558177720">
+    <w:abstractNumId w:val="29"/>
+  </w:num>
+  <w:num w:numId="18" w16cid:durableId="1540780422">
+    <w:abstractNumId w:val="22"/>
+  </w:num>
+  <w:num w:numId="19" w16cid:durableId="907225557">
+    <w:abstractNumId w:val="32"/>
+  </w:num>
+  <w:num w:numId="20" w16cid:durableId="1236167411">
+    <w:abstractNumId w:val="4"/>
+  </w:num>
+  <w:num w:numId="21" w16cid:durableId="816921802">
+    <w:abstractNumId w:val="14"/>
+  </w:num>
+  <w:num w:numId="22" w16cid:durableId="2036885872">
+    <w:abstractNumId w:val="20"/>
+  </w:num>
+  <w:num w:numId="23" w16cid:durableId="1396203486">
     <w:abstractNumId w:val="11"/>
   </w:num>
-  <w:num w:numId="4" w16cid:durableId="1933010283">
-    <w:abstractNumId w:val="4"/>
-  </w:num>
-  <w:num w:numId="5" w16cid:durableId="695077971">
-    <w:abstractNumId w:val="1"/>
-  </w:num>
-  <w:num w:numId="6" w16cid:durableId="261035078">
-    <w:abstractNumId w:val="10"/>
-  </w:num>
-  <w:num w:numId="7" w16cid:durableId="2031056638">
-    <w:abstractNumId w:val="8"/>
-  </w:num>
-  <w:num w:numId="8" w16cid:durableId="76830186">
-    <w:abstractNumId w:val="7"/>
-  </w:num>
-  <w:num w:numId="9" w16cid:durableId="1405376819">
-    <w:abstractNumId w:val="5"/>
-  </w:num>
-  <w:num w:numId="10" w16cid:durableId="497234016">
-    <w:abstractNumId w:val="6"/>
-  </w:num>
-  <w:num w:numId="11" w16cid:durableId="570506683">
+  <w:num w:numId="24" w16cid:durableId="1341201648">
     <w:abstractNumId w:val="0"/>
   </w:num>
-  <w:num w:numId="12" w16cid:durableId="1779368479">
+  <w:num w:numId="25" w16cid:durableId="682754083">
+    <w:abstractNumId w:val="21"/>
+  </w:num>
+  <w:num w:numId="26" w16cid:durableId="1531720081">
+    <w:abstractNumId w:val="31"/>
+  </w:num>
+  <w:num w:numId="27" w16cid:durableId="1573352451">
+    <w:abstractNumId w:val="17"/>
+  </w:num>
+  <w:num w:numId="28" w16cid:durableId="1674184189">
+    <w:abstractNumId w:val="25"/>
+  </w:num>
+  <w:num w:numId="29" w16cid:durableId="1494107539">
+    <w:abstractNumId w:val="23"/>
+  </w:num>
+  <w:num w:numId="30" w16cid:durableId="1512917039">
+    <w:abstractNumId w:val="16"/>
+  </w:num>
+  <w:num w:numId="31" w16cid:durableId="1657610279">
+    <w:abstractNumId w:val="30"/>
+  </w:num>
+  <w:num w:numId="32" w16cid:durableId="1262639093">
     <w:abstractNumId w:val="9"/>
+  </w:num>
+  <w:num w:numId="33" w16cid:durableId="455876296">
+    <w:abstractNumId w:val="3"/>
   </w:num>
 </w:numbering>
 </file>
@@ -3597,7 +8629,6 @@
   <w:style w:type="character" w:default="1" w:styleId="DefaultParagraphFont">
     <w:name w:val="Default Paragraph Font"/>
     <w:uiPriority w:val="1"/>
-    <w:semiHidden/>
     <w:unhideWhenUsed/>
   </w:style>
   <w:style w:type="table" w:default="1" w:styleId="TableNormal">

--- a/Roadmap.docx
+++ b/Roadmap.docx
@@ -1176,11 +1176,13 @@
         </w:numPr>
         <w:rPr>
           <w:rFonts w:cs="Segoe UI Emoji"/>
-        </w:rPr>
-      </w:pPr>
-      <w:r>
-        <w:rPr>
-          <w:rFonts w:cs="Segoe UI Emoji"/>
+          <w:highlight w:val="yellow"/>
+        </w:rPr>
+      </w:pPr>
+      <w:r>
+        <w:rPr>
+          <w:rFonts w:cs="Segoe UI Emoji"/>
+          <w:highlight w:val="yellow"/>
         </w:rPr>
         <w:t xml:space="preserve">First Bad Version </w:t>
       </w:r>
@@ -1193,11 +1195,13 @@
         </w:numPr>
         <w:rPr>
           <w:rFonts w:cs="Segoe UI Emoji"/>
-        </w:rPr>
-      </w:pPr>
-      <w:r>
-        <w:rPr>
-          <w:rFonts w:cs="Segoe UI Emoji"/>
+          <w:highlight w:val="yellow"/>
+        </w:rPr>
+      </w:pPr>
+      <w:r>
+        <w:rPr>
+          <w:rFonts w:cs="Segoe UI Emoji"/>
+          <w:highlight w:val="yellow"/>
         </w:rPr>
         <w:t xml:space="preserve">Guess Number Higher or Lower </w:t>
       </w:r>
@@ -1210,11 +1214,13 @@
         </w:numPr>
         <w:rPr>
           <w:rFonts w:cs="Segoe UI Emoji"/>
-        </w:rPr>
-      </w:pPr>
-      <w:r>
-        <w:rPr>
-          <w:rFonts w:cs="Segoe UI Emoji"/>
+          <w:highlight w:val="yellow"/>
+        </w:rPr>
+      </w:pPr>
+      <w:r>
+        <w:rPr>
+          <w:rFonts w:cs="Segoe UI Emoji"/>
+          <w:highlight w:val="yellow"/>
         </w:rPr>
         <w:t xml:space="preserve">Search in Rotated Sorted Array (medium) </w:t>
       </w:r>
@@ -1227,11 +1233,13 @@
         </w:numPr>
         <w:rPr>
           <w:rFonts w:cs="Segoe UI Emoji"/>
-        </w:rPr>
-      </w:pPr>
-      <w:r>
-        <w:rPr>
-          <w:rFonts w:cs="Segoe UI Emoji"/>
+          <w:highlight w:val="yellow"/>
+        </w:rPr>
+      </w:pPr>
+      <w:r>
+        <w:rPr>
+          <w:rFonts w:cs="Segoe UI Emoji"/>
+          <w:highlight w:val="yellow"/>
         </w:rPr>
         <w:t xml:space="preserve">Find Peak Element </w:t>
       </w:r>
@@ -1393,7 +1401,7 @@
           <w:rFonts w:cs="Segoe UI Emoji"/>
         </w:rPr>
         <w:pict w14:anchorId="0201DD96">
-          <v:rect id="_x0000_i1067" style="width:0;height:1.5pt" o:hralign="center" o:hrstd="t" o:hr="t" fillcolor="#a0a0a0" stroked="f"/>
+          <v:rect id="_x0000_i1031" style="width:0;height:1.5pt" o:hralign="center" o:hrstd="t" o:hr="t" fillcolor="#a0a0a0" stroked="f"/>
         </w:pict>
       </w:r>
     </w:p>
@@ -1524,21 +1532,7 @@
         <w:rPr>
           <w:rFonts w:cs="Segoe UI Emoji"/>
         </w:rPr>
-        <w:t xml:space="preserve">Remove Nth Node </w:t>
-      </w:r>
-      <w:proofErr w:type="gramStart"/>
-      <w:r>
-        <w:rPr>
-          <w:rFonts w:cs="Segoe UI Emoji"/>
-        </w:rPr>
-        <w:t>From</w:t>
-      </w:r>
-      <w:proofErr w:type="gramEnd"/>
-      <w:r>
-        <w:rPr>
-          <w:rFonts w:cs="Segoe UI Emoji"/>
-        </w:rPr>
-        <w:t xml:space="preserve"> End (medium) </w:t>
+        <w:t xml:space="preserve">Remove Nth Node From End (medium) </w:t>
       </w:r>
     </w:p>
     <w:p>
@@ -1663,7 +1657,7 @@
           <w:rFonts w:cs="Segoe UI Emoji"/>
         </w:rPr>
         <w:pict w14:anchorId="1C9E715A">
-          <v:rect id="_x0000_i1068" style="width:0;height:1.5pt" o:hralign="center" o:hrstd="t" o:hr="t" fillcolor="#a0a0a0" stroked="f"/>
+          <v:rect id="_x0000_i1032" style="width:0;height:1.5pt" o:hralign="center" o:hrstd="t" o:hr="t" fillcolor="#a0a0a0" stroked="f"/>
         </w:pict>
       </w:r>
     </w:p>
@@ -1954,7 +1948,7 @@
           <w:rFonts w:cs="Segoe UI Emoji"/>
         </w:rPr>
         <w:pict w14:anchorId="056F4379">
-          <v:rect id="_x0000_i1069" style="width:0;height:1.5pt" o:hralign="center" o:hrstd="t" o:hr="t" fillcolor="#a0a0a0" stroked="f"/>
+          <v:rect id="_x0000_i1033" style="width:0;height:1.5pt" o:hralign="center" o:hrstd="t" o:hr="t" fillcolor="#a0a0a0" stroked="f"/>
         </w:pict>
       </w:r>
     </w:p>
@@ -2210,7 +2204,7 @@
           <w:rFonts w:cs="Segoe UI Emoji"/>
         </w:rPr>
         <w:pict w14:anchorId="187C1ECC">
-          <v:rect id="_x0000_i1070" style="width:0;height:1.5pt" o:hralign="center" o:hrstd="t" o:hr="t" fillcolor="#a0a0a0" stroked="f"/>
+          <v:rect id="_x0000_i1034" style="width:0;height:1.5pt" o:hralign="center" o:hrstd="t" o:hr="t" fillcolor="#a0a0a0" stroked="f"/>
         </w:pict>
       </w:r>
     </w:p>
@@ -2450,7 +2444,7 @@
           <w:rFonts w:cs="Segoe UI Emoji"/>
         </w:rPr>
         <w:pict w14:anchorId="6CB64788">
-          <v:rect id="_x0000_i1071" style="width:0;height:1.5pt" o:hralign="center" o:hrstd="t" o:hr="t" fillcolor="#a0a0a0" stroked="f"/>
+          <v:rect id="_x0000_i1035" style="width:0;height:1.5pt" o:hralign="center" o:hrstd="t" o:hr="t" fillcolor="#a0a0a0" stroked="f"/>
         </w:pict>
       </w:r>
     </w:p>
@@ -2741,7 +2735,7 @@
           <w:rFonts w:cs="Segoe UI Emoji"/>
         </w:rPr>
         <w:pict w14:anchorId="27E31AED">
-          <v:rect id="_x0000_i1072" style="width:0;height:1.5pt" o:hralign="center" o:hrstd="t" o:hr="t" fillcolor="#a0a0a0" stroked="f"/>
+          <v:rect id="_x0000_i1036" style="width:0;height:1.5pt" o:hralign="center" o:hrstd="t" o:hr="t" fillcolor="#a0a0a0" stroked="f"/>
         </w:pict>
       </w:r>
     </w:p>
@@ -2898,19 +2892,11 @@
           <w:rFonts w:cs="Segoe UI Emoji"/>
         </w:rPr>
       </w:pPr>
-      <w:proofErr w:type="spellStart"/>
-      <w:r>
-        <w:rPr>
-          <w:rFonts w:cs="Segoe UI Emoji"/>
-        </w:rPr>
-        <w:t>Memoization</w:t>
-      </w:r>
-      <w:proofErr w:type="spellEnd"/>
-      <w:r>
-        <w:rPr>
-          <w:rFonts w:cs="Segoe UI Emoji"/>
-        </w:rPr>
-        <w:t xml:space="preserve"> </w:t>
+      <w:r>
+        <w:rPr>
+          <w:rFonts w:cs="Segoe UI Emoji"/>
+        </w:rPr>
+        <w:t xml:space="preserve">Memoization </w:t>
       </w:r>
     </w:p>
     <w:p>

--- a/Roadmap.docx
+++ b/Roadmap.docx
@@ -1252,11 +1252,13 @@
         </w:numPr>
         <w:rPr>
           <w:rFonts w:cs="Segoe UI Emoji"/>
-        </w:rPr>
-      </w:pPr>
-      <w:r>
-        <w:rPr>
-          <w:rFonts w:cs="Segoe UI Emoji"/>
+          <w:highlight w:val="yellow"/>
+        </w:rPr>
+      </w:pPr>
+      <w:r>
+        <w:rPr>
+          <w:rFonts w:cs="Segoe UI Emoji"/>
+          <w:highlight w:val="yellow"/>
         </w:rPr>
         <w:t xml:space="preserve">Koko Eating Bananas (medium) </w:t>
       </w:r>
@@ -1458,11 +1460,13 @@
         </w:numPr>
         <w:rPr>
           <w:rFonts w:cs="Segoe UI Emoji"/>
-        </w:rPr>
-      </w:pPr>
-      <w:r>
-        <w:rPr>
-          <w:rFonts w:cs="Segoe UI Emoji"/>
+          <w:highlight w:val="yellow"/>
+        </w:rPr>
+      </w:pPr>
+      <w:r>
+        <w:rPr>
+          <w:rFonts w:cs="Segoe UI Emoji"/>
+          <w:highlight w:val="yellow"/>
         </w:rPr>
         <w:t xml:space="preserve">Linked List Cycle </w:t>
       </w:r>
@@ -1475,11 +1479,13 @@
         </w:numPr>
         <w:rPr>
           <w:rFonts w:cs="Segoe UI Emoji"/>
-        </w:rPr>
-      </w:pPr>
-      <w:r>
-        <w:rPr>
-          <w:rFonts w:cs="Segoe UI Emoji"/>
+          <w:highlight w:val="yellow"/>
+        </w:rPr>
+      </w:pPr>
+      <w:r>
+        <w:rPr>
+          <w:rFonts w:cs="Segoe UI Emoji"/>
+          <w:highlight w:val="yellow"/>
         </w:rPr>
         <w:t xml:space="preserve">Reverse Linked List </w:t>
       </w:r>
@@ -1492,11 +1498,13 @@
         </w:numPr>
         <w:rPr>
           <w:rFonts w:cs="Segoe UI Emoji"/>
-        </w:rPr>
-      </w:pPr>
-      <w:r>
-        <w:rPr>
-          <w:rFonts w:cs="Segoe UI Emoji"/>
+          <w:highlight w:val="yellow"/>
+        </w:rPr>
+      </w:pPr>
+      <w:r>
+        <w:rPr>
+          <w:rFonts w:cs="Segoe UI Emoji"/>
+          <w:highlight w:val="yellow"/>
         </w:rPr>
         <w:t xml:space="preserve">Middle of the Linked List </w:t>
       </w:r>
@@ -1509,11 +1517,13 @@
         </w:numPr>
         <w:rPr>
           <w:rFonts w:cs="Segoe UI Emoji"/>
-        </w:rPr>
-      </w:pPr>
-      <w:r>
-        <w:rPr>
-          <w:rFonts w:cs="Segoe UI Emoji"/>
+          <w:highlight w:val="yellow"/>
+        </w:rPr>
+      </w:pPr>
+      <w:r>
+        <w:rPr>
+          <w:rFonts w:cs="Segoe UI Emoji"/>
+          <w:highlight w:val="yellow"/>
         </w:rPr>
         <w:t xml:space="preserve">Merge Two Sorted Lists </w:t>
       </w:r>

--- a/Roadmap.docx
+++ b/Roadmap.docx
@@ -1536,11 +1536,13 @@
         </w:numPr>
         <w:rPr>
           <w:rFonts w:cs="Segoe UI Emoji"/>
-        </w:rPr>
-      </w:pPr>
-      <w:r>
-        <w:rPr>
-          <w:rFonts w:cs="Segoe UI Emoji"/>
+          <w:highlight w:val="yellow"/>
+        </w:rPr>
+      </w:pPr>
+      <w:r>
+        <w:rPr>
+          <w:rFonts w:cs="Segoe UI Emoji"/>
+          <w:highlight w:val="yellow"/>
         </w:rPr>
         <w:t xml:space="preserve">Remove Nth Node From End (medium) </w:t>
       </w:r>
@@ -1724,11 +1726,13 @@
         </w:numPr>
         <w:rPr>
           <w:rFonts w:cs="Segoe UI Emoji"/>
-        </w:rPr>
-      </w:pPr>
-      <w:r>
-        <w:rPr>
-          <w:rFonts w:cs="Segoe UI Emoji"/>
+          <w:highlight w:val="yellow"/>
+        </w:rPr>
+      </w:pPr>
+      <w:r>
+        <w:rPr>
+          <w:rFonts w:cs="Segoe UI Emoji"/>
+          <w:highlight w:val="yellow"/>
         </w:rPr>
         <w:t xml:space="preserve">Maximum Depth of Binary Tree </w:t>
       </w:r>
@@ -1741,11 +1745,13 @@
         </w:numPr>
         <w:rPr>
           <w:rFonts w:cs="Segoe UI Emoji"/>
-        </w:rPr>
-      </w:pPr>
-      <w:r>
-        <w:rPr>
-          <w:rFonts w:cs="Segoe UI Emoji"/>
+          <w:highlight w:val="yellow"/>
+        </w:rPr>
+      </w:pPr>
+      <w:r>
+        <w:rPr>
+          <w:rFonts w:cs="Segoe UI Emoji"/>
+          <w:highlight w:val="yellow"/>
         </w:rPr>
         <w:t xml:space="preserve">Invert Binary Tree </w:t>
       </w:r>
@@ -1758,11 +1764,13 @@
         </w:numPr>
         <w:rPr>
           <w:rFonts w:cs="Segoe UI Emoji"/>
-        </w:rPr>
-      </w:pPr>
-      <w:r>
-        <w:rPr>
-          <w:rFonts w:cs="Segoe UI Emoji"/>
+          <w:highlight w:val="yellow"/>
+        </w:rPr>
+      </w:pPr>
+      <w:r>
+        <w:rPr>
+          <w:rFonts w:cs="Segoe UI Emoji"/>
+          <w:highlight w:val="yellow"/>
         </w:rPr>
         <w:t xml:space="preserve">Same Tree </w:t>
       </w:r>

--- a/Roadmap.docx
+++ b/Roadmap.docx
@@ -1783,11 +1783,13 @@
         </w:numPr>
         <w:rPr>
           <w:rFonts w:cs="Segoe UI Emoji"/>
-        </w:rPr>
-      </w:pPr>
-      <w:r>
-        <w:rPr>
-          <w:rFonts w:cs="Segoe UI Emoji"/>
+          <w:highlight w:val="yellow"/>
+        </w:rPr>
+      </w:pPr>
+      <w:r>
+        <w:rPr>
+          <w:rFonts w:cs="Segoe UI Emoji"/>
+          <w:highlight w:val="yellow"/>
         </w:rPr>
         <w:t xml:space="preserve">Symmetric Tree </w:t>
       </w:r>

--- a/Roadmap.docx
+++ b/Roadmap.docx
@@ -1802,11 +1802,13 @@
         </w:numPr>
         <w:rPr>
           <w:rFonts w:cs="Segoe UI Emoji"/>
-        </w:rPr>
-      </w:pPr>
-      <w:r>
-        <w:rPr>
-          <w:rFonts w:cs="Segoe UI Emoji"/>
+          <w:highlight w:val="yellow"/>
+        </w:rPr>
+      </w:pPr>
+      <w:r>
+        <w:rPr>
+          <w:rFonts w:cs="Segoe UI Emoji"/>
+          <w:highlight w:val="yellow"/>
         </w:rPr>
         <w:lastRenderedPageBreak/>
         <w:t xml:space="preserve">Path Sum </w:t>
@@ -1820,11 +1822,13 @@
         </w:numPr>
         <w:rPr>
           <w:rFonts w:cs="Segoe UI Emoji"/>
-        </w:rPr>
-      </w:pPr>
-      <w:r>
-        <w:rPr>
-          <w:rFonts w:cs="Segoe UI Emoji"/>
+          <w:highlight w:val="yellow"/>
+        </w:rPr>
+      </w:pPr>
+      <w:r>
+        <w:rPr>
+          <w:rFonts w:cs="Segoe UI Emoji"/>
+          <w:highlight w:val="yellow"/>
         </w:rPr>
         <w:t xml:space="preserve">Binary Tree Level Order Traversal (medium) </w:t>
       </w:r>
@@ -2025,11 +2029,13 @@
         </w:numPr>
         <w:rPr>
           <w:rFonts w:cs="Segoe UI Emoji"/>
-        </w:rPr>
-      </w:pPr>
-      <w:r>
-        <w:rPr>
-          <w:rFonts w:cs="Segoe UI Emoji"/>
+          <w:highlight w:val="yellow"/>
+        </w:rPr>
+      </w:pPr>
+      <w:r>
+        <w:rPr>
+          <w:rFonts w:cs="Segoe UI Emoji"/>
+          <w:highlight w:val="yellow"/>
         </w:rPr>
         <w:t xml:space="preserve">Kth Largest Element </w:t>
       </w:r>
@@ -2042,11 +2048,13 @@
         </w:numPr>
         <w:rPr>
           <w:rFonts w:cs="Segoe UI Emoji"/>
-        </w:rPr>
-      </w:pPr>
-      <w:r>
-        <w:rPr>
-          <w:rFonts w:cs="Segoe UI Emoji"/>
+          <w:highlight w:val="yellow"/>
+        </w:rPr>
+      </w:pPr>
+      <w:r>
+        <w:rPr>
+          <w:rFonts w:cs="Segoe UI Emoji"/>
+          <w:highlight w:val="yellow"/>
         </w:rPr>
         <w:t xml:space="preserve">Last Stone Weight </w:t>
       </w:r>
@@ -2059,11 +2067,13 @@
         </w:numPr>
         <w:rPr>
           <w:rFonts w:cs="Segoe UI Emoji"/>
-        </w:rPr>
-      </w:pPr>
-      <w:r>
-        <w:rPr>
-          <w:rFonts w:cs="Segoe UI Emoji"/>
+          <w:highlight w:val="yellow"/>
+        </w:rPr>
+      </w:pPr>
+      <w:r>
+        <w:rPr>
+          <w:rFonts w:cs="Segoe UI Emoji"/>
+          <w:highlight w:val="yellow"/>
         </w:rPr>
         <w:t xml:space="preserve">Top K Frequent Elements </w:t>
       </w:r>
@@ -2076,13 +2086,29 @@
         </w:numPr>
         <w:rPr>
           <w:rFonts w:cs="Segoe UI Emoji"/>
-        </w:rPr>
-      </w:pPr>
-      <w:r>
-        <w:rPr>
-          <w:rFonts w:cs="Segoe UI Emoji"/>
-        </w:rPr>
-        <w:t xml:space="preserve">Merge K Sorted Lists (medium) </w:t>
+          <w:highlight w:val="yellow"/>
+        </w:rPr>
+      </w:pPr>
+      <w:r>
+        <w:rPr>
+          <w:rFonts w:cs="Segoe UI Emoji"/>
+          <w:highlight w:val="yellow"/>
+        </w:rPr>
+        <w:t>Merge K Sorted Lists (</w:t>
+      </w:r>
+      <w:r>
+        <w:rPr>
+          <w:rFonts w:cs="Segoe UI Emoji"/>
+          <w:highlight w:val="yellow"/>
+        </w:rPr>
+        <w:t>hard</w:t>
+      </w:r>
+      <w:r>
+        <w:rPr>
+          <w:rFonts w:cs="Segoe UI Emoji"/>
+          <w:highlight w:val="yellow"/>
+        </w:rPr>
+        <w:t xml:space="preserve">) </w:t>
       </w:r>
     </w:p>
     <w:p>

--- a/Roadmap.docx
+++ b/Roadmap.docx
@@ -2308,11 +2308,13 @@
         </w:numPr>
         <w:rPr>
           <w:rFonts w:cs="Segoe UI Emoji"/>
-        </w:rPr>
-      </w:pPr>
-      <w:r>
-        <w:rPr>
-          <w:rFonts w:cs="Segoe UI Emoji"/>
+          <w:highlight w:val="yellow"/>
+        </w:rPr>
+      </w:pPr>
+      <w:r>
+        <w:rPr>
+          <w:rFonts w:cs="Segoe UI Emoji"/>
+          <w:highlight w:val="yellow"/>
         </w:rPr>
         <w:t xml:space="preserve">Fibonacci (recursive) </w:t>
       </w:r>
@@ -2325,11 +2327,13 @@
         </w:numPr>
         <w:rPr>
           <w:rFonts w:cs="Segoe UI Emoji"/>
-        </w:rPr>
-      </w:pPr>
-      <w:r>
-        <w:rPr>
-          <w:rFonts w:cs="Segoe UI Emoji"/>
+          <w:highlight w:val="yellow"/>
+        </w:rPr>
+      </w:pPr>
+      <w:r>
+        <w:rPr>
+          <w:rFonts w:cs="Segoe UI Emoji"/>
+          <w:highlight w:val="yellow"/>
         </w:rPr>
         <w:t xml:space="preserve">Subsets </w:t>
       </w:r>
@@ -2383,6 +2387,29 @@
           <w:rFonts w:cs="Segoe UI Emoji"/>
         </w:rPr>
         <w:t xml:space="preserve">Generate Parentheses </w:t>
+      </w:r>
+    </w:p>
+    <w:p>
+      <w:pPr>
+        <w:numPr>
+          <w:ilvl w:val="0"/>
+          <w:numId w:val="25"/>
+        </w:numPr>
+        <w:rPr>
+          <w:rFonts w:cs="Segoe UI Emoji"/>
+        </w:rPr>
+      </w:pPr>
+      <w:r>
+        <w:rPr>
+          <w:rFonts w:cs="Segoe UI Emoji"/>
+        </w:rPr>
+        <w:t>N-Queens</w:t>
+      </w:r>
+      <w:r>
+        <w:rPr>
+          <w:rFonts w:cs="Segoe UI Emoji"/>
+        </w:rPr>
+        <w:t xml:space="preserve"> (Try)</w:t>
       </w:r>
     </w:p>
     <w:p>
@@ -2749,6 +2776,7 @@
         <w:rPr>
           <w:rFonts w:cs="Segoe UI Emoji"/>
         </w:rPr>
+        <w:lastRenderedPageBreak/>
         <w:t xml:space="preserve">Social networks </w:t>
       </w:r>
     </w:p>
@@ -2766,7 +2794,6 @@
         <w:rPr>
           <w:rFonts w:cs="Segoe UI Emoji"/>
         </w:rPr>
-        <w:lastRenderedPageBreak/>
         <w:t xml:space="preserve">ML graph models later </w:t>
       </w:r>
     </w:p>

--- a/Roadmap.docx
+++ b/Roadmap.docx
@@ -2346,11 +2346,13 @@
         </w:numPr>
         <w:rPr>
           <w:rFonts w:cs="Segoe UI Emoji"/>
-        </w:rPr>
-      </w:pPr>
-      <w:r>
-        <w:rPr>
-          <w:rFonts w:cs="Segoe UI Emoji"/>
+          <w:highlight w:val="yellow"/>
+        </w:rPr>
+      </w:pPr>
+      <w:r>
+        <w:rPr>
+          <w:rFonts w:cs="Segoe UI Emoji"/>
+          <w:highlight w:val="yellow"/>
         </w:rPr>
         <w:t xml:space="preserve">Permutations </w:t>
       </w:r>
@@ -2409,7 +2411,19 @@
         <w:rPr>
           <w:rFonts w:cs="Segoe UI Emoji"/>
         </w:rPr>
-        <w:t xml:space="preserve"> (Try)</w:t>
+        <w:t xml:space="preserve"> (</w:t>
+      </w:r>
+      <w:r>
+        <w:rPr>
+          <w:rFonts w:cs="Segoe UI Emoji"/>
+        </w:rPr>
+        <w:t>Next time</w:t>
+      </w:r>
+      <w:r>
+        <w:rPr>
+          <w:rFonts w:cs="Segoe UI Emoji"/>
+        </w:rPr>
+        <w:t>)</w:t>
       </w:r>
     </w:p>
     <w:p>

--- a/Roadmap.docx
+++ b/Roadmap.docx
@@ -2365,11 +2365,13 @@
         </w:numPr>
         <w:rPr>
           <w:rFonts w:cs="Segoe UI Emoji"/>
-        </w:rPr>
-      </w:pPr>
-      <w:r>
-        <w:rPr>
-          <w:rFonts w:cs="Segoe UI Emoji"/>
+          <w:highlight w:val="yellow"/>
+        </w:rPr>
+      </w:pPr>
+      <w:r>
+        <w:rPr>
+          <w:rFonts w:cs="Segoe UI Emoji"/>
+          <w:highlight w:val="yellow"/>
         </w:rPr>
         <w:t xml:space="preserve">Combination Sum </w:t>
       </w:r>
@@ -2382,11 +2384,13 @@
         </w:numPr>
         <w:rPr>
           <w:rFonts w:cs="Segoe UI Emoji"/>
-        </w:rPr>
-      </w:pPr>
-      <w:r>
-        <w:rPr>
-          <w:rFonts w:cs="Segoe UI Emoji"/>
+          <w:highlight w:val="yellow"/>
+        </w:rPr>
+      </w:pPr>
+      <w:r>
+        <w:rPr>
+          <w:rFonts w:cs="Segoe UI Emoji"/>
+          <w:highlight w:val="yellow"/>
         </w:rPr>
         <w:t xml:space="preserve">Generate Parentheses </w:t>
       </w:r>

--- a/Roadmap.docx
+++ b/Roadmap.docx
@@ -2592,6 +2592,25 @@
         </w:numPr>
         <w:rPr>
           <w:rFonts w:cs="Segoe UI Emoji"/>
+          <w:highlight w:val="yellow"/>
+        </w:rPr>
+      </w:pPr>
+      <w:r>
+        <w:rPr>
+          <w:rFonts w:cs="Segoe UI Emoji"/>
+          <w:highlight w:val="yellow"/>
+        </w:rPr>
+        <w:t xml:space="preserve">Flood Fill </w:t>
+      </w:r>
+    </w:p>
+    <w:p>
+      <w:pPr>
+        <w:numPr>
+          <w:ilvl w:val="0"/>
+          <w:numId w:val="28"/>
+        </w:numPr>
+        <w:rPr>
+          <w:rFonts w:cs="Segoe UI Emoji"/>
         </w:rPr>
       </w:pPr>
       <w:r>
@@ -2615,7 +2634,7 @@
         <w:rPr>
           <w:rFonts w:cs="Segoe UI Emoji"/>
         </w:rPr>
-        <w:t xml:space="preserve">Flood Fill </w:t>
+        <w:t xml:space="preserve">Find if Path Exists </w:t>
       </w:r>
     </w:p>
     <w:p>
@@ -2650,23 +2669,6 @@
           <w:rFonts w:cs="Segoe UI Emoji"/>
         </w:rPr>
         <w:t xml:space="preserve">Course Schedule </w:t>
-      </w:r>
-    </w:p>
-    <w:p>
-      <w:pPr>
-        <w:numPr>
-          <w:ilvl w:val="0"/>
-          <w:numId w:val="28"/>
-        </w:numPr>
-        <w:rPr>
-          <w:rFonts w:cs="Segoe UI Emoji"/>
-        </w:rPr>
-      </w:pPr>
-      <w:r>
-        <w:rPr>
-          <w:rFonts w:cs="Segoe UI Emoji"/>
-        </w:rPr>
-        <w:t xml:space="preserve">Find if Path Exists </w:t>
       </w:r>
     </w:p>
     <w:p>
@@ -8706,6 +8708,7 @@
   <w:style w:type="character" w:default="1" w:styleId="DefaultParagraphFont">
     <w:name w:val="Default Paragraph Font"/>
     <w:uiPriority w:val="1"/>
+    <w:semiHidden/>
     <w:unhideWhenUsed/>
   </w:style>
   <w:style w:type="table" w:default="1" w:styleId="TableNormal">

--- a/Roadmap.docx
+++ b/Roadmap.docx
@@ -2611,11 +2611,13 @@
         </w:numPr>
         <w:rPr>
           <w:rFonts w:cs="Segoe UI Emoji"/>
-        </w:rPr>
-      </w:pPr>
-      <w:r>
-        <w:rPr>
-          <w:rFonts w:cs="Segoe UI Emoji"/>
+          <w:highlight w:val="yellow"/>
+        </w:rPr>
+      </w:pPr>
+      <w:r>
+        <w:rPr>
+          <w:rFonts w:cs="Segoe UI Emoji"/>
+          <w:highlight w:val="yellow"/>
         </w:rPr>
         <w:t xml:space="preserve">Number of Islands </w:t>
       </w:r>
@@ -2628,11 +2630,13 @@
         </w:numPr>
         <w:rPr>
           <w:rFonts w:cs="Segoe UI Emoji"/>
-        </w:rPr>
-      </w:pPr>
-      <w:r>
-        <w:rPr>
-          <w:rFonts w:cs="Segoe UI Emoji"/>
+          <w:highlight w:val="yellow"/>
+        </w:rPr>
+      </w:pPr>
+      <w:r>
+        <w:rPr>
+          <w:rFonts w:cs="Segoe UI Emoji"/>
+          <w:highlight w:val="yellow"/>
         </w:rPr>
         <w:t xml:space="preserve">Find if Path Exists </w:t>
       </w:r>

--- a/Roadmap.docx
+++ b/Roadmap.docx
@@ -1,6 +1,6 @@
 
 <file path=word/document.xml><?xml version="1.0" encoding="utf-8"?>
-<w:document xmlns:wpc="http://schemas.microsoft.com/office/word/2010/wordprocessingCanvas" xmlns:cx="http://schemas.microsoft.com/office/drawing/2014/chartex" xmlns:cx1="http://schemas.microsoft.com/office/drawing/2015/9/8/chartex" xmlns:cx2="http://schemas.microsoft.com/office/drawing/2015/10/21/chartex" xmlns:cx3="http://schemas.microsoft.com/office/drawing/2016/5/9/chartex" xmlns:cx4="http://schemas.microsoft.com/office/drawing/2016/5/10/chartex" xmlns:cx5="http://schemas.microsoft.com/office/drawing/2016/5/11/chartex" xmlns:cx6="http://schemas.microsoft.com/office/drawing/2016/5/12/chartex" xmlns:cx7="http://schemas.microsoft.com/office/drawing/2016/5/13/chartex" xmlns:cx8="http://schemas.microsoft.com/office/drawing/2016/5/14/chartex" xmlns:mc="http://schemas.openxmlformats.org/markup-compatibility/2006" xmlns:aink="http://schemas.microsoft.com/office/drawing/2016/ink" xmlns:am3d="http://schemas.microsoft.com/office/drawing/2017/model3d" xmlns:o="urn:schemas-microsoft-com:office:office" xmlns:oel="http://schemas.microsoft.com/office/2019/extlst" xmlns:r="http://schemas.openxmlformats.org/officeDocument/2006/relationships" xmlns:m="http://schemas.openxmlformats.org/officeDocument/2006/math" xmlns:v="urn:schemas-microsoft-com:vml" xmlns:wp14="http://schemas.microsoft.com/office/word/2010/wordprocessingDrawing" xmlns:wp="http://schemas.openxmlformats.org/drawingml/2006/wordprocessingDrawing" xmlns:w10="urn:schemas-microsoft-com:office:word" xmlns:w="http://schemas.openxmlformats.org/wordprocessingml/2006/main" xmlns:w14="http://schemas.microsoft.com/office/word/2010/wordml" xmlns:w15="http://schemas.microsoft.com/office/word/2012/wordml" xmlns:w16cex="http://schemas.microsoft.com/office/word/2018/wordml/cex" xmlns:w16cid="http://schemas.microsoft.com/office/word/2016/wordml/cid" xmlns:w16="http://schemas.microsoft.com/office/word/2018/wordml" xmlns:w16du="http://schemas.microsoft.com/office/word/2023/wordml/word16du" xmlns:w16sdtdh="http://schemas.microsoft.com/office/word/2020/wordml/sdtdatahash" xmlns:w16sdtfl="http://schemas.microsoft.com/office/word/2024/wordml/sdtformatlock" xmlns:w16se="http://schemas.microsoft.com/office/word/2015/wordml/symex" xmlns:wpg="http://schemas.microsoft.com/office/word/2010/wordprocessingGroup" xmlns:wpi="http://schemas.microsoft.com/office/word/2010/wordprocessingInk" xmlns:wne="http://schemas.microsoft.com/office/word/2006/wordml" xmlns:wps="http://schemas.microsoft.com/office/word/2010/wordprocessingShape" mc:Ignorable="w14 w15 w16se w16cid w16 w16cex w16sdtdh w16sdtfl w16du wp14">
+<w:document xmlns:wpc="http://schemas.microsoft.com/office/word/2010/wordprocessingCanvas" xmlns:cx="http://schemas.microsoft.com/office/drawing/2014/chartex" xmlns:cx1="http://schemas.microsoft.com/office/drawing/2015/9/8/chartex" xmlns:cx2="http://schemas.microsoft.com/office/drawing/2015/10/21/chartex" xmlns:cx3="http://schemas.microsoft.com/office/drawing/2016/5/9/chartex" xmlns:cx4="http://schemas.microsoft.com/office/drawing/2016/5/10/chartex" xmlns:cx5="http://schemas.microsoft.com/office/drawing/2016/5/11/chartex" xmlns:cx6="http://schemas.microsoft.com/office/drawing/2016/5/12/chartex" xmlns:cx7="http://schemas.microsoft.com/office/drawing/2016/5/13/chartex" xmlns:cx8="http://schemas.microsoft.com/office/drawing/2016/5/14/chartex" xmlns:mc="http://schemas.openxmlformats.org/markup-compatibility/2006" xmlns:aink="http://schemas.microsoft.com/office/drawing/2016/ink" xmlns:am3d="http://schemas.microsoft.com/office/drawing/2017/model3d" xmlns:o="urn:schemas-microsoft-com:office:office" xmlns:oel="http://schemas.microsoft.com/office/2019/extlst" xmlns:r="http://schemas.openxmlformats.org/officeDocument/2006/relationships" xmlns:m="http://schemas.openxmlformats.org/officeDocument/2006/math" xmlns:v="urn:schemas-microsoft-com:vml" xmlns:wp14="http://schemas.microsoft.com/office/word/2010/wordprocessingDrawing" xmlns:wp="http://schemas.openxmlformats.org/drawingml/2006/wordprocessingDrawing" xmlns:w10="urn:schemas-microsoft-com:office:word" xmlns:w="http://schemas.openxmlformats.org/wordprocessingml/2006/main" xmlns:w14="http://schemas.microsoft.com/office/word/2010/wordml" xmlns:w15="http://schemas.microsoft.com/office/word/2012/wordml" xmlns:w16cei="http://schemas.microsoft.com/office/word/2026/wordml/cei" xmlns:w16cex="http://schemas.microsoft.com/office/word/2018/wordml/cex" xmlns:w16cid="http://schemas.microsoft.com/office/word/2016/wordml/cid" xmlns:w16="http://schemas.microsoft.com/office/word/2018/wordml" xmlns:w16du="http://schemas.microsoft.com/office/word/2023/wordml/word16du" xmlns:w16sdtdh="http://schemas.microsoft.com/office/word/2020/wordml/sdtdatahash" xmlns:w16sdtfl="http://schemas.microsoft.com/office/word/2024/wordml/sdtformatlock" xmlns:w16se="http://schemas.microsoft.com/office/word/2015/wordml/symex" xmlns:wpg="http://schemas.microsoft.com/office/word/2010/wordprocessingGroup" xmlns:wpi="http://schemas.microsoft.com/office/word/2010/wordprocessingInk" xmlns:wne="http://schemas.microsoft.com/office/word/2006/wordml" xmlns:wps="http://schemas.microsoft.com/office/word/2010/wordprocessingShape" mc:Ignorable="w14 w15 w16se w16cid w16 w16cex w16sdtdh w16sdtfl w16du wp14">
   <w:body>
     <w:p>
       <w:pPr>
@@ -2649,11 +2649,13 @@
         </w:numPr>
         <w:rPr>
           <w:rFonts w:cs="Segoe UI Emoji"/>
-        </w:rPr>
-      </w:pPr>
-      <w:r>
-        <w:rPr>
-          <w:rFonts w:cs="Segoe UI Emoji"/>
+          <w:highlight w:val="yellow"/>
+        </w:rPr>
+      </w:pPr>
+      <w:r>
+        <w:rPr>
+          <w:rFonts w:cs="Segoe UI Emoji"/>
+          <w:highlight w:val="yellow"/>
         </w:rPr>
         <w:t xml:space="preserve">Clone Graph </w:t>
       </w:r>
@@ -3089,7 +3091,7 @@
 </file>
 
 <file path=word/numbering.xml><?xml version="1.0" encoding="utf-8"?>
-<w:numbering xmlns:wpc="http://schemas.microsoft.com/office/word/2010/wordprocessingCanvas" xmlns:cx="http://schemas.microsoft.com/office/drawing/2014/chartex" xmlns:cx1="http://schemas.microsoft.com/office/drawing/2015/9/8/chartex" xmlns:cx2="http://schemas.microsoft.com/office/drawing/2015/10/21/chartex" xmlns:cx3="http://schemas.microsoft.com/office/drawing/2016/5/9/chartex" xmlns:cx4="http://schemas.microsoft.com/office/drawing/2016/5/10/chartex" xmlns:cx5="http://schemas.microsoft.com/office/drawing/2016/5/11/chartex" xmlns:cx6="http://schemas.microsoft.com/office/drawing/2016/5/12/chartex" xmlns:cx7="http://schemas.microsoft.com/office/drawing/2016/5/13/chartex" xmlns:cx8="http://schemas.microsoft.com/office/drawing/2016/5/14/chartex" xmlns:mc="http://schemas.openxmlformats.org/markup-compatibility/2006" xmlns:aink="http://schemas.microsoft.com/office/drawing/2016/ink" xmlns:am3d="http://schemas.microsoft.com/office/drawing/2017/model3d" xmlns:o="urn:schemas-microsoft-com:office:office" xmlns:oel="http://schemas.microsoft.com/office/2019/extlst" xmlns:r="http://schemas.openxmlformats.org/officeDocument/2006/relationships" xmlns:m="http://schemas.openxmlformats.org/officeDocument/2006/math" xmlns:v="urn:schemas-microsoft-com:vml" xmlns:wp14="http://schemas.microsoft.com/office/word/2010/wordprocessingDrawing" xmlns:wp="http://schemas.openxmlformats.org/drawingml/2006/wordprocessingDrawing" xmlns:w10="urn:schemas-microsoft-com:office:word" xmlns:w="http://schemas.openxmlformats.org/wordprocessingml/2006/main" xmlns:w14="http://schemas.microsoft.com/office/word/2010/wordml" xmlns:w15="http://schemas.microsoft.com/office/word/2012/wordml" xmlns:w16cex="http://schemas.microsoft.com/office/word/2018/wordml/cex" xmlns:w16cid="http://schemas.microsoft.com/office/word/2016/wordml/cid" xmlns:w16="http://schemas.microsoft.com/office/word/2018/wordml" xmlns:w16du="http://schemas.microsoft.com/office/word/2023/wordml/word16du" xmlns:w16sdtdh="http://schemas.microsoft.com/office/word/2020/wordml/sdtdatahash" xmlns:w16sdtfl="http://schemas.microsoft.com/office/word/2024/wordml/sdtformatlock" xmlns:w16se="http://schemas.microsoft.com/office/word/2015/wordml/symex" xmlns:wpg="http://schemas.microsoft.com/office/word/2010/wordprocessingGroup" xmlns:wpi="http://schemas.microsoft.com/office/word/2010/wordprocessingInk" xmlns:wne="http://schemas.microsoft.com/office/word/2006/wordml" xmlns:wps="http://schemas.microsoft.com/office/word/2010/wordprocessingShape" mc:Ignorable="w14 w15 w16se w16cid w16 w16cex w16sdtdh w16sdtfl w16du wp14">
+<w:numbering xmlns:wpc="http://schemas.microsoft.com/office/word/2010/wordprocessingCanvas" xmlns:cx="http://schemas.microsoft.com/office/drawing/2014/chartex" xmlns:cx1="http://schemas.microsoft.com/office/drawing/2015/9/8/chartex" xmlns:cx2="http://schemas.microsoft.com/office/drawing/2015/10/21/chartex" xmlns:cx3="http://schemas.microsoft.com/office/drawing/2016/5/9/chartex" xmlns:cx4="http://schemas.microsoft.com/office/drawing/2016/5/10/chartex" xmlns:cx5="http://schemas.microsoft.com/office/drawing/2016/5/11/chartex" xmlns:cx6="http://schemas.microsoft.com/office/drawing/2016/5/12/chartex" xmlns:cx7="http://schemas.microsoft.com/office/drawing/2016/5/13/chartex" xmlns:cx8="http://schemas.microsoft.com/office/drawing/2016/5/14/chartex" xmlns:mc="http://schemas.openxmlformats.org/markup-compatibility/2006" xmlns:aink="http://schemas.microsoft.com/office/drawing/2016/ink" xmlns:am3d="http://schemas.microsoft.com/office/drawing/2017/model3d" xmlns:o="urn:schemas-microsoft-com:office:office" xmlns:oel="http://schemas.microsoft.com/office/2019/extlst" xmlns:r="http://schemas.openxmlformats.org/officeDocument/2006/relationships" xmlns:m="http://schemas.openxmlformats.org/officeDocument/2006/math" xmlns:v="urn:schemas-microsoft-com:vml" xmlns:wp14="http://schemas.microsoft.com/office/word/2010/wordprocessingDrawing" xmlns:wp="http://schemas.openxmlformats.org/drawingml/2006/wordprocessingDrawing" xmlns:w10="urn:schemas-microsoft-com:office:word" xmlns:w="http://schemas.openxmlformats.org/wordprocessingml/2006/main" xmlns:w14="http://schemas.microsoft.com/office/word/2010/wordml" xmlns:w15="http://schemas.microsoft.com/office/word/2012/wordml" xmlns:w16cei="http://schemas.microsoft.com/office/word/2026/wordml/cei" xmlns:w16cex="http://schemas.microsoft.com/office/word/2018/wordml/cex" xmlns:w16cid="http://schemas.microsoft.com/office/word/2016/wordml/cid" xmlns:w16="http://schemas.microsoft.com/office/word/2018/wordml" xmlns:w16du="http://schemas.microsoft.com/office/word/2023/wordml/word16du" xmlns:w16sdtdh="http://schemas.microsoft.com/office/word/2020/wordml/sdtdatahash" xmlns:w16sdtfl="http://schemas.microsoft.com/office/word/2024/wordml/sdtformatlock" xmlns:w16se="http://schemas.microsoft.com/office/word/2015/wordml/symex" xmlns:wpg="http://schemas.microsoft.com/office/word/2010/wordprocessingGroup" xmlns:wpi="http://schemas.microsoft.com/office/word/2010/wordprocessingInk" xmlns:wne="http://schemas.microsoft.com/office/word/2006/wordml" xmlns:wps="http://schemas.microsoft.com/office/word/2010/wordprocessingShape" mc:Ignorable="w14 w15 w16se w16cid w16 w16cex w16sdtdh w16sdtfl w16du wp14">
   <w:abstractNum w:abstractNumId="0" w15:restartNumberingAfterBreak="0">
     <w:nsid w:val="03AC12D2"/>
     <w:multiLevelType w:val="multilevel"/>

--- a/Roadmap.docx
+++ b/Roadmap.docx
@@ -2668,11 +2668,13 @@
         </w:numPr>
         <w:rPr>
           <w:rFonts w:cs="Segoe UI Emoji"/>
-        </w:rPr>
-      </w:pPr>
-      <w:r>
-        <w:rPr>
-          <w:rFonts w:cs="Segoe UI Emoji"/>
+          <w:highlight w:val="yellow"/>
+        </w:rPr>
+      </w:pPr>
+      <w:r>
+        <w:rPr>
+          <w:rFonts w:cs="Segoe UI Emoji"/>
+          <w:highlight w:val="yellow"/>
         </w:rPr>
         <w:t xml:space="preserve">Course Schedule </w:t>
       </w:r>
@@ -2891,11 +2893,13 @@
         </w:numPr>
         <w:rPr>
           <w:rFonts w:cs="Segoe UI Emoji"/>
-        </w:rPr>
-      </w:pPr>
-      <w:r>
-        <w:rPr>
-          <w:rFonts w:cs="Segoe UI Emoji"/>
+          <w:highlight w:val="yellow"/>
+        </w:rPr>
+      </w:pPr>
+      <w:r>
+        <w:rPr>
+          <w:rFonts w:cs="Segoe UI Emoji"/>
+          <w:highlight w:val="yellow"/>
         </w:rPr>
         <w:t xml:space="preserve">Climbing Stairs </w:t>
       </w:r>

--- a/Roadmap.docx
+++ b/Roadmap.docx
@@ -2912,11 +2912,13 @@
         </w:numPr>
         <w:rPr>
           <w:rFonts w:cs="Segoe UI Emoji"/>
-        </w:rPr>
-      </w:pPr>
-      <w:r>
-        <w:rPr>
-          <w:rFonts w:cs="Segoe UI Emoji"/>
+          <w:highlight w:val="yellow"/>
+        </w:rPr>
+      </w:pPr>
+      <w:r>
+        <w:rPr>
+          <w:rFonts w:cs="Segoe UI Emoji"/>
+          <w:highlight w:val="yellow"/>
         </w:rPr>
         <w:t xml:space="preserve">House Robber </w:t>
       </w:r>
